--- a/ALDO_MORO_UNA_GUERRA_SENZA_FINE_TRE_NUOVE_FASI.docx
+++ b/ALDO_MORO_UNA_GUERRA_SENZA_FINE_TRE_NUOVE_FASI.docx
@@ -9,7 +9,7 @@
       </w:pPr>
       <w:r>
         <w:rPr>
-          <w:rFonts w:ascii="Times New Roman" w:cs="Times New Roman" w:eastAsia="Times New Roman" w:hAnsi="Times New Roman"/>
+          <w:rFonts w:ascii="Barlow Semi Condensed" w:cs="Barlow Semi Condensed" w:eastAsia="Barlow Semi Condensed" w:hAnsi="Barlow Semi Condensed"/>
           <w:b/>
           <w:bCs/>
           <w:color w:val="1F3864"/>
@@ -50,7 +50,7 @@
       </w:pPr>
       <w:r>
         <w:rPr>
-          <w:rFonts w:ascii="Times New Roman" w:cs="Times New Roman" w:eastAsia="Times New Roman" w:hAnsi="Times New Roman"/>
+          <w:rFonts w:ascii="Barlow Semi Condensed" w:cs="Barlow Semi Condensed" w:eastAsia="Barlow Semi Condensed" w:hAnsi="Barlow Semi Condensed"/>
           <w:sz w:val="24"/>
           <w:szCs w:val="24"/>
         </w:rPr>
@@ -64,7 +64,7 @@
       </w:pPr>
       <w:r>
         <w:rPr>
-          <w:rFonts w:ascii="Times New Roman" w:cs="Times New Roman" w:eastAsia="Times New Roman" w:hAnsi="Times New Roman"/>
+          <w:rFonts w:ascii="Barlow Semi Condensed" w:cs="Barlow Semi Condensed" w:eastAsia="Barlow Semi Condensed" w:hAnsi="Barlow Semi Condensed"/>
           <w:sz w:val="24"/>
           <w:szCs w:val="24"/>
         </w:rPr>
@@ -78,7 +78,7 @@
       </w:pPr>
       <w:r>
         <w:rPr>
-          <w:rFonts w:ascii="Times New Roman" w:cs="Times New Roman" w:eastAsia="Times New Roman" w:hAnsi="Times New Roman"/>
+          <w:rFonts w:ascii="Barlow Semi Condensed" w:cs="Barlow Semi Condensed" w:eastAsia="Barlow Semi Condensed" w:hAnsi="Barlow Semi Condensed"/>
           <w:b/>
           <w:bCs/>
           <w:sz w:val="24"/>
@@ -88,7 +88,7 @@
       </w:r>
       <w:r>
         <w:rPr>
-          <w:rFonts w:ascii="Times New Roman" w:cs="Times New Roman" w:eastAsia="Times New Roman" w:hAnsi="Times New Roman"/>
+          <w:rFonts w:ascii="Barlow Semi Condensed" w:cs="Barlow Semi Condensed" w:eastAsia="Barlow Semi Condensed" w:hAnsi="Barlow Semi Condensed"/>
           <w:sz w:val="24"/>
           <w:szCs w:val="24"/>
         </w:rPr>
@@ -102,7 +102,7 @@
       </w:pPr>
       <w:r>
         <w:rPr>
-          <w:rFonts w:ascii="Times New Roman" w:cs="Times New Roman" w:eastAsia="Times New Roman" w:hAnsi="Times New Roman"/>
+          <w:rFonts w:ascii="Barlow Semi Condensed" w:cs="Barlow Semi Condensed" w:eastAsia="Barlow Semi Condensed" w:hAnsi="Barlow Semi Condensed"/>
           <w:b/>
           <w:bCs/>
           <w:sz w:val="24"/>
@@ -118,7 +118,7 @@
       </w:pPr>
       <w:r>
         <w:rPr>
-          <w:rFonts w:ascii="Times New Roman" w:cs="Times New Roman" w:eastAsia="Times New Roman" w:hAnsi="Times New Roman"/>
+          <w:rFonts w:ascii="Barlow Semi Condensed" w:cs="Barlow Semi Condensed" w:eastAsia="Barlow Semi Condensed" w:hAnsi="Barlow Semi Condensed"/>
           <w:b/>
           <w:bCs/>
           <w:sz w:val="24"/>
@@ -142,7 +142,7 @@
       </w:pPr>
       <w:r>
         <w:rPr>
-          <w:rFonts w:ascii="Times New Roman" w:cs="Times New Roman" w:eastAsia="Times New Roman" w:hAnsi="Times New Roman"/>
+          <w:rFonts w:ascii="Barlow Semi Condensed" w:cs="Barlow Semi Condensed" w:eastAsia="Barlow Semi Condensed" w:hAnsi="Barlow Semi Condensed"/>
           <w:i/>
           <w:iCs/>
           <w:sz w:val="24"/>
@@ -162,7 +162,7 @@
       </w:pPr>
       <w:r>
         <w:rPr>
-          <w:rFonts w:ascii="Times New Roman" w:cs="Times New Roman" w:eastAsia="Times New Roman" w:hAnsi="Times New Roman"/>
+          <w:rFonts w:ascii="Barlow Semi Condensed" w:cs="Barlow Semi Condensed" w:eastAsia="Barlow Semi Condensed" w:hAnsi="Barlow Semi Condensed"/>
           <w:b/>
           <w:bCs/>
           <w:i w:val="false"/>
@@ -174,7 +174,7 @@
       </w:r>
       <w:r>
         <w:rPr>
-          <w:rFonts w:ascii="Times New Roman" w:cs="Times New Roman" w:eastAsia="Times New Roman" w:hAnsi="Times New Roman"/>
+          <w:rFonts w:ascii="Barlow Semi Condensed" w:cs="Barlow Semi Condensed" w:eastAsia="Barlow Semi Condensed" w:hAnsi="Barlow Semi Condensed"/>
           <w:i w:val="false"/>
           <w:iCs w:val="false"/>
           <w:sz w:val="24"/>
@@ -184,7 +184,7 @@
       </w:r>
       <w:r>
         <w:rPr>
-          <w:rFonts w:ascii="Times New Roman" w:cs="Times New Roman" w:eastAsia="Times New Roman" w:hAnsi="Times New Roman"/>
+          <w:rFonts w:ascii="Barlow Semi Condensed" w:cs="Barlow Semi Condensed" w:eastAsia="Barlow Semi Condensed" w:hAnsi="Barlow Semi Condensed"/>
           <w:b/>
           <w:bCs/>
           <w:i w:val="false"/>
@@ -196,7 +196,7 @@
       </w:r>
       <w:r>
         <w:rPr>
-          <w:rFonts w:ascii="Times New Roman" w:cs="Times New Roman" w:eastAsia="Times New Roman" w:hAnsi="Times New Roman"/>
+          <w:rFonts w:ascii="Barlow Semi Condensed" w:cs="Barlow Semi Condensed" w:eastAsia="Barlow Semi Condensed" w:hAnsi="Barlow Semi Condensed"/>
           <w:i w:val="false"/>
           <w:iCs w:val="false"/>
           <w:sz w:val="24"/>
@@ -206,7 +206,7 @@
       </w:r>
       <w:r>
         <w:rPr>
-          <w:rFonts w:ascii="Times New Roman" w:cs="Times New Roman" w:eastAsia="Times New Roman" w:hAnsi="Times New Roman"/>
+          <w:rFonts w:ascii="Barlow Semi Condensed" w:cs="Barlow Semi Condensed" w:eastAsia="Barlow Semi Condensed" w:hAnsi="Barlow Semi Condensed"/>
           <w:b/>
           <w:bCs/>
           <w:i w:val="false"/>
@@ -218,7 +218,7 @@
       </w:r>
       <w:r>
         <w:rPr>
-          <w:rFonts w:ascii="Times New Roman" w:cs="Times New Roman" w:eastAsia="Times New Roman" w:hAnsi="Times New Roman"/>
+          <w:rFonts w:ascii="Barlow Semi Condensed" w:cs="Barlow Semi Condensed" w:eastAsia="Barlow Semi Condensed" w:hAnsi="Barlow Semi Condensed"/>
           <w:i w:val="false"/>
           <w:iCs w:val="false"/>
           <w:sz w:val="24"/>
@@ -228,7 +228,7 @@
       </w:r>
       <w:r>
         <w:rPr>
-          <w:rFonts w:ascii="Times New Roman" w:cs="Times New Roman" w:eastAsia="Times New Roman" w:hAnsi="Times New Roman"/>
+          <w:rFonts w:ascii="Barlow Semi Condensed" w:cs="Barlow Semi Condensed" w:eastAsia="Barlow Semi Condensed" w:hAnsi="Barlow Semi Condensed"/>
           <w:b/>
           <w:bCs/>
           <w:i w:val="false"/>
@@ -240,7 +240,7 @@
       </w:r>
       <w:r>
         <w:rPr>
-          <w:rFonts w:ascii="Times New Roman" w:cs="Times New Roman" w:eastAsia="Times New Roman" w:hAnsi="Times New Roman"/>
+          <w:rFonts w:ascii="Barlow Semi Condensed" w:cs="Barlow Semi Condensed" w:eastAsia="Barlow Semi Condensed" w:hAnsi="Barlow Semi Condensed"/>
           <w:i w:val="false"/>
           <w:iCs w:val="false"/>
           <w:sz w:val="24"/>
@@ -260,7 +260,7 @@
       </w:pPr>
       <w:r>
         <w:rPr>
-          <w:rFonts w:ascii="Times New Roman" w:cs="Times New Roman" w:eastAsia="Times New Roman" w:hAnsi="Times New Roman"/>
+          <w:rFonts w:ascii="Barlow Semi Condensed" w:cs="Barlow Semi Condensed" w:eastAsia="Barlow Semi Condensed" w:hAnsi="Barlow Semi Condensed"/>
           <w:b/>
           <w:bCs/>
           <w:i w:val="false"/>
@@ -272,7 +272,7 @@
       </w:r>
       <w:r>
         <w:rPr>
-          <w:rFonts w:ascii="Times New Roman" w:cs="Times New Roman" w:eastAsia="Times New Roman" w:hAnsi="Times New Roman"/>
+          <w:rFonts w:ascii="Barlow Semi Condensed" w:cs="Barlow Semi Condensed" w:eastAsia="Barlow Semi Condensed" w:hAnsi="Barlow Semi Condensed"/>
           <w:i w:val="false"/>
           <w:iCs w:val="false"/>
           <w:sz w:val="24"/>
@@ -282,7 +282,7 @@
       </w:r>
       <w:r>
         <w:rPr>
-          <w:rFonts w:ascii="Times New Roman" w:cs="Times New Roman" w:eastAsia="Times New Roman" w:hAnsi="Times New Roman"/>
+          <w:rFonts w:ascii="Barlow Semi Condensed" w:cs="Barlow Semi Condensed" w:eastAsia="Barlow Semi Condensed" w:hAnsi="Barlow Semi Condensed"/>
           <w:b/>
           <w:bCs/>
           <w:i w:val="false"/>
@@ -294,7 +294,7 @@
       </w:r>
       <w:r>
         <w:rPr>
-          <w:rFonts w:ascii="Times New Roman" w:cs="Times New Roman" w:eastAsia="Times New Roman" w:hAnsi="Times New Roman"/>
+          <w:rFonts w:ascii="Barlow Semi Condensed" w:cs="Barlow Semi Condensed" w:eastAsia="Barlow Semi Condensed" w:hAnsi="Barlow Semi Condensed"/>
           <w:i w:val="false"/>
           <w:iCs w:val="false"/>
           <w:sz w:val="24"/>
@@ -304,7 +304,7 @@
       </w:r>
       <w:r>
         <w:rPr>
-          <w:rFonts w:ascii="Times New Roman" w:cs="Times New Roman" w:eastAsia="Times New Roman" w:hAnsi="Times New Roman"/>
+          <w:rFonts w:ascii="Barlow Semi Condensed" w:cs="Barlow Semi Condensed" w:eastAsia="Barlow Semi Condensed" w:hAnsi="Barlow Semi Condensed"/>
           <w:b/>
           <w:bCs/>
           <w:i w:val="false"/>
@@ -316,7 +316,7 @@
       </w:r>
       <w:r>
         <w:rPr>
-          <w:rFonts w:ascii="Times New Roman" w:cs="Times New Roman" w:eastAsia="Times New Roman" w:hAnsi="Times New Roman"/>
+          <w:rFonts w:ascii="Barlow Semi Condensed" w:cs="Barlow Semi Condensed" w:eastAsia="Barlow Semi Condensed" w:hAnsi="Barlow Semi Condensed"/>
           <w:i w:val="false"/>
           <w:iCs w:val="false"/>
           <w:sz w:val="24"/>
@@ -326,7 +326,7 @@
       </w:r>
       <w:r>
         <w:rPr>
-          <w:rFonts w:ascii="Times New Roman" w:cs="Times New Roman" w:eastAsia="Times New Roman" w:hAnsi="Times New Roman"/>
+          <w:rFonts w:ascii="Barlow Semi Condensed" w:cs="Barlow Semi Condensed" w:eastAsia="Barlow Semi Condensed" w:hAnsi="Barlow Semi Condensed"/>
           <w:b/>
           <w:bCs/>
           <w:i w:val="false"/>
@@ -338,7 +338,7 @@
       </w:r>
       <w:r>
         <w:rPr>
-          <w:rFonts w:ascii="Times New Roman" w:cs="Times New Roman" w:eastAsia="Times New Roman" w:hAnsi="Times New Roman"/>
+          <w:rFonts w:ascii="Barlow Semi Condensed" w:cs="Barlow Semi Condensed" w:eastAsia="Barlow Semi Condensed" w:hAnsi="Barlow Semi Condensed"/>
           <w:i w:val="false"/>
           <w:iCs w:val="false"/>
           <w:sz w:val="24"/>
@@ -348,7 +348,7 @@
       </w:r>
       <w:r>
         <w:rPr>
-          <w:rFonts w:ascii="Times New Roman" w:cs="Times New Roman" w:eastAsia="Times New Roman" w:hAnsi="Times New Roman"/>
+          <w:rFonts w:ascii="Barlow Semi Condensed" w:cs="Barlow Semi Condensed" w:eastAsia="Barlow Semi Condensed" w:hAnsi="Barlow Semi Condensed"/>
           <w:b/>
           <w:bCs/>
           <w:i w:val="false"/>
@@ -360,7 +360,7 @@
       </w:r>
       <w:r>
         <w:rPr>
-          <w:rFonts w:ascii="Times New Roman" w:cs="Times New Roman" w:eastAsia="Times New Roman" w:hAnsi="Times New Roman"/>
+          <w:rFonts w:ascii="Barlow Semi Condensed" w:cs="Barlow Semi Condensed" w:eastAsia="Barlow Semi Condensed" w:hAnsi="Barlow Semi Condensed"/>
           <w:i w:val="false"/>
           <w:iCs w:val="false"/>
           <w:sz w:val="24"/>
@@ -381,7 +381,7 @@
       </w:pPr>
       <w:r>
         <w:rPr>
-          <w:rFonts w:ascii="Times New Roman" w:cs="Times New Roman" w:eastAsia="Times New Roman" w:hAnsi="Times New Roman"/>
+          <w:rFonts w:ascii="Barlow Semi Condensed" w:cs="Barlow Semi Condensed" w:eastAsia="Barlow Semi Condensed" w:hAnsi="Barlow Semi Condensed"/>
           <w:sz w:val="24"/>
           <w:szCs w:val="24"/>
         </w:rPr>
@@ -395,7 +395,7 @@
       </w:pPr>
       <w:r>
         <w:rPr>
-          <w:rFonts w:ascii="Times New Roman" w:cs="Times New Roman" w:eastAsia="Times New Roman" w:hAnsi="Times New Roman"/>
+          <w:rFonts w:ascii="Barlow Semi Condensed" w:cs="Barlow Semi Condensed" w:eastAsia="Barlow Semi Condensed" w:hAnsi="Barlow Semi Condensed"/>
           <w:sz w:val="24"/>
           <w:szCs w:val="24"/>
         </w:rPr>
@@ -409,7 +409,7 @@
       </w:pPr>
       <w:r>
         <w:rPr>
-          <w:rFonts w:ascii="Times New Roman" w:cs="Times New Roman" w:eastAsia="Times New Roman" w:hAnsi="Times New Roman"/>
+          <w:rFonts w:ascii="Barlow Semi Condensed" w:cs="Barlow Semi Condensed" w:eastAsia="Barlow Semi Condensed" w:hAnsi="Barlow Semi Condensed"/>
           <w:i/>
           <w:iCs/>
           <w:sz w:val="24"/>
@@ -429,7 +429,7 @@
       </w:pPr>
       <w:r>
         <w:rPr>
-          <w:rFonts w:ascii="Times New Roman" w:cs="Times New Roman" w:eastAsia="Times New Roman" w:hAnsi="Times New Roman"/>
+          <w:rFonts w:ascii="Barlow Semi Condensed" w:cs="Barlow Semi Condensed" w:eastAsia="Barlow Semi Condensed" w:hAnsi="Barlow Semi Condensed"/>
           <w:b/>
           <w:bCs/>
           <w:i w:val="false"/>
@@ -441,7 +441,7 @@
       </w:r>
       <w:r>
         <w:rPr>
-          <w:rFonts w:ascii="Times New Roman" w:cs="Times New Roman" w:eastAsia="Times New Roman" w:hAnsi="Times New Roman"/>
+          <w:rFonts w:ascii="Barlow Semi Condensed" w:cs="Barlow Semi Condensed" w:eastAsia="Barlow Semi Condensed" w:hAnsi="Barlow Semi Condensed"/>
           <w:i w:val="false"/>
           <w:iCs w:val="false"/>
           <w:sz w:val="24"/>
@@ -451,7 +451,7 @@
       </w:r>
       <w:r>
         <w:rPr>
-          <w:rFonts w:ascii="Times New Roman" w:cs="Times New Roman" w:eastAsia="Times New Roman" w:hAnsi="Times New Roman"/>
+          <w:rFonts w:ascii="Barlow Semi Condensed" w:cs="Barlow Semi Condensed" w:eastAsia="Barlow Semi Condensed" w:hAnsi="Barlow Semi Condensed"/>
           <w:b/>
           <w:bCs/>
           <w:i w:val="false"/>
@@ -463,7 +463,7 @@
       </w:r>
       <w:r>
         <w:rPr>
-          <w:rFonts w:ascii="Times New Roman" w:cs="Times New Roman" w:eastAsia="Times New Roman" w:hAnsi="Times New Roman"/>
+          <w:rFonts w:ascii="Barlow Semi Condensed" w:cs="Barlow Semi Condensed" w:eastAsia="Barlow Semi Condensed" w:hAnsi="Barlow Semi Condensed"/>
           <w:i w:val="false"/>
           <w:iCs w:val="false"/>
           <w:sz w:val="24"/>
@@ -473,7 +473,7 @@
       </w:r>
       <w:r>
         <w:rPr>
-          <w:rFonts w:ascii="Times New Roman" w:cs="Times New Roman" w:eastAsia="Times New Roman" w:hAnsi="Times New Roman"/>
+          <w:rFonts w:ascii="Barlow Semi Condensed" w:cs="Barlow Semi Condensed" w:eastAsia="Barlow Semi Condensed" w:hAnsi="Barlow Semi Condensed"/>
           <w:b/>
           <w:bCs/>
           <w:i w:val="false"/>
@@ -485,7 +485,7 @@
       </w:r>
       <w:r>
         <w:rPr>
-          <w:rFonts w:ascii="Times New Roman" w:cs="Times New Roman" w:eastAsia="Times New Roman" w:hAnsi="Times New Roman"/>
+          <w:rFonts w:ascii="Barlow Semi Condensed" w:cs="Barlow Semi Condensed" w:eastAsia="Barlow Semi Condensed" w:hAnsi="Barlow Semi Condensed"/>
           <w:i w:val="false"/>
           <w:iCs w:val="false"/>
           <w:sz w:val="24"/>
@@ -495,7 +495,7 @@
       </w:r>
       <w:r>
         <w:rPr>
-          <w:rFonts w:ascii="Times New Roman" w:cs="Times New Roman" w:eastAsia="Times New Roman" w:hAnsi="Times New Roman"/>
+          <w:rFonts w:ascii="Barlow Semi Condensed" w:cs="Barlow Semi Condensed" w:eastAsia="Barlow Semi Condensed" w:hAnsi="Barlow Semi Condensed"/>
           <w:b/>
           <w:bCs/>
           <w:i w:val="false"/>
@@ -507,7 +507,7 @@
       </w:r>
       <w:r>
         <w:rPr>
-          <w:rFonts w:ascii="Times New Roman" w:cs="Times New Roman" w:eastAsia="Times New Roman" w:hAnsi="Times New Roman"/>
+          <w:rFonts w:ascii="Barlow Semi Condensed" w:cs="Barlow Semi Condensed" w:eastAsia="Barlow Semi Condensed" w:hAnsi="Barlow Semi Condensed"/>
           <w:i w:val="false"/>
           <w:iCs w:val="false"/>
           <w:sz w:val="24"/>
@@ -517,7 +517,7 @@
       </w:r>
       <w:r>
         <w:rPr>
-          <w:rFonts w:ascii="Times New Roman" w:cs="Times New Roman" w:eastAsia="Times New Roman" w:hAnsi="Times New Roman"/>
+          <w:rFonts w:ascii="Barlow Semi Condensed" w:cs="Barlow Semi Condensed" w:eastAsia="Barlow Semi Condensed" w:hAnsi="Barlow Semi Condensed"/>
           <w:b/>
           <w:bCs/>
           <w:i w:val="false"/>
@@ -529,7 +529,7 @@
       </w:r>
       <w:r>
         <w:rPr>
-          <w:rFonts w:ascii="Times New Roman" w:cs="Times New Roman" w:eastAsia="Times New Roman" w:hAnsi="Times New Roman"/>
+          <w:rFonts w:ascii="Barlow Semi Condensed" w:cs="Barlow Semi Condensed" w:eastAsia="Barlow Semi Condensed" w:hAnsi="Barlow Semi Condensed"/>
           <w:i w:val="false"/>
           <w:iCs w:val="false"/>
           <w:sz w:val="24"/>
@@ -539,7 +539,7 @@
       </w:r>
       <w:r>
         <w:rPr>
-          <w:rFonts w:ascii="Times New Roman" w:cs="Times New Roman" w:eastAsia="Times New Roman" w:hAnsi="Times New Roman"/>
+          <w:rFonts w:ascii="Barlow Semi Condensed" w:cs="Barlow Semi Condensed" w:eastAsia="Barlow Semi Condensed" w:hAnsi="Barlow Semi Condensed"/>
           <w:b/>
           <w:bCs/>
           <w:i w:val="false"/>
@@ -551,7 +551,7 @@
       </w:r>
       <w:r>
         <w:rPr>
-          <w:rFonts w:ascii="Times New Roman" w:cs="Times New Roman" w:eastAsia="Times New Roman" w:hAnsi="Times New Roman"/>
+          <w:rFonts w:ascii="Barlow Semi Condensed" w:cs="Barlow Semi Condensed" w:eastAsia="Barlow Semi Condensed" w:hAnsi="Barlow Semi Condensed"/>
           <w:i w:val="false"/>
           <w:iCs w:val="false"/>
           <w:sz w:val="24"/>
@@ -561,7 +561,7 @@
       </w:r>
       <w:r>
         <w:rPr>
-          <w:rFonts w:ascii="Times New Roman" w:cs="Times New Roman" w:eastAsia="Times New Roman" w:hAnsi="Times New Roman"/>
+          <w:rFonts w:ascii="Barlow Semi Condensed" w:cs="Barlow Semi Condensed" w:eastAsia="Barlow Semi Condensed" w:hAnsi="Barlow Semi Condensed"/>
           <w:b/>
           <w:bCs/>
           <w:i w:val="false"/>
@@ -573,7 +573,7 @@
       </w:r>
       <w:r>
         <w:rPr>
-          <w:rFonts w:ascii="Times New Roman" w:cs="Times New Roman" w:eastAsia="Times New Roman" w:hAnsi="Times New Roman"/>
+          <w:rFonts w:ascii="Barlow Semi Condensed" w:cs="Barlow Semi Condensed" w:eastAsia="Barlow Semi Condensed" w:hAnsi="Barlow Semi Condensed"/>
           <w:i w:val="false"/>
           <w:iCs w:val="false"/>
           <w:sz w:val="24"/>
@@ -583,7 +583,7 @@
       </w:r>
       <w:r>
         <w:rPr>
-          <w:rFonts w:ascii="Times New Roman" w:cs="Times New Roman" w:eastAsia="Times New Roman" w:hAnsi="Times New Roman"/>
+          <w:rFonts w:ascii="Barlow Semi Condensed" w:cs="Barlow Semi Condensed" w:eastAsia="Barlow Semi Condensed" w:hAnsi="Barlow Semi Condensed"/>
           <w:b/>
           <w:bCs/>
           <w:i w:val="false"/>
@@ -595,7 +595,7 @@
       </w:r>
       <w:r>
         <w:rPr>
-          <w:rFonts w:ascii="Times New Roman" w:cs="Times New Roman" w:eastAsia="Times New Roman" w:hAnsi="Times New Roman"/>
+          <w:rFonts w:ascii="Barlow Semi Condensed" w:cs="Barlow Semi Condensed" w:eastAsia="Barlow Semi Condensed" w:hAnsi="Barlow Semi Condensed"/>
           <w:i w:val="false"/>
           <w:iCs w:val="false"/>
           <w:sz w:val="24"/>
@@ -619,7 +619,7 @@
       </w:pPr>
       <w:r>
         <w:rPr>
-          <w:rFonts w:ascii="Times New Roman" w:cs="Times New Roman" w:eastAsia="Times New Roman" w:hAnsi="Times New Roman"/>
+          <w:rFonts w:ascii="Barlow Semi Condensed" w:cs="Barlow Semi Condensed" w:eastAsia="Barlow Semi Condensed" w:hAnsi="Barlow Semi Condensed"/>
           <w:sz w:val="24"/>
           <w:szCs w:val="24"/>
         </w:rPr>
@@ -633,7 +633,7 @@
       </w:pPr>
       <w:r>
         <w:rPr>
-          <w:rFonts w:ascii="Times New Roman" w:cs="Times New Roman" w:eastAsia="Times New Roman" w:hAnsi="Times New Roman"/>
+          <w:rFonts w:ascii="Barlow Semi Condensed" w:cs="Barlow Semi Condensed" w:eastAsia="Barlow Semi Condensed" w:hAnsi="Barlow Semi Condensed"/>
           <w:sz w:val="24"/>
           <w:szCs w:val="24"/>
         </w:rPr>
@@ -641,7 +641,7 @@
       </w:r>
       <w:r>
         <w:rPr>
-          <w:rFonts w:ascii="Times New Roman" w:cs="Times New Roman" w:eastAsia="Times New Roman" w:hAnsi="Times New Roman"/>
+          <w:rFonts w:ascii="Barlow Semi Condensed" w:cs="Barlow Semi Condensed" w:eastAsia="Barlow Semi Condensed" w:hAnsi="Barlow Semi Condensed"/>
           <w:b/>
           <w:bCs/>
           <w:sz w:val="24"/>
@@ -651,7 +651,7 @@
       </w:r>
       <w:r>
         <w:rPr>
-          <w:rFonts w:ascii="Times New Roman" w:cs="Times New Roman" w:eastAsia="Times New Roman" w:hAnsi="Times New Roman"/>
+          <w:rFonts w:ascii="Barlow Semi Condensed" w:cs="Barlow Semi Condensed" w:eastAsia="Barlow Semi Condensed" w:hAnsi="Barlow Semi Condensed"/>
           <w:sz w:val="24"/>
           <w:szCs w:val="24"/>
         </w:rPr>
@@ -659,7 +659,7 @@
       </w:r>
       <w:r>
         <w:rPr>
-          <w:rFonts w:ascii="Times New Roman" w:cs="Times New Roman" w:eastAsia="Times New Roman" w:hAnsi="Times New Roman"/>
+          <w:rFonts w:ascii="Barlow Semi Condensed" w:cs="Barlow Semi Condensed" w:eastAsia="Barlow Semi Condensed" w:hAnsi="Barlow Semi Condensed"/>
           <w:b/>
           <w:bCs/>
           <w:sz w:val="24"/>
@@ -669,7 +669,7 @@
       </w:r>
       <w:r>
         <w:rPr>
-          <w:rFonts w:ascii="Times New Roman" w:cs="Times New Roman" w:eastAsia="Times New Roman" w:hAnsi="Times New Roman"/>
+          <w:rFonts w:ascii="Barlow Semi Condensed" w:cs="Barlow Semi Condensed" w:eastAsia="Barlow Semi Condensed" w:hAnsi="Barlow Semi Condensed"/>
           <w:sz w:val="24"/>
           <w:szCs w:val="24"/>
         </w:rPr>
@@ -677,7 +677,7 @@
       </w:r>
       <w:r>
         <w:rPr>
-          <w:rFonts w:ascii="Times New Roman" w:cs="Times New Roman" w:eastAsia="Times New Roman" w:hAnsi="Times New Roman"/>
+          <w:rFonts w:ascii="Barlow Semi Condensed" w:cs="Barlow Semi Condensed" w:eastAsia="Barlow Semi Condensed" w:hAnsi="Barlow Semi Condensed"/>
           <w:b/>
           <w:bCs/>
           <w:sz w:val="24"/>
@@ -687,7 +687,7 @@
       </w:r>
       <w:r>
         <w:rPr>
-          <w:rFonts w:ascii="Times New Roman" w:cs="Times New Roman" w:eastAsia="Times New Roman" w:hAnsi="Times New Roman"/>
+          <w:rFonts w:ascii="Barlow Semi Condensed" w:cs="Barlow Semi Condensed" w:eastAsia="Barlow Semi Condensed" w:hAnsi="Barlow Semi Condensed"/>
           <w:sz w:val="24"/>
           <w:szCs w:val="24"/>
         </w:rPr>
@@ -701,7 +701,7 @@
       </w:pPr>
       <w:r>
         <w:rPr>
-          <w:rFonts w:ascii="Times New Roman" w:cs="Times New Roman" w:eastAsia="Times New Roman" w:hAnsi="Times New Roman"/>
+          <w:rFonts w:ascii="Barlow Semi Condensed" w:cs="Barlow Semi Condensed" w:eastAsia="Barlow Semi Condensed" w:hAnsi="Barlow Semi Condensed"/>
           <w:sz w:val="24"/>
           <w:szCs w:val="24"/>
         </w:rPr>
@@ -709,7 +709,7 @@
       </w:r>
       <w:r>
         <w:rPr>
-          <w:rFonts w:ascii="Times New Roman" w:cs="Times New Roman" w:eastAsia="Times New Roman" w:hAnsi="Times New Roman"/>
+          <w:rFonts w:ascii="Barlow Semi Condensed" w:cs="Barlow Semi Condensed" w:eastAsia="Barlow Semi Condensed" w:hAnsi="Barlow Semi Condensed"/>
           <w:b/>
           <w:bCs/>
           <w:sz w:val="24"/>
@@ -719,7 +719,7 @@
       </w:r>
       <w:r>
         <w:rPr>
-          <w:rFonts w:ascii="Times New Roman" w:cs="Times New Roman" w:eastAsia="Times New Roman" w:hAnsi="Times New Roman"/>
+          <w:rFonts w:ascii="Barlow Semi Condensed" w:cs="Barlow Semi Condensed" w:eastAsia="Barlow Semi Condensed" w:hAnsi="Barlow Semi Condensed"/>
           <w:sz w:val="24"/>
           <w:szCs w:val="24"/>
         </w:rPr>
@@ -727,7 +727,7 @@
       </w:r>
       <w:r>
         <w:rPr>
-          <w:rFonts w:ascii="Times New Roman" w:cs="Times New Roman" w:eastAsia="Times New Roman" w:hAnsi="Times New Roman"/>
+          <w:rFonts w:ascii="Barlow Semi Condensed" w:cs="Barlow Semi Condensed" w:eastAsia="Barlow Semi Condensed" w:hAnsi="Barlow Semi Condensed"/>
           <w:b/>
           <w:bCs/>
           <w:sz w:val="24"/>
@@ -737,7 +737,7 @@
       </w:r>
       <w:r>
         <w:rPr>
-          <w:rFonts w:ascii="Times New Roman" w:cs="Times New Roman" w:eastAsia="Times New Roman" w:hAnsi="Times New Roman"/>
+          <w:rFonts w:ascii="Barlow Semi Condensed" w:cs="Barlow Semi Condensed" w:eastAsia="Barlow Semi Condensed" w:hAnsi="Barlow Semi Condensed"/>
           <w:sz w:val="24"/>
           <w:szCs w:val="24"/>
         </w:rPr>
@@ -745,7 +745,7 @@
       </w:r>
       <w:r>
         <w:rPr>
-          <w:rFonts w:ascii="Times New Roman" w:cs="Times New Roman" w:eastAsia="Times New Roman" w:hAnsi="Times New Roman"/>
+          <w:rFonts w:ascii="Barlow Semi Condensed" w:cs="Barlow Semi Condensed" w:eastAsia="Barlow Semi Condensed" w:hAnsi="Barlow Semi Condensed"/>
           <w:b/>
           <w:bCs/>
           <w:sz w:val="24"/>
@@ -755,7 +755,7 @@
       </w:r>
       <w:r>
         <w:rPr>
-          <w:rFonts w:ascii="Times New Roman" w:cs="Times New Roman" w:eastAsia="Times New Roman" w:hAnsi="Times New Roman"/>
+          <w:rFonts w:ascii="Barlow Semi Condensed" w:cs="Barlow Semi Condensed" w:eastAsia="Barlow Semi Condensed" w:hAnsi="Barlow Semi Condensed"/>
           <w:sz w:val="24"/>
           <w:szCs w:val="24"/>
         </w:rPr>
@@ -769,7 +769,7 @@
       </w:pPr>
       <w:r>
         <w:rPr>
-          <w:rFonts w:ascii="Times New Roman" w:cs="Times New Roman" w:eastAsia="Times New Roman" w:hAnsi="Times New Roman"/>
+          <w:rFonts w:ascii="Barlow Semi Condensed" w:cs="Barlow Semi Condensed" w:eastAsia="Barlow Semi Condensed" w:hAnsi="Barlow Semi Condensed"/>
           <w:sz w:val="24"/>
           <w:szCs w:val="24"/>
         </w:rPr>
@@ -783,7 +783,7 @@
       </w:pPr>
       <w:r>
         <w:rPr>
-          <w:rFonts w:ascii="Times New Roman" w:cs="Times New Roman" w:eastAsia="Times New Roman" w:hAnsi="Times New Roman"/>
+          <w:rFonts w:ascii="Barlow Semi Condensed" w:cs="Barlow Semi Condensed" w:eastAsia="Barlow Semi Condensed" w:hAnsi="Barlow Semi Condensed"/>
           <w:sz w:val="24"/>
           <w:szCs w:val="24"/>
         </w:rPr>
@@ -791,7 +791,7 @@
       </w:r>
       <w:r>
         <w:rPr>
-          <w:rFonts w:ascii="Times New Roman" w:cs="Times New Roman" w:eastAsia="Times New Roman" w:hAnsi="Times New Roman"/>
+          <w:rFonts w:ascii="Barlow Semi Condensed" w:cs="Barlow Semi Condensed" w:eastAsia="Barlow Semi Condensed" w:hAnsi="Barlow Semi Condensed"/>
           <w:b/>
           <w:bCs/>
           <w:sz w:val="24"/>
@@ -801,7 +801,7 @@
       </w:r>
       <w:r>
         <w:rPr>
-          <w:rFonts w:ascii="Times New Roman" w:cs="Times New Roman" w:eastAsia="Times New Roman" w:hAnsi="Times New Roman"/>
+          <w:rFonts w:ascii="Barlow Semi Condensed" w:cs="Barlow Semi Condensed" w:eastAsia="Barlow Semi Condensed" w:hAnsi="Barlow Semi Condensed"/>
           <w:sz w:val="24"/>
           <w:szCs w:val="24"/>
         </w:rPr>
@@ -809,7 +809,7 @@
       </w:r>
       <w:r>
         <w:rPr>
-          <w:rFonts w:ascii="Times New Roman" w:cs="Times New Roman" w:eastAsia="Times New Roman" w:hAnsi="Times New Roman"/>
+          <w:rFonts w:ascii="Barlow Semi Condensed" w:cs="Barlow Semi Condensed" w:eastAsia="Barlow Semi Condensed" w:hAnsi="Barlow Semi Condensed"/>
           <w:b/>
           <w:bCs/>
           <w:sz w:val="24"/>
@@ -819,7 +819,7 @@
       </w:r>
       <w:r>
         <w:rPr>
-          <w:rFonts w:ascii="Times New Roman" w:cs="Times New Roman" w:eastAsia="Times New Roman" w:hAnsi="Times New Roman"/>
+          <w:rFonts w:ascii="Barlow Semi Condensed" w:cs="Barlow Semi Condensed" w:eastAsia="Barlow Semi Condensed" w:hAnsi="Barlow Semi Condensed"/>
           <w:sz w:val="24"/>
           <w:szCs w:val="24"/>
         </w:rPr>
@@ -827,7 +827,7 @@
       </w:r>
       <w:r>
         <w:rPr>
-          <w:rFonts w:ascii="Times New Roman" w:cs="Times New Roman" w:eastAsia="Times New Roman" w:hAnsi="Times New Roman"/>
+          <w:rFonts w:ascii="Barlow Semi Condensed" w:cs="Barlow Semi Condensed" w:eastAsia="Barlow Semi Condensed" w:hAnsi="Barlow Semi Condensed"/>
           <w:b/>
           <w:bCs/>
           <w:sz w:val="24"/>
@@ -837,7 +837,7 @@
       </w:r>
       <w:r>
         <w:rPr>
-          <w:rFonts w:ascii="Times New Roman" w:cs="Times New Roman" w:eastAsia="Times New Roman" w:hAnsi="Times New Roman"/>
+          <w:rFonts w:ascii="Barlow Semi Condensed" w:cs="Barlow Semi Condensed" w:eastAsia="Barlow Semi Condensed" w:hAnsi="Barlow Semi Condensed"/>
           <w:sz w:val="24"/>
           <w:szCs w:val="24"/>
         </w:rPr>
@@ -845,7 +845,7 @@
       </w:r>
       <w:r>
         <w:rPr>
-          <w:rFonts w:ascii="Times New Roman" w:cs="Times New Roman" w:eastAsia="Times New Roman" w:hAnsi="Times New Roman"/>
+          <w:rFonts w:ascii="Barlow Semi Condensed" w:cs="Barlow Semi Condensed" w:eastAsia="Barlow Semi Condensed" w:hAnsi="Barlow Semi Condensed"/>
           <w:b/>
           <w:bCs/>
           <w:sz w:val="24"/>
@@ -855,7 +855,7 @@
       </w:r>
       <w:r>
         <w:rPr>
-          <w:rFonts w:ascii="Times New Roman" w:cs="Times New Roman" w:eastAsia="Times New Roman" w:hAnsi="Times New Roman"/>
+          <w:rFonts w:ascii="Barlow Semi Condensed" w:cs="Barlow Semi Condensed" w:eastAsia="Barlow Semi Condensed" w:hAnsi="Barlow Semi Condensed"/>
           <w:sz w:val="24"/>
           <w:szCs w:val="24"/>
         </w:rPr>
@@ -869,7 +869,7 @@
       </w:pPr>
       <w:r>
         <w:rPr>
-          <w:rFonts w:ascii="Times New Roman" w:cs="Times New Roman" w:eastAsia="Times New Roman" w:hAnsi="Times New Roman"/>
+          <w:rFonts w:ascii="Barlow Semi Condensed" w:cs="Barlow Semi Condensed" w:eastAsia="Barlow Semi Condensed" w:hAnsi="Barlow Semi Condensed"/>
           <w:sz w:val="24"/>
           <w:szCs w:val="24"/>
         </w:rPr>
@@ -877,7 +877,7 @@
       </w:r>
       <w:r>
         <w:rPr>
-          <w:rFonts w:ascii="Times New Roman" w:cs="Times New Roman" w:eastAsia="Times New Roman" w:hAnsi="Times New Roman"/>
+          <w:rFonts w:ascii="Barlow Semi Condensed" w:cs="Barlow Semi Condensed" w:eastAsia="Barlow Semi Condensed" w:hAnsi="Barlow Semi Condensed"/>
           <w:b/>
           <w:bCs/>
           <w:sz w:val="24"/>
@@ -887,7 +887,7 @@
       </w:r>
       <w:r>
         <w:rPr>
-          <w:rFonts w:ascii="Times New Roman" w:cs="Times New Roman" w:eastAsia="Times New Roman" w:hAnsi="Times New Roman"/>
+          <w:rFonts w:ascii="Barlow Semi Condensed" w:cs="Barlow Semi Condensed" w:eastAsia="Barlow Semi Condensed" w:hAnsi="Barlow Semi Condensed"/>
           <w:sz w:val="24"/>
           <w:szCs w:val="24"/>
         </w:rPr>
@@ -895,7 +895,7 @@
       </w:r>
       <w:r>
         <w:rPr>
-          <w:rFonts w:ascii="Times New Roman" w:cs="Times New Roman" w:eastAsia="Times New Roman" w:hAnsi="Times New Roman"/>
+          <w:rFonts w:ascii="Barlow Semi Condensed" w:cs="Barlow Semi Condensed" w:eastAsia="Barlow Semi Condensed" w:hAnsi="Barlow Semi Condensed"/>
           <w:b/>
           <w:bCs/>
           <w:sz w:val="24"/>
@@ -905,7 +905,7 @@
       </w:r>
       <w:r>
         <w:rPr>
-          <w:rFonts w:ascii="Times New Roman" w:cs="Times New Roman" w:eastAsia="Times New Roman" w:hAnsi="Times New Roman"/>
+          <w:rFonts w:ascii="Barlow Semi Condensed" w:cs="Barlow Semi Condensed" w:eastAsia="Barlow Semi Condensed" w:hAnsi="Barlow Semi Condensed"/>
           <w:sz w:val="24"/>
           <w:szCs w:val="24"/>
         </w:rPr>
@@ -919,7 +919,7 @@
       </w:pPr>
       <w:r>
         <w:rPr>
-          <w:rFonts w:ascii="Times New Roman" w:cs="Times New Roman" w:eastAsia="Times New Roman" w:hAnsi="Times New Roman"/>
+          <w:rFonts w:ascii="Barlow Semi Condensed" w:cs="Barlow Semi Condensed" w:eastAsia="Barlow Semi Condensed" w:hAnsi="Barlow Semi Condensed"/>
           <w:sz w:val="24"/>
           <w:szCs w:val="24"/>
         </w:rPr>
@@ -933,7 +933,7 @@
       </w:pPr>
       <w:r>
         <w:rPr>
-          <w:rFonts w:ascii="Times New Roman" w:cs="Times New Roman" w:eastAsia="Times New Roman" w:hAnsi="Times New Roman"/>
+          <w:rFonts w:ascii="Barlow Semi Condensed" w:cs="Barlow Semi Condensed" w:eastAsia="Barlow Semi Condensed" w:hAnsi="Barlow Semi Condensed"/>
           <w:sz w:val="24"/>
           <w:szCs w:val="24"/>
         </w:rPr>
@@ -941,7 +941,7 @@
       </w:r>
       <w:r>
         <w:rPr>
-          <w:rFonts w:ascii="Times New Roman" w:cs="Times New Roman" w:eastAsia="Times New Roman" w:hAnsi="Times New Roman"/>
+          <w:rFonts w:ascii="Barlow Semi Condensed" w:cs="Barlow Semi Condensed" w:eastAsia="Barlow Semi Condensed" w:hAnsi="Barlow Semi Condensed"/>
           <w:b/>
           <w:bCs/>
           <w:sz w:val="24"/>
@@ -951,7 +951,7 @@
       </w:r>
       <w:r>
         <w:rPr>
-          <w:rFonts w:ascii="Times New Roman" w:cs="Times New Roman" w:eastAsia="Times New Roman" w:hAnsi="Times New Roman"/>
+          <w:rFonts w:ascii="Barlow Semi Condensed" w:cs="Barlow Semi Condensed" w:eastAsia="Barlow Semi Condensed" w:hAnsi="Barlow Semi Condensed"/>
           <w:sz w:val="24"/>
           <w:szCs w:val="24"/>
         </w:rPr>
@@ -959,7 +959,7 @@
       </w:r>
       <w:r>
         <w:rPr>
-          <w:rFonts w:ascii="Times New Roman" w:cs="Times New Roman" w:eastAsia="Times New Roman" w:hAnsi="Times New Roman"/>
+          <w:rFonts w:ascii="Barlow Semi Condensed" w:cs="Barlow Semi Condensed" w:eastAsia="Barlow Semi Condensed" w:hAnsi="Barlow Semi Condensed"/>
           <w:b/>
           <w:bCs/>
           <w:sz w:val="24"/>
@@ -969,7 +969,7 @@
       </w:r>
       <w:r>
         <w:rPr>
-          <w:rFonts w:ascii="Times New Roman" w:cs="Times New Roman" w:eastAsia="Times New Roman" w:hAnsi="Times New Roman"/>
+          <w:rFonts w:ascii="Barlow Semi Condensed" w:cs="Barlow Semi Condensed" w:eastAsia="Barlow Semi Condensed" w:hAnsi="Barlow Semi Condensed"/>
           <w:sz w:val="24"/>
           <w:szCs w:val="24"/>
         </w:rPr>
@@ -977,7 +977,7 @@
       </w:r>
       <w:r>
         <w:rPr>
-          <w:rFonts w:ascii="Times New Roman" w:cs="Times New Roman" w:eastAsia="Times New Roman" w:hAnsi="Times New Roman"/>
+          <w:rFonts w:ascii="Barlow Semi Condensed" w:cs="Barlow Semi Condensed" w:eastAsia="Barlow Semi Condensed" w:hAnsi="Barlow Semi Condensed"/>
           <w:b/>
           <w:bCs/>
           <w:sz w:val="24"/>
@@ -987,7 +987,7 @@
       </w:r>
       <w:r>
         <w:rPr>
-          <w:rFonts w:ascii="Times New Roman" w:cs="Times New Roman" w:eastAsia="Times New Roman" w:hAnsi="Times New Roman"/>
+          <w:rFonts w:ascii="Barlow Semi Condensed" w:cs="Barlow Semi Condensed" w:eastAsia="Barlow Semi Condensed" w:hAnsi="Barlow Semi Condensed"/>
           <w:sz w:val="24"/>
           <w:szCs w:val="24"/>
         </w:rPr>
@@ -1001,7 +1001,7 @@
       </w:pPr>
       <w:r>
         <w:rPr>
-          <w:rFonts w:ascii="Times New Roman" w:cs="Times New Roman" w:eastAsia="Times New Roman" w:hAnsi="Times New Roman"/>
+          <w:rFonts w:ascii="Barlow Semi Condensed" w:cs="Barlow Semi Condensed" w:eastAsia="Barlow Semi Condensed" w:hAnsi="Barlow Semi Condensed"/>
           <w:sz w:val="24"/>
           <w:szCs w:val="24"/>
         </w:rPr>
@@ -1009,7 +1009,7 @@
       </w:r>
       <w:r>
         <w:rPr>
-          <w:rFonts w:ascii="Times New Roman" w:cs="Times New Roman" w:eastAsia="Times New Roman" w:hAnsi="Times New Roman"/>
+          <w:rFonts w:ascii="Barlow Semi Condensed" w:cs="Barlow Semi Condensed" w:eastAsia="Barlow Semi Condensed" w:hAnsi="Barlow Semi Condensed"/>
           <w:i/>
           <w:iCs/>
           <w:sz w:val="24"/>
@@ -1019,7 +1019,7 @@
       </w:r>
       <w:r>
         <w:rPr>
-          <w:rFonts w:ascii="Times New Roman" w:cs="Times New Roman" w:eastAsia="Times New Roman" w:hAnsi="Times New Roman"/>
+          <w:rFonts w:ascii="Barlow Semi Condensed" w:cs="Barlow Semi Condensed" w:eastAsia="Barlow Semi Condensed" w:hAnsi="Barlow Semi Condensed"/>
           <w:sz w:val="24"/>
           <w:szCs w:val="24"/>
         </w:rPr>
@@ -1027,7 +1027,7 @@
       </w:r>
       <w:r>
         <w:rPr>
-          <w:rFonts w:ascii="Times New Roman" w:cs="Times New Roman" w:eastAsia="Times New Roman" w:hAnsi="Times New Roman"/>
+          <w:rFonts w:ascii="Barlow Semi Condensed" w:cs="Barlow Semi Condensed" w:eastAsia="Barlow Semi Condensed" w:hAnsi="Barlow Semi Condensed"/>
           <w:b/>
           <w:bCs/>
           <w:sz w:val="24"/>
@@ -1037,7 +1037,7 @@
       </w:r>
       <w:r>
         <w:rPr>
-          <w:rFonts w:ascii="Times New Roman" w:cs="Times New Roman" w:eastAsia="Times New Roman" w:hAnsi="Times New Roman"/>
+          <w:rFonts w:ascii="Barlow Semi Condensed" w:cs="Barlow Semi Condensed" w:eastAsia="Barlow Semi Condensed" w:hAnsi="Barlow Semi Condensed"/>
           <w:sz w:val="24"/>
           <w:szCs w:val="24"/>
         </w:rPr>
@@ -1045,7 +1045,7 @@
       </w:r>
       <w:r>
         <w:rPr>
-          <w:rFonts w:ascii="Times New Roman" w:cs="Times New Roman" w:eastAsia="Times New Roman" w:hAnsi="Times New Roman"/>
+          <w:rFonts w:ascii="Barlow Semi Condensed" w:cs="Barlow Semi Condensed" w:eastAsia="Barlow Semi Condensed" w:hAnsi="Barlow Semi Condensed"/>
           <w:b/>
           <w:bCs/>
           <w:sz w:val="24"/>
@@ -1055,7 +1055,7 @@
       </w:r>
       <w:r>
         <w:rPr>
-          <w:rFonts w:ascii="Times New Roman" w:cs="Times New Roman" w:eastAsia="Times New Roman" w:hAnsi="Times New Roman"/>
+          <w:rFonts w:ascii="Barlow Semi Condensed" w:cs="Barlow Semi Condensed" w:eastAsia="Barlow Semi Condensed" w:hAnsi="Barlow Semi Condensed"/>
           <w:sz w:val="24"/>
           <w:szCs w:val="24"/>
         </w:rPr>
@@ -1063,7 +1063,7 @@
       </w:r>
       <w:r>
         <w:rPr>
-          <w:rFonts w:ascii="Times New Roman" w:cs="Times New Roman" w:eastAsia="Times New Roman" w:hAnsi="Times New Roman"/>
+          <w:rFonts w:ascii="Barlow Semi Condensed" w:cs="Barlow Semi Condensed" w:eastAsia="Barlow Semi Condensed" w:hAnsi="Barlow Semi Condensed"/>
           <w:b/>
           <w:bCs/>
           <w:sz w:val="24"/>
@@ -1073,7 +1073,7 @@
       </w:r>
       <w:r>
         <w:rPr>
-          <w:rFonts w:ascii="Times New Roman" w:cs="Times New Roman" w:eastAsia="Times New Roman" w:hAnsi="Times New Roman"/>
+          <w:rFonts w:ascii="Barlow Semi Condensed" w:cs="Barlow Semi Condensed" w:eastAsia="Barlow Semi Condensed" w:hAnsi="Barlow Semi Condensed"/>
           <w:sz w:val="24"/>
           <w:szCs w:val="24"/>
         </w:rPr>
@@ -1087,7 +1087,7 @@
       </w:pPr>
       <w:r>
         <w:rPr>
-          <w:rFonts w:ascii="Times New Roman" w:cs="Times New Roman" w:eastAsia="Times New Roman" w:hAnsi="Times New Roman"/>
+          <w:rFonts w:ascii="Barlow Semi Condensed" w:cs="Barlow Semi Condensed" w:eastAsia="Barlow Semi Condensed" w:hAnsi="Barlow Semi Condensed"/>
           <w:sz w:val="24"/>
           <w:szCs w:val="24"/>
         </w:rPr>
@@ -1101,7 +1101,7 @@
       </w:pPr>
       <w:r>
         <w:rPr>
-          <w:rFonts w:ascii="Times New Roman" w:cs="Times New Roman" w:eastAsia="Times New Roman" w:hAnsi="Times New Roman"/>
+          <w:rFonts w:ascii="Barlow Semi Condensed" w:cs="Barlow Semi Condensed" w:eastAsia="Barlow Semi Condensed" w:hAnsi="Barlow Semi Condensed"/>
           <w:sz w:val="24"/>
           <w:szCs w:val="24"/>
         </w:rPr>
@@ -1109,7 +1109,7 @@
       </w:r>
       <w:r>
         <w:rPr>
-          <w:rFonts w:ascii="Times New Roman" w:cs="Times New Roman" w:eastAsia="Times New Roman" w:hAnsi="Times New Roman"/>
+          <w:rFonts w:ascii="Barlow Semi Condensed" w:cs="Barlow Semi Condensed" w:eastAsia="Barlow Semi Condensed" w:hAnsi="Barlow Semi Condensed"/>
           <w:b/>
           <w:bCs/>
           <w:sz w:val="24"/>
@@ -1119,7 +1119,7 @@
       </w:r>
       <w:r>
         <w:rPr>
-          <w:rFonts w:ascii="Times New Roman" w:cs="Times New Roman" w:eastAsia="Times New Roman" w:hAnsi="Times New Roman"/>
+          <w:rFonts w:ascii="Barlow Semi Condensed" w:cs="Barlow Semi Condensed" w:eastAsia="Barlow Semi Condensed" w:hAnsi="Barlow Semi Condensed"/>
           <w:sz w:val="24"/>
           <w:szCs w:val="24"/>
         </w:rPr>
@@ -1127,7 +1127,7 @@
       </w:r>
       <w:r>
         <w:rPr>
-          <w:rFonts w:ascii="Times New Roman" w:cs="Times New Roman" w:eastAsia="Times New Roman" w:hAnsi="Times New Roman"/>
+          <w:rFonts w:ascii="Barlow Semi Condensed" w:cs="Barlow Semi Condensed" w:eastAsia="Barlow Semi Condensed" w:hAnsi="Barlow Semi Condensed"/>
           <w:b/>
           <w:bCs/>
           <w:sz w:val="24"/>
@@ -1137,7 +1137,7 @@
       </w:r>
       <w:r>
         <w:rPr>
-          <w:rFonts w:ascii="Times New Roman" w:cs="Times New Roman" w:eastAsia="Times New Roman" w:hAnsi="Times New Roman"/>
+          <w:rFonts w:ascii="Barlow Semi Condensed" w:cs="Barlow Semi Condensed" w:eastAsia="Barlow Semi Condensed" w:hAnsi="Barlow Semi Condensed"/>
           <w:sz w:val="24"/>
           <w:szCs w:val="24"/>
         </w:rPr>
@@ -1151,7 +1151,7 @@
       </w:pPr>
       <w:r>
         <w:rPr>
-          <w:rFonts w:ascii="Times New Roman" w:cs="Times New Roman" w:eastAsia="Times New Roman" w:hAnsi="Times New Roman"/>
+          <w:rFonts w:ascii="Barlow Semi Condensed" w:cs="Barlow Semi Condensed" w:eastAsia="Barlow Semi Condensed" w:hAnsi="Barlow Semi Condensed"/>
           <w:sz w:val="24"/>
           <w:szCs w:val="24"/>
         </w:rPr>
@@ -1159,7 +1159,7 @@
       </w:r>
       <w:r>
         <w:rPr>
-          <w:rFonts w:ascii="Times New Roman" w:cs="Times New Roman" w:eastAsia="Times New Roman" w:hAnsi="Times New Roman"/>
+          <w:rFonts w:ascii="Barlow Semi Condensed" w:cs="Barlow Semi Condensed" w:eastAsia="Barlow Semi Condensed" w:hAnsi="Barlow Semi Condensed"/>
           <w:b/>
           <w:bCs/>
           <w:sz w:val="24"/>
@@ -1169,7 +1169,7 @@
       </w:r>
       <w:r>
         <w:rPr>
-          <w:rFonts w:ascii="Times New Roman" w:cs="Times New Roman" w:eastAsia="Times New Roman" w:hAnsi="Times New Roman"/>
+          <w:rFonts w:ascii="Barlow Semi Condensed" w:cs="Barlow Semi Condensed" w:eastAsia="Barlow Semi Condensed" w:hAnsi="Barlow Semi Condensed"/>
           <w:sz w:val="24"/>
           <w:szCs w:val="24"/>
         </w:rPr>
@@ -1177,7 +1177,7 @@
       </w:r>
       <w:r>
         <w:rPr>
-          <w:rFonts w:ascii="Times New Roman" w:cs="Times New Roman" w:eastAsia="Times New Roman" w:hAnsi="Times New Roman"/>
+          <w:rFonts w:ascii="Barlow Semi Condensed" w:cs="Barlow Semi Condensed" w:eastAsia="Barlow Semi Condensed" w:hAnsi="Barlow Semi Condensed"/>
           <w:i/>
           <w:iCs/>
           <w:sz w:val="24"/>
@@ -1187,7 +1187,7 @@
       </w:r>
       <w:r>
         <w:rPr>
-          <w:rFonts w:ascii="Times New Roman" w:cs="Times New Roman" w:eastAsia="Times New Roman" w:hAnsi="Times New Roman"/>
+          <w:rFonts w:ascii="Barlow Semi Condensed" w:cs="Barlow Semi Condensed" w:eastAsia="Barlow Semi Condensed" w:hAnsi="Barlow Semi Condensed"/>
           <w:sz w:val="24"/>
           <w:szCs w:val="24"/>
         </w:rPr>
@@ -1195,7 +1195,7 @@
       </w:r>
       <w:r>
         <w:rPr>
-          <w:rFonts w:ascii="Times New Roman" w:cs="Times New Roman" w:eastAsia="Times New Roman" w:hAnsi="Times New Roman"/>
+          <w:rFonts w:ascii="Barlow Semi Condensed" w:cs="Barlow Semi Condensed" w:eastAsia="Barlow Semi Condensed" w:hAnsi="Barlow Semi Condensed"/>
           <w:b/>
           <w:bCs/>
           <w:sz w:val="24"/>
@@ -1205,7 +1205,7 @@
       </w:r>
       <w:r>
         <w:rPr>
-          <w:rFonts w:ascii="Times New Roman" w:cs="Times New Roman" w:eastAsia="Times New Roman" w:hAnsi="Times New Roman"/>
+          <w:rFonts w:ascii="Barlow Semi Condensed" w:cs="Barlow Semi Condensed" w:eastAsia="Barlow Semi Condensed" w:hAnsi="Barlow Semi Condensed"/>
           <w:sz w:val="24"/>
           <w:szCs w:val="24"/>
         </w:rPr>
@@ -1213,7 +1213,7 @@
       </w:r>
       <w:r>
         <w:rPr>
-          <w:rFonts w:ascii="Times New Roman" w:cs="Times New Roman" w:eastAsia="Times New Roman" w:hAnsi="Times New Roman"/>
+          <w:rFonts w:ascii="Barlow Semi Condensed" w:cs="Barlow Semi Condensed" w:eastAsia="Barlow Semi Condensed" w:hAnsi="Barlow Semi Condensed"/>
           <w:b/>
           <w:bCs/>
           <w:sz w:val="24"/>
@@ -1223,7 +1223,7 @@
       </w:r>
       <w:r>
         <w:rPr>
-          <w:rFonts w:ascii="Times New Roman" w:cs="Times New Roman" w:eastAsia="Times New Roman" w:hAnsi="Times New Roman"/>
+          <w:rFonts w:ascii="Barlow Semi Condensed" w:cs="Barlow Semi Condensed" w:eastAsia="Barlow Semi Condensed" w:hAnsi="Barlow Semi Condensed"/>
           <w:sz w:val="24"/>
           <w:szCs w:val="24"/>
         </w:rPr>
@@ -1237,7 +1237,7 @@
       </w:pPr>
       <w:r>
         <w:rPr>
-          <w:rFonts w:ascii="Times New Roman" w:cs="Times New Roman" w:eastAsia="Times New Roman" w:hAnsi="Times New Roman"/>
+          <w:rFonts w:ascii="Barlow Semi Condensed" w:cs="Barlow Semi Condensed" w:eastAsia="Barlow Semi Condensed" w:hAnsi="Barlow Semi Condensed"/>
           <w:sz w:val="24"/>
           <w:szCs w:val="24"/>
         </w:rPr>
@@ -1251,7 +1251,7 @@
       </w:pPr>
       <w:r>
         <w:rPr>
-          <w:rFonts w:ascii="Times New Roman" w:cs="Times New Roman" w:eastAsia="Times New Roman" w:hAnsi="Times New Roman"/>
+          <w:rFonts w:ascii="Barlow Semi Condensed" w:cs="Barlow Semi Condensed" w:eastAsia="Barlow Semi Condensed" w:hAnsi="Barlow Semi Condensed"/>
           <w:sz w:val="24"/>
           <w:szCs w:val="24"/>
         </w:rPr>
@@ -1259,7 +1259,7 @@
       </w:r>
       <w:r>
         <w:rPr>
-          <w:rFonts w:ascii="Times New Roman" w:cs="Times New Roman" w:eastAsia="Times New Roman" w:hAnsi="Times New Roman"/>
+          <w:rFonts w:ascii="Barlow Semi Condensed" w:cs="Barlow Semi Condensed" w:eastAsia="Barlow Semi Condensed" w:hAnsi="Barlow Semi Condensed"/>
           <w:b/>
           <w:bCs/>
           <w:sz w:val="24"/>
@@ -1269,7 +1269,7 @@
       </w:r>
       <w:r>
         <w:rPr>
-          <w:rFonts w:ascii="Times New Roman" w:cs="Times New Roman" w:eastAsia="Times New Roman" w:hAnsi="Times New Roman"/>
+          <w:rFonts w:ascii="Barlow Semi Condensed" w:cs="Barlow Semi Condensed" w:eastAsia="Barlow Semi Condensed" w:hAnsi="Barlow Semi Condensed"/>
           <w:sz w:val="24"/>
           <w:szCs w:val="24"/>
         </w:rPr>
@@ -1277,7 +1277,7 @@
       </w:r>
       <w:r>
         <w:rPr>
-          <w:rFonts w:ascii="Times New Roman" w:cs="Times New Roman" w:eastAsia="Times New Roman" w:hAnsi="Times New Roman"/>
+          <w:rFonts w:ascii="Barlow Semi Condensed" w:cs="Barlow Semi Condensed" w:eastAsia="Barlow Semi Condensed" w:hAnsi="Barlow Semi Condensed"/>
           <w:b/>
           <w:bCs/>
           <w:sz w:val="24"/>
@@ -1287,7 +1287,7 @@
       </w:r>
       <w:r>
         <w:rPr>
-          <w:rFonts w:ascii="Times New Roman" w:cs="Times New Roman" w:eastAsia="Times New Roman" w:hAnsi="Times New Roman"/>
+          <w:rFonts w:ascii="Barlow Semi Condensed" w:cs="Barlow Semi Condensed" w:eastAsia="Barlow Semi Condensed" w:hAnsi="Barlow Semi Condensed"/>
           <w:sz w:val="24"/>
           <w:szCs w:val="24"/>
         </w:rPr>
@@ -1301,7 +1301,7 @@
       </w:pPr>
       <w:r>
         <w:rPr>
-          <w:rFonts w:ascii="Times New Roman" w:cs="Times New Roman" w:eastAsia="Times New Roman" w:hAnsi="Times New Roman"/>
+          <w:rFonts w:ascii="Barlow Semi Condensed" w:cs="Barlow Semi Condensed" w:eastAsia="Barlow Semi Condensed" w:hAnsi="Barlow Semi Condensed"/>
           <w:sz w:val="24"/>
           <w:szCs w:val="24"/>
         </w:rPr>
@@ -1309,7 +1309,7 @@
       </w:r>
       <w:r>
         <w:rPr>
-          <w:rFonts w:ascii="Times New Roman" w:cs="Times New Roman" w:eastAsia="Times New Roman" w:hAnsi="Times New Roman"/>
+          <w:rFonts w:ascii="Barlow Semi Condensed" w:cs="Barlow Semi Condensed" w:eastAsia="Barlow Semi Condensed" w:hAnsi="Barlow Semi Condensed"/>
           <w:b/>
           <w:bCs/>
           <w:sz w:val="24"/>
@@ -1319,7 +1319,7 @@
       </w:r>
       <w:r>
         <w:rPr>
-          <w:rFonts w:ascii="Times New Roman" w:cs="Times New Roman" w:eastAsia="Times New Roman" w:hAnsi="Times New Roman"/>
+          <w:rFonts w:ascii="Barlow Semi Condensed" w:cs="Barlow Semi Condensed" w:eastAsia="Barlow Semi Condensed" w:hAnsi="Barlow Semi Condensed"/>
           <w:sz w:val="24"/>
           <w:szCs w:val="24"/>
         </w:rPr>
@@ -1327,7 +1327,7 @@
       </w:r>
       <w:r>
         <w:rPr>
-          <w:rFonts w:ascii="Times New Roman" w:cs="Times New Roman" w:eastAsia="Times New Roman" w:hAnsi="Times New Roman"/>
+          <w:rFonts w:ascii="Barlow Semi Condensed" w:cs="Barlow Semi Condensed" w:eastAsia="Barlow Semi Condensed" w:hAnsi="Barlow Semi Condensed"/>
           <w:b/>
           <w:bCs/>
           <w:sz w:val="24"/>
@@ -1337,7 +1337,7 @@
       </w:r>
       <w:r>
         <w:rPr>
-          <w:rFonts w:ascii="Times New Roman" w:cs="Times New Roman" w:eastAsia="Times New Roman" w:hAnsi="Times New Roman"/>
+          <w:rFonts w:ascii="Barlow Semi Condensed" w:cs="Barlow Semi Condensed" w:eastAsia="Barlow Semi Condensed" w:hAnsi="Barlow Semi Condensed"/>
           <w:sz w:val="24"/>
           <w:szCs w:val="24"/>
         </w:rPr>
@@ -1345,7 +1345,7 @@
       </w:r>
       <w:r>
         <w:rPr>
-          <w:rFonts w:ascii="Times New Roman" w:cs="Times New Roman" w:eastAsia="Times New Roman" w:hAnsi="Times New Roman"/>
+          <w:rFonts w:ascii="Barlow Semi Condensed" w:cs="Barlow Semi Condensed" w:eastAsia="Barlow Semi Condensed" w:hAnsi="Barlow Semi Condensed"/>
           <w:b/>
           <w:bCs/>
           <w:sz w:val="24"/>
@@ -1355,7 +1355,7 @@
       </w:r>
       <w:r>
         <w:rPr>
-          <w:rFonts w:ascii="Times New Roman" w:cs="Times New Roman" w:eastAsia="Times New Roman" w:hAnsi="Times New Roman"/>
+          <w:rFonts w:ascii="Barlow Semi Condensed" w:cs="Barlow Semi Condensed" w:eastAsia="Barlow Semi Condensed" w:hAnsi="Barlow Semi Condensed"/>
           <w:sz w:val="24"/>
           <w:szCs w:val="24"/>
         </w:rPr>
@@ -1363,7 +1363,7 @@
       </w:r>
       <w:r>
         <w:rPr>
-          <w:rFonts w:ascii="Times New Roman" w:cs="Times New Roman" w:eastAsia="Times New Roman" w:hAnsi="Times New Roman"/>
+          <w:rFonts w:ascii="Barlow Semi Condensed" w:cs="Barlow Semi Condensed" w:eastAsia="Barlow Semi Condensed" w:hAnsi="Barlow Semi Condensed"/>
           <w:b/>
           <w:bCs/>
           <w:sz w:val="24"/>
@@ -1373,7 +1373,7 @@
       </w:r>
       <w:r>
         <w:rPr>
-          <w:rFonts w:ascii="Times New Roman" w:cs="Times New Roman" w:eastAsia="Times New Roman" w:hAnsi="Times New Roman"/>
+          <w:rFonts w:ascii="Barlow Semi Condensed" w:cs="Barlow Semi Condensed" w:eastAsia="Barlow Semi Condensed" w:hAnsi="Barlow Semi Condensed"/>
           <w:sz w:val="24"/>
           <w:szCs w:val="24"/>
         </w:rPr>
@@ -1387,7 +1387,7 @@
       </w:pPr>
       <w:r>
         <w:rPr>
-          <w:rFonts w:ascii="Times New Roman" w:cs="Times New Roman" w:eastAsia="Times New Roman" w:hAnsi="Times New Roman"/>
+          <w:rFonts w:ascii="Barlow Semi Condensed" w:cs="Barlow Semi Condensed" w:eastAsia="Barlow Semi Condensed" w:hAnsi="Barlow Semi Condensed"/>
           <w:sz w:val="24"/>
           <w:szCs w:val="24"/>
         </w:rPr>
@@ -1401,7 +1401,7 @@
       </w:pPr>
       <w:r>
         <w:rPr>
-          <w:rFonts w:ascii="Times New Roman" w:cs="Times New Roman" w:eastAsia="Times New Roman" w:hAnsi="Times New Roman"/>
+          <w:rFonts w:ascii="Barlow Semi Condensed" w:cs="Barlow Semi Condensed" w:eastAsia="Barlow Semi Condensed" w:hAnsi="Barlow Semi Condensed"/>
           <w:sz w:val="24"/>
           <w:szCs w:val="24"/>
         </w:rPr>
@@ -1415,7 +1415,7 @@
       </w:pPr>
       <w:r>
         <w:rPr>
-          <w:rFonts w:ascii="Times New Roman" w:cs="Times New Roman" w:eastAsia="Times New Roman" w:hAnsi="Times New Roman"/>
+          <w:rFonts w:ascii="Barlow Semi Condensed" w:cs="Barlow Semi Condensed" w:eastAsia="Barlow Semi Condensed" w:hAnsi="Barlow Semi Condensed"/>
           <w:sz w:val="24"/>
           <w:szCs w:val="24"/>
         </w:rPr>
@@ -1423,7 +1423,7 @@
       </w:r>
       <w:r>
         <w:rPr>
-          <w:rFonts w:ascii="Times New Roman" w:cs="Times New Roman" w:eastAsia="Times New Roman" w:hAnsi="Times New Roman"/>
+          <w:rFonts w:ascii="Barlow Semi Condensed" w:cs="Barlow Semi Condensed" w:eastAsia="Barlow Semi Condensed" w:hAnsi="Barlow Semi Condensed"/>
           <w:i/>
           <w:iCs/>
           <w:sz w:val="24"/>
@@ -1433,7 +1433,7 @@
       </w:r>
       <w:r>
         <w:rPr>
-          <w:rFonts w:ascii="Times New Roman" w:cs="Times New Roman" w:eastAsia="Times New Roman" w:hAnsi="Times New Roman"/>
+          <w:rFonts w:ascii="Barlow Semi Condensed" w:cs="Barlow Semi Condensed" w:eastAsia="Barlow Semi Condensed" w:hAnsi="Barlow Semi Condensed"/>
           <w:sz w:val="24"/>
           <w:szCs w:val="24"/>
         </w:rPr>
@@ -1441,7 +1441,7 @@
       </w:r>
       <w:r>
         <w:rPr>
-          <w:rFonts w:ascii="Times New Roman" w:cs="Times New Roman" w:eastAsia="Times New Roman" w:hAnsi="Times New Roman"/>
+          <w:rFonts w:ascii="Barlow Semi Condensed" w:cs="Barlow Semi Condensed" w:eastAsia="Barlow Semi Condensed" w:hAnsi="Barlow Semi Condensed"/>
           <w:b/>
           <w:bCs/>
           <w:sz w:val="24"/>
@@ -1451,7 +1451,7 @@
       </w:r>
       <w:r>
         <w:rPr>
-          <w:rFonts w:ascii="Times New Roman" w:cs="Times New Roman" w:eastAsia="Times New Roman" w:hAnsi="Times New Roman"/>
+          <w:rFonts w:ascii="Barlow Semi Condensed" w:cs="Barlow Semi Condensed" w:eastAsia="Barlow Semi Condensed" w:hAnsi="Barlow Semi Condensed"/>
           <w:sz w:val="24"/>
           <w:szCs w:val="24"/>
         </w:rPr>
@@ -1459,7 +1459,7 @@
       </w:r>
       <w:r>
         <w:rPr>
-          <w:rFonts w:ascii="Times New Roman" w:cs="Times New Roman" w:eastAsia="Times New Roman" w:hAnsi="Times New Roman"/>
+          <w:rFonts w:ascii="Barlow Semi Condensed" w:cs="Barlow Semi Condensed" w:eastAsia="Barlow Semi Condensed" w:hAnsi="Barlow Semi Condensed"/>
           <w:b/>
           <w:bCs/>
           <w:sz w:val="24"/>
@@ -1469,7 +1469,7 @@
       </w:r>
       <w:r>
         <w:rPr>
-          <w:rFonts w:ascii="Times New Roman" w:cs="Times New Roman" w:eastAsia="Times New Roman" w:hAnsi="Times New Roman"/>
+          <w:rFonts w:ascii="Barlow Semi Condensed" w:cs="Barlow Semi Condensed" w:eastAsia="Barlow Semi Condensed" w:hAnsi="Barlow Semi Condensed"/>
           <w:sz w:val="24"/>
           <w:szCs w:val="24"/>
         </w:rPr>
@@ -1477,7 +1477,7 @@
       </w:r>
       <w:r>
         <w:rPr>
-          <w:rFonts w:ascii="Times New Roman" w:cs="Times New Roman" w:eastAsia="Times New Roman" w:hAnsi="Times New Roman"/>
+          <w:rFonts w:ascii="Barlow Semi Condensed" w:cs="Barlow Semi Condensed" w:eastAsia="Barlow Semi Condensed" w:hAnsi="Barlow Semi Condensed"/>
           <w:b/>
           <w:bCs/>
           <w:sz w:val="24"/>
@@ -1487,7 +1487,7 @@
       </w:r>
       <w:r>
         <w:rPr>
-          <w:rFonts w:ascii="Times New Roman" w:cs="Times New Roman" w:eastAsia="Times New Roman" w:hAnsi="Times New Roman"/>
+          <w:rFonts w:ascii="Barlow Semi Condensed" w:cs="Barlow Semi Condensed" w:eastAsia="Barlow Semi Condensed" w:hAnsi="Barlow Semi Condensed"/>
           <w:sz w:val="24"/>
           <w:szCs w:val="24"/>
         </w:rPr>
@@ -1501,7 +1501,7 @@
       </w:pPr>
       <w:r>
         <w:rPr>
-          <w:rFonts w:ascii="Times New Roman" w:cs="Times New Roman" w:eastAsia="Times New Roman" w:hAnsi="Times New Roman"/>
+          <w:rFonts w:ascii="Barlow Semi Condensed" w:cs="Barlow Semi Condensed" w:eastAsia="Barlow Semi Condensed" w:hAnsi="Barlow Semi Condensed"/>
           <w:sz w:val="24"/>
           <w:szCs w:val="24"/>
         </w:rPr>
@@ -1509,7 +1509,7 @@
       </w:r>
       <w:r>
         <w:rPr>
-          <w:rFonts w:ascii="Times New Roman" w:cs="Times New Roman" w:eastAsia="Times New Roman" w:hAnsi="Times New Roman"/>
+          <w:rFonts w:ascii="Barlow Semi Condensed" w:cs="Barlow Semi Condensed" w:eastAsia="Barlow Semi Condensed" w:hAnsi="Barlow Semi Condensed"/>
           <w:b/>
           <w:bCs/>
           <w:sz w:val="24"/>
@@ -1519,7 +1519,7 @@
       </w:r>
       <w:r>
         <w:rPr>
-          <w:rFonts w:ascii="Times New Roman" w:cs="Times New Roman" w:eastAsia="Times New Roman" w:hAnsi="Times New Roman"/>
+          <w:rFonts w:ascii="Barlow Semi Condensed" w:cs="Barlow Semi Condensed" w:eastAsia="Barlow Semi Condensed" w:hAnsi="Barlow Semi Condensed"/>
           <w:sz w:val="24"/>
           <w:szCs w:val="24"/>
         </w:rPr>
@@ -1527,7 +1527,7 @@
       </w:r>
       <w:r>
         <w:rPr>
-          <w:rFonts w:ascii="Times New Roman" w:cs="Times New Roman" w:eastAsia="Times New Roman" w:hAnsi="Times New Roman"/>
+          <w:rFonts w:ascii="Barlow Semi Condensed" w:cs="Barlow Semi Condensed" w:eastAsia="Barlow Semi Condensed" w:hAnsi="Barlow Semi Condensed"/>
           <w:b/>
           <w:bCs/>
           <w:sz w:val="24"/>
@@ -1537,7 +1537,7 @@
       </w:r>
       <w:r>
         <w:rPr>
-          <w:rFonts w:ascii="Times New Roman" w:cs="Times New Roman" w:eastAsia="Times New Roman" w:hAnsi="Times New Roman"/>
+          <w:rFonts w:ascii="Barlow Semi Condensed" w:cs="Barlow Semi Condensed" w:eastAsia="Barlow Semi Condensed" w:hAnsi="Barlow Semi Condensed"/>
           <w:sz w:val="24"/>
           <w:szCs w:val="24"/>
         </w:rPr>
@@ -1545,7 +1545,7 @@
       </w:r>
       <w:r>
         <w:rPr>
-          <w:rFonts w:ascii="Times New Roman" w:cs="Times New Roman" w:eastAsia="Times New Roman" w:hAnsi="Times New Roman"/>
+          <w:rFonts w:ascii="Barlow Semi Condensed" w:cs="Barlow Semi Condensed" w:eastAsia="Barlow Semi Condensed" w:hAnsi="Barlow Semi Condensed"/>
           <w:b/>
           <w:bCs/>
           <w:sz w:val="24"/>
@@ -1555,7 +1555,7 @@
       </w:r>
       <w:r>
         <w:rPr>
-          <w:rFonts w:ascii="Times New Roman" w:cs="Times New Roman" w:eastAsia="Times New Roman" w:hAnsi="Times New Roman"/>
+          <w:rFonts w:ascii="Barlow Semi Condensed" w:cs="Barlow Semi Condensed" w:eastAsia="Barlow Semi Condensed" w:hAnsi="Barlow Semi Condensed"/>
           <w:sz w:val="24"/>
           <w:szCs w:val="24"/>
         </w:rPr>
@@ -1577,7 +1577,7 @@
       </w:pPr>
       <w:r>
         <w:rPr>
-          <w:rFonts w:ascii="Times New Roman" w:cs="Times New Roman" w:eastAsia="Times New Roman" w:hAnsi="Times New Roman"/>
+          <w:rFonts w:ascii="Barlow Semi Condensed" w:cs="Barlow Semi Condensed" w:eastAsia="Barlow Semi Condensed" w:hAnsi="Barlow Semi Condensed"/>
           <w:i/>
           <w:iCs/>
           <w:sz w:val="24"/>
@@ -1587,7 +1587,7 @@
       </w:r>
       <w:r>
         <w:rPr>
-          <w:rFonts w:ascii="Times New Roman" w:cs="Times New Roman" w:eastAsia="Times New Roman" w:hAnsi="Times New Roman"/>
+          <w:rFonts w:ascii="Barlow Semi Condensed" w:cs="Barlow Semi Condensed" w:eastAsia="Barlow Semi Condensed" w:hAnsi="Barlow Semi Condensed"/>
           <w:sz w:val="24"/>
           <w:szCs w:val="24"/>
         </w:rPr>
@@ -1595,7 +1595,7 @@
       </w:r>
       <w:r>
         <w:rPr>
-          <w:rFonts w:ascii="Times New Roman" w:cs="Times New Roman" w:eastAsia="Times New Roman" w:hAnsi="Times New Roman"/>
+          <w:rFonts w:ascii="Barlow Semi Condensed" w:cs="Barlow Semi Condensed" w:eastAsia="Barlow Semi Condensed" w:hAnsi="Barlow Semi Condensed"/>
           <w:b/>
           <w:bCs/>
           <w:sz w:val="24"/>
@@ -1605,7 +1605,7 @@
       </w:r>
       <w:r>
         <w:rPr>
-          <w:rFonts w:ascii="Times New Roman" w:cs="Times New Roman" w:eastAsia="Times New Roman" w:hAnsi="Times New Roman"/>
+          <w:rFonts w:ascii="Barlow Semi Condensed" w:cs="Barlow Semi Condensed" w:eastAsia="Barlow Semi Condensed" w:hAnsi="Barlow Semi Condensed"/>
           <w:sz w:val="24"/>
           <w:szCs w:val="24"/>
         </w:rPr>
@@ -1613,7 +1613,7 @@
       </w:r>
       <w:r>
         <w:rPr>
-          <w:rFonts w:ascii="Times New Roman" w:cs="Times New Roman" w:eastAsia="Times New Roman" w:hAnsi="Times New Roman"/>
+          <w:rFonts w:ascii="Barlow Semi Condensed" w:cs="Barlow Semi Condensed" w:eastAsia="Barlow Semi Condensed" w:hAnsi="Barlow Semi Condensed"/>
           <w:i/>
           <w:iCs/>
           <w:sz w:val="24"/>
@@ -1637,7 +1637,7 @@
       </w:pPr>
       <w:r>
         <w:rPr>
-          <w:rFonts w:ascii="Times New Roman" w:cs="Times New Roman" w:eastAsia="Times New Roman" w:hAnsi="Times New Roman"/>
+          <w:rFonts w:ascii="Barlow Semi Condensed" w:cs="Barlow Semi Condensed" w:eastAsia="Barlow Semi Condensed" w:hAnsi="Barlow Semi Condensed"/>
           <w:i/>
           <w:iCs/>
           <w:sz w:val="24"/>
@@ -1658,7 +1658,7 @@
       </w:pPr>
       <w:r>
         <w:rPr>
-          <w:rFonts w:ascii="Times New Roman" w:cs="Times New Roman" w:eastAsia="Times New Roman" w:hAnsi="Times New Roman"/>
+          <w:rFonts w:ascii="Barlow Semi Condensed" w:cs="Barlow Semi Condensed" w:eastAsia="Barlow Semi Condensed" w:hAnsi="Barlow Semi Condensed"/>
           <w:sz w:val="24"/>
           <w:szCs w:val="24"/>
         </w:rPr>
@@ -1672,7 +1672,7 @@
       </w:pPr>
       <w:r>
         <w:rPr>
-          <w:rFonts w:ascii="Times New Roman" w:cs="Times New Roman" w:eastAsia="Times New Roman" w:hAnsi="Times New Roman"/>
+          <w:rFonts w:ascii="Barlow Semi Condensed" w:cs="Barlow Semi Condensed" w:eastAsia="Barlow Semi Condensed" w:hAnsi="Barlow Semi Condensed"/>
           <w:sz w:val="24"/>
           <w:szCs w:val="24"/>
         </w:rPr>
@@ -1686,7 +1686,7 @@
       </w:pPr>
       <w:r>
         <w:rPr>
-          <w:rFonts w:ascii="Times New Roman" w:cs="Times New Roman" w:eastAsia="Times New Roman" w:hAnsi="Times New Roman"/>
+          <w:rFonts w:ascii="Barlow Semi Condensed" w:cs="Barlow Semi Condensed" w:eastAsia="Barlow Semi Condensed" w:hAnsi="Barlow Semi Condensed"/>
           <w:i/>
           <w:iCs/>
           <w:sz w:val="24"/>
@@ -1706,7 +1706,7 @@
       </w:pPr>
       <w:r>
         <w:rPr>
-          <w:rFonts w:ascii="Times New Roman" w:cs="Times New Roman" w:eastAsia="Times New Roman" w:hAnsi="Times New Roman"/>
+          <w:rFonts w:ascii="Barlow Semi Condensed" w:cs="Barlow Semi Condensed" w:eastAsia="Barlow Semi Condensed" w:hAnsi="Barlow Semi Condensed"/>
           <w:b/>
           <w:bCs/>
           <w:i w:val="false"/>
@@ -1718,7 +1718,7 @@
       </w:r>
       <w:r>
         <w:rPr>
-          <w:rFonts w:ascii="Times New Roman" w:cs="Times New Roman" w:eastAsia="Times New Roman" w:hAnsi="Times New Roman"/>
+          <w:rFonts w:ascii="Barlow Semi Condensed" w:cs="Barlow Semi Condensed" w:eastAsia="Barlow Semi Condensed" w:hAnsi="Barlow Semi Condensed"/>
           <w:i w:val="false"/>
           <w:iCs w:val="false"/>
           <w:sz w:val="24"/>
@@ -1728,7 +1728,7 @@
       </w:r>
       <w:r>
         <w:rPr>
-          <w:rFonts w:ascii="Times New Roman" w:cs="Times New Roman" w:eastAsia="Times New Roman" w:hAnsi="Times New Roman"/>
+          <w:rFonts w:ascii="Barlow Semi Condensed" w:cs="Barlow Semi Condensed" w:eastAsia="Barlow Semi Condensed" w:hAnsi="Barlow Semi Condensed"/>
           <w:b/>
           <w:bCs/>
           <w:i w:val="false"/>
@@ -1740,7 +1740,7 @@
       </w:r>
       <w:r>
         <w:rPr>
-          <w:rFonts w:ascii="Times New Roman" w:cs="Times New Roman" w:eastAsia="Times New Roman" w:hAnsi="Times New Roman"/>
+          <w:rFonts w:ascii="Barlow Semi Condensed" w:cs="Barlow Semi Condensed" w:eastAsia="Barlow Semi Condensed" w:hAnsi="Barlow Semi Condensed"/>
           <w:i w:val="false"/>
           <w:iCs w:val="false"/>
           <w:sz w:val="24"/>
@@ -1750,7 +1750,7 @@
       </w:r>
       <w:r>
         <w:rPr>
-          <w:rFonts w:ascii="Times New Roman" w:cs="Times New Roman" w:eastAsia="Times New Roman" w:hAnsi="Times New Roman"/>
+          <w:rFonts w:ascii="Barlow Semi Condensed" w:cs="Barlow Semi Condensed" w:eastAsia="Barlow Semi Condensed" w:hAnsi="Barlow Semi Condensed"/>
           <w:b/>
           <w:bCs/>
           <w:i w:val="false"/>
@@ -1762,7 +1762,7 @@
       </w:r>
       <w:r>
         <w:rPr>
-          <w:rFonts w:ascii="Times New Roman" w:cs="Times New Roman" w:eastAsia="Times New Roman" w:hAnsi="Times New Roman"/>
+          <w:rFonts w:ascii="Barlow Semi Condensed" w:cs="Barlow Semi Condensed" w:eastAsia="Barlow Semi Condensed" w:hAnsi="Barlow Semi Condensed"/>
           <w:i w:val="false"/>
           <w:iCs w:val="false"/>
           <w:sz w:val="24"/>
@@ -1772,7 +1772,7 @@
       </w:r>
       <w:r>
         <w:rPr>
-          <w:rFonts w:ascii="Times New Roman" w:cs="Times New Roman" w:eastAsia="Times New Roman" w:hAnsi="Times New Roman"/>
+          <w:rFonts w:ascii="Barlow Semi Condensed" w:cs="Barlow Semi Condensed" w:eastAsia="Barlow Semi Condensed" w:hAnsi="Barlow Semi Condensed"/>
           <w:b/>
           <w:bCs/>
           <w:i w:val="false"/>
@@ -1784,7 +1784,7 @@
       </w:r>
       <w:r>
         <w:rPr>
-          <w:rFonts w:ascii="Times New Roman" w:cs="Times New Roman" w:eastAsia="Times New Roman" w:hAnsi="Times New Roman"/>
+          <w:rFonts w:ascii="Barlow Semi Condensed" w:cs="Barlow Semi Condensed" w:eastAsia="Barlow Semi Condensed" w:hAnsi="Barlow Semi Condensed"/>
           <w:i w:val="false"/>
           <w:iCs w:val="false"/>
           <w:sz w:val="24"/>
@@ -1794,7 +1794,7 @@
       </w:r>
       <w:r>
         <w:rPr>
-          <w:rFonts w:ascii="Times New Roman" w:cs="Times New Roman" w:eastAsia="Times New Roman" w:hAnsi="Times New Roman"/>
+          <w:rFonts w:ascii="Barlow Semi Condensed" w:cs="Barlow Semi Condensed" w:eastAsia="Barlow Semi Condensed" w:hAnsi="Barlow Semi Condensed"/>
           <w:b/>
           <w:bCs/>
           <w:i w:val="false"/>
@@ -1806,7 +1806,7 @@
       </w:r>
       <w:r>
         <w:rPr>
-          <w:rFonts w:ascii="Times New Roman" w:cs="Times New Roman" w:eastAsia="Times New Roman" w:hAnsi="Times New Roman"/>
+          <w:rFonts w:ascii="Barlow Semi Condensed" w:cs="Barlow Semi Condensed" w:eastAsia="Barlow Semi Condensed" w:hAnsi="Barlow Semi Condensed"/>
           <w:i w:val="false"/>
           <w:iCs w:val="false"/>
           <w:sz w:val="24"/>
@@ -1816,7 +1816,7 @@
       </w:r>
       <w:r>
         <w:rPr>
-          <w:rFonts w:ascii="Times New Roman" w:cs="Times New Roman" w:eastAsia="Times New Roman" w:hAnsi="Times New Roman"/>
+          <w:rFonts w:ascii="Barlow Semi Condensed" w:cs="Barlow Semi Condensed" w:eastAsia="Barlow Semi Condensed" w:hAnsi="Barlow Semi Condensed"/>
           <w:b/>
           <w:bCs/>
           <w:i w:val="false"/>
@@ -1828,7 +1828,7 @@
       </w:r>
       <w:r>
         <w:rPr>
-          <w:rFonts w:ascii="Times New Roman" w:cs="Times New Roman" w:eastAsia="Times New Roman" w:hAnsi="Times New Roman"/>
+          <w:rFonts w:ascii="Barlow Semi Condensed" w:cs="Barlow Semi Condensed" w:eastAsia="Barlow Semi Condensed" w:hAnsi="Barlow Semi Condensed"/>
           <w:i w:val="false"/>
           <w:iCs w:val="false"/>
           <w:sz w:val="24"/>
@@ -1838,7 +1838,7 @@
       </w:r>
       <w:r>
         <w:rPr>
-          <w:rFonts w:ascii="Times New Roman" w:cs="Times New Roman" w:eastAsia="Times New Roman" w:hAnsi="Times New Roman"/>
+          <w:rFonts w:ascii="Barlow Semi Condensed" w:cs="Barlow Semi Condensed" w:eastAsia="Barlow Semi Condensed" w:hAnsi="Barlow Semi Condensed"/>
           <w:b/>
           <w:bCs/>
           <w:i w:val="false"/>
@@ -1850,7 +1850,7 @@
       </w:r>
       <w:r>
         <w:rPr>
-          <w:rFonts w:ascii="Times New Roman" w:cs="Times New Roman" w:eastAsia="Times New Roman" w:hAnsi="Times New Roman"/>
+          <w:rFonts w:ascii="Barlow Semi Condensed" w:cs="Barlow Semi Condensed" w:eastAsia="Barlow Semi Condensed" w:hAnsi="Barlow Semi Condensed"/>
           <w:i w:val="false"/>
           <w:iCs w:val="false"/>
           <w:sz w:val="24"/>
@@ -1860,7 +1860,7 @@
       </w:r>
       <w:r>
         <w:rPr>
-          <w:rFonts w:ascii="Times New Roman" w:cs="Times New Roman" w:eastAsia="Times New Roman" w:hAnsi="Times New Roman"/>
+          <w:rFonts w:ascii="Barlow Semi Condensed" w:cs="Barlow Semi Condensed" w:eastAsia="Barlow Semi Condensed" w:hAnsi="Barlow Semi Condensed"/>
           <w:b/>
           <w:bCs/>
           <w:i w:val="false"/>
@@ -1872,7 +1872,7 @@
       </w:r>
       <w:r>
         <w:rPr>
-          <w:rFonts w:ascii="Times New Roman" w:cs="Times New Roman" w:eastAsia="Times New Roman" w:hAnsi="Times New Roman"/>
+          <w:rFonts w:ascii="Barlow Semi Condensed" w:cs="Barlow Semi Condensed" w:eastAsia="Barlow Semi Condensed" w:hAnsi="Barlow Semi Condensed"/>
           <w:i w:val="false"/>
           <w:iCs w:val="false"/>
           <w:sz w:val="24"/>
@@ -1882,7 +1882,7 @@
       </w:r>
       <w:r>
         <w:rPr>
-          <w:rFonts w:ascii="Times New Roman" w:cs="Times New Roman" w:eastAsia="Times New Roman" w:hAnsi="Times New Roman"/>
+          <w:rFonts w:ascii="Barlow Semi Condensed" w:cs="Barlow Semi Condensed" w:eastAsia="Barlow Semi Condensed" w:hAnsi="Barlow Semi Condensed"/>
           <w:b/>
           <w:bCs/>
           <w:i w:val="false"/>
@@ -1894,7 +1894,7 @@
       </w:r>
       <w:r>
         <w:rPr>
-          <w:rFonts w:ascii="Times New Roman" w:cs="Times New Roman" w:eastAsia="Times New Roman" w:hAnsi="Times New Roman"/>
+          <w:rFonts w:ascii="Barlow Semi Condensed" w:cs="Barlow Semi Condensed" w:eastAsia="Barlow Semi Condensed" w:hAnsi="Barlow Semi Condensed"/>
           <w:i w:val="false"/>
           <w:iCs w:val="false"/>
           <w:sz w:val="24"/>
@@ -1904,7 +1904,7 @@
       </w:r>
       <w:r>
         <w:rPr>
-          <w:rFonts w:ascii="Times New Roman" w:cs="Times New Roman" w:eastAsia="Times New Roman" w:hAnsi="Times New Roman"/>
+          <w:rFonts w:ascii="Barlow Semi Condensed" w:cs="Barlow Semi Condensed" w:eastAsia="Barlow Semi Condensed" w:hAnsi="Barlow Semi Condensed"/>
           <w:b/>
           <w:bCs/>
           <w:i w:val="false"/>
@@ -1916,7 +1916,7 @@
       </w:r>
       <w:r>
         <w:rPr>
-          <w:rFonts w:ascii="Times New Roman" w:cs="Times New Roman" w:eastAsia="Times New Roman" w:hAnsi="Times New Roman"/>
+          <w:rFonts w:ascii="Barlow Semi Condensed" w:cs="Barlow Semi Condensed" w:eastAsia="Barlow Semi Condensed" w:hAnsi="Barlow Semi Condensed"/>
           <w:i w:val="false"/>
           <w:iCs w:val="false"/>
           <w:sz w:val="24"/>
@@ -1926,7 +1926,7 @@
       </w:r>
       <w:r>
         <w:rPr>
-          <w:rFonts w:ascii="Times New Roman" w:cs="Times New Roman" w:eastAsia="Times New Roman" w:hAnsi="Times New Roman"/>
+          <w:rFonts w:ascii="Barlow Semi Condensed" w:cs="Barlow Semi Condensed" w:eastAsia="Barlow Semi Condensed" w:hAnsi="Barlow Semi Condensed"/>
           <w:b/>
           <w:bCs/>
           <w:i w:val="false"/>
@@ -1938,7 +1938,7 @@
       </w:r>
       <w:r>
         <w:rPr>
-          <w:rFonts w:ascii="Times New Roman" w:cs="Times New Roman" w:eastAsia="Times New Roman" w:hAnsi="Times New Roman"/>
+          <w:rFonts w:ascii="Barlow Semi Condensed" w:cs="Barlow Semi Condensed" w:eastAsia="Barlow Semi Condensed" w:hAnsi="Barlow Semi Condensed"/>
           <w:i w:val="false"/>
           <w:iCs w:val="false"/>
           <w:sz w:val="24"/>
@@ -1962,7 +1962,7 @@
       </w:pPr>
       <w:r>
         <w:rPr>
-          <w:rFonts w:ascii="Times New Roman" w:cs="Times New Roman" w:eastAsia="Times New Roman" w:hAnsi="Times New Roman"/>
+          <w:rFonts w:ascii="Barlow Semi Condensed" w:cs="Barlow Semi Condensed" w:eastAsia="Barlow Semi Condensed" w:hAnsi="Barlow Semi Condensed"/>
           <w:sz w:val="24"/>
           <w:szCs w:val="24"/>
         </w:rPr>
@@ -1976,7 +1976,7 @@
       </w:pPr>
       <w:r>
         <w:rPr>
-          <w:rFonts w:ascii="Times New Roman" w:cs="Times New Roman" w:eastAsia="Times New Roman" w:hAnsi="Times New Roman"/>
+          <w:rFonts w:ascii="Barlow Semi Condensed" w:cs="Barlow Semi Condensed" w:eastAsia="Barlow Semi Condensed" w:hAnsi="Barlow Semi Condensed"/>
           <w:sz w:val="24"/>
           <w:szCs w:val="24"/>
         </w:rPr>
@@ -1984,7 +1984,7 @@
       </w:r>
       <w:r>
         <w:rPr>
-          <w:rFonts w:ascii="Times New Roman" w:cs="Times New Roman" w:eastAsia="Times New Roman" w:hAnsi="Times New Roman"/>
+          <w:rFonts w:ascii="Barlow Semi Condensed" w:cs="Barlow Semi Condensed" w:eastAsia="Barlow Semi Condensed" w:hAnsi="Barlow Semi Condensed"/>
           <w:b/>
           <w:bCs/>
           <w:sz w:val="24"/>
@@ -1994,7 +1994,7 @@
       </w:r>
       <w:r>
         <w:rPr>
-          <w:rFonts w:ascii="Times New Roman" w:cs="Times New Roman" w:eastAsia="Times New Roman" w:hAnsi="Times New Roman"/>
+          <w:rFonts w:ascii="Barlow Semi Condensed" w:cs="Barlow Semi Condensed" w:eastAsia="Barlow Semi Condensed" w:hAnsi="Barlow Semi Condensed"/>
           <w:sz w:val="24"/>
           <w:szCs w:val="24"/>
         </w:rPr>
@@ -2002,7 +2002,7 @@
       </w:r>
       <w:r>
         <w:rPr>
-          <w:rFonts w:ascii="Times New Roman" w:cs="Times New Roman" w:eastAsia="Times New Roman" w:hAnsi="Times New Roman"/>
+          <w:rFonts w:ascii="Barlow Semi Condensed" w:cs="Barlow Semi Condensed" w:eastAsia="Barlow Semi Condensed" w:hAnsi="Barlow Semi Condensed"/>
           <w:b/>
           <w:bCs/>
           <w:sz w:val="24"/>
@@ -2012,7 +2012,7 @@
       </w:r>
       <w:r>
         <w:rPr>
-          <w:rFonts w:ascii="Times New Roman" w:cs="Times New Roman" w:eastAsia="Times New Roman" w:hAnsi="Times New Roman"/>
+          <w:rFonts w:ascii="Barlow Semi Condensed" w:cs="Barlow Semi Condensed" w:eastAsia="Barlow Semi Condensed" w:hAnsi="Barlow Semi Condensed"/>
           <w:sz w:val="24"/>
           <w:szCs w:val="24"/>
         </w:rPr>
@@ -2020,7 +2020,7 @@
       </w:r>
       <w:r>
         <w:rPr>
-          <w:rFonts w:ascii="Times New Roman" w:cs="Times New Roman" w:eastAsia="Times New Roman" w:hAnsi="Times New Roman"/>
+          <w:rFonts w:ascii="Barlow Semi Condensed" w:cs="Barlow Semi Condensed" w:eastAsia="Barlow Semi Condensed" w:hAnsi="Barlow Semi Condensed"/>
           <w:b/>
           <w:bCs/>
           <w:sz w:val="24"/>
@@ -2030,7 +2030,7 @@
       </w:r>
       <w:r>
         <w:rPr>
-          <w:rFonts w:ascii="Times New Roman" w:cs="Times New Roman" w:eastAsia="Times New Roman" w:hAnsi="Times New Roman"/>
+          <w:rFonts w:ascii="Barlow Semi Condensed" w:cs="Barlow Semi Condensed" w:eastAsia="Barlow Semi Condensed" w:hAnsi="Barlow Semi Condensed"/>
           <w:sz w:val="24"/>
           <w:szCs w:val="24"/>
         </w:rPr>
@@ -2038,7 +2038,7 @@
       </w:r>
       <w:r>
         <w:rPr>
-          <w:rFonts w:ascii="Times New Roman" w:cs="Times New Roman" w:eastAsia="Times New Roman" w:hAnsi="Times New Roman"/>
+          <w:rFonts w:ascii="Barlow Semi Condensed" w:cs="Barlow Semi Condensed" w:eastAsia="Barlow Semi Condensed" w:hAnsi="Barlow Semi Condensed"/>
           <w:b/>
           <w:bCs/>
           <w:sz w:val="24"/>
@@ -2048,7 +2048,7 @@
       </w:r>
       <w:r>
         <w:rPr>
-          <w:rFonts w:ascii="Times New Roman" w:cs="Times New Roman" w:eastAsia="Times New Roman" w:hAnsi="Times New Roman"/>
+          <w:rFonts w:ascii="Barlow Semi Condensed" w:cs="Barlow Semi Condensed" w:eastAsia="Barlow Semi Condensed" w:hAnsi="Barlow Semi Condensed"/>
           <w:sz w:val="24"/>
           <w:szCs w:val="24"/>
         </w:rPr>
@@ -2056,7 +2056,7 @@
       </w:r>
       <w:r>
         <w:rPr>
-          <w:rFonts w:ascii="Times New Roman" w:cs="Times New Roman" w:eastAsia="Times New Roman" w:hAnsi="Times New Roman"/>
+          <w:rFonts w:ascii="Barlow Semi Condensed" w:cs="Barlow Semi Condensed" w:eastAsia="Barlow Semi Condensed" w:hAnsi="Barlow Semi Condensed"/>
           <w:b/>
           <w:bCs/>
           <w:sz w:val="24"/>
@@ -2066,7 +2066,7 @@
       </w:r>
       <w:r>
         <w:rPr>
-          <w:rFonts w:ascii="Times New Roman" w:cs="Times New Roman" w:eastAsia="Times New Roman" w:hAnsi="Times New Roman"/>
+          <w:rFonts w:ascii="Barlow Semi Condensed" w:cs="Barlow Semi Condensed" w:eastAsia="Barlow Semi Condensed" w:hAnsi="Barlow Semi Condensed"/>
           <w:sz w:val="24"/>
           <w:szCs w:val="24"/>
         </w:rPr>
@@ -2074,7 +2074,7 @@
       </w:r>
       <w:r>
         <w:rPr>
-          <w:rFonts w:ascii="Times New Roman" w:cs="Times New Roman" w:eastAsia="Times New Roman" w:hAnsi="Times New Roman"/>
+          <w:rFonts w:ascii="Barlow Semi Condensed" w:cs="Barlow Semi Condensed" w:eastAsia="Barlow Semi Condensed" w:hAnsi="Barlow Semi Condensed"/>
           <w:b/>
           <w:bCs/>
           <w:sz w:val="24"/>
@@ -2084,7 +2084,7 @@
       </w:r>
       <w:r>
         <w:rPr>
-          <w:rFonts w:ascii="Times New Roman" w:cs="Times New Roman" w:eastAsia="Times New Roman" w:hAnsi="Times New Roman"/>
+          <w:rFonts w:ascii="Barlow Semi Condensed" w:cs="Barlow Semi Condensed" w:eastAsia="Barlow Semi Condensed" w:hAnsi="Barlow Semi Condensed"/>
           <w:sz w:val="24"/>
           <w:szCs w:val="24"/>
         </w:rPr>
@@ -2092,7 +2092,7 @@
       </w:r>
       <w:r>
         <w:rPr>
-          <w:rFonts w:ascii="Times New Roman" w:cs="Times New Roman" w:eastAsia="Times New Roman" w:hAnsi="Times New Roman"/>
+          <w:rFonts w:ascii="Barlow Semi Condensed" w:cs="Barlow Semi Condensed" w:eastAsia="Barlow Semi Condensed" w:hAnsi="Barlow Semi Condensed"/>
           <w:b/>
           <w:bCs/>
           <w:sz w:val="24"/>
@@ -2102,7 +2102,7 @@
       </w:r>
       <w:r>
         <w:rPr>
-          <w:rFonts w:ascii="Times New Roman" w:cs="Times New Roman" w:eastAsia="Times New Roman" w:hAnsi="Times New Roman"/>
+          <w:rFonts w:ascii="Barlow Semi Condensed" w:cs="Barlow Semi Condensed" w:eastAsia="Barlow Semi Condensed" w:hAnsi="Barlow Semi Condensed"/>
           <w:sz w:val="24"/>
           <w:szCs w:val="24"/>
         </w:rPr>
@@ -2116,7 +2116,7 @@
       </w:pPr>
       <w:r>
         <w:rPr>
-          <w:rFonts w:ascii="Times New Roman" w:cs="Times New Roman" w:eastAsia="Times New Roman" w:hAnsi="Times New Roman"/>
+          <w:rFonts w:ascii="Barlow Semi Condensed" w:cs="Barlow Semi Condensed" w:eastAsia="Barlow Semi Condensed" w:hAnsi="Barlow Semi Condensed"/>
           <w:sz w:val="24"/>
           <w:szCs w:val="24"/>
         </w:rPr>
@@ -2124,7 +2124,7 @@
       </w:r>
       <w:r>
         <w:rPr>
-          <w:rFonts w:ascii="Times New Roman" w:cs="Times New Roman" w:eastAsia="Times New Roman" w:hAnsi="Times New Roman"/>
+          <w:rFonts w:ascii="Barlow Semi Condensed" w:cs="Barlow Semi Condensed" w:eastAsia="Barlow Semi Condensed" w:hAnsi="Barlow Semi Condensed"/>
           <w:b/>
           <w:bCs/>
           <w:sz w:val="24"/>
@@ -2134,7 +2134,7 @@
       </w:r>
       <w:r>
         <w:rPr>
-          <w:rFonts w:ascii="Times New Roman" w:cs="Times New Roman" w:eastAsia="Times New Roman" w:hAnsi="Times New Roman"/>
+          <w:rFonts w:ascii="Barlow Semi Condensed" w:cs="Barlow Semi Condensed" w:eastAsia="Barlow Semi Condensed" w:hAnsi="Barlow Semi Condensed"/>
           <w:sz w:val="24"/>
           <w:szCs w:val="24"/>
         </w:rPr>
@@ -2142,7 +2142,7 @@
       </w:r>
       <w:r>
         <w:rPr>
-          <w:rFonts w:ascii="Times New Roman" w:cs="Times New Roman" w:eastAsia="Times New Roman" w:hAnsi="Times New Roman"/>
+          <w:rFonts w:ascii="Barlow Semi Condensed" w:cs="Barlow Semi Condensed" w:eastAsia="Barlow Semi Condensed" w:hAnsi="Barlow Semi Condensed"/>
           <w:b/>
           <w:bCs/>
           <w:sz w:val="24"/>
@@ -2152,7 +2152,7 @@
       </w:r>
       <w:r>
         <w:rPr>
-          <w:rFonts w:ascii="Times New Roman" w:cs="Times New Roman" w:eastAsia="Times New Roman" w:hAnsi="Times New Roman"/>
+          <w:rFonts w:ascii="Barlow Semi Condensed" w:cs="Barlow Semi Condensed" w:eastAsia="Barlow Semi Condensed" w:hAnsi="Barlow Semi Condensed"/>
           <w:sz w:val="24"/>
           <w:szCs w:val="24"/>
         </w:rPr>
@@ -2160,7 +2160,7 @@
       </w:r>
       <w:r>
         <w:rPr>
-          <w:rFonts w:ascii="Times New Roman" w:cs="Times New Roman" w:eastAsia="Times New Roman" w:hAnsi="Times New Roman"/>
+          <w:rFonts w:ascii="Barlow Semi Condensed" w:cs="Barlow Semi Condensed" w:eastAsia="Barlow Semi Condensed" w:hAnsi="Barlow Semi Condensed"/>
           <w:b/>
           <w:bCs/>
           <w:sz w:val="24"/>
@@ -2170,7 +2170,7 @@
       </w:r>
       <w:r>
         <w:rPr>
-          <w:rFonts w:ascii="Times New Roman" w:cs="Times New Roman" w:eastAsia="Times New Roman" w:hAnsi="Times New Roman"/>
+          <w:rFonts w:ascii="Barlow Semi Condensed" w:cs="Barlow Semi Condensed" w:eastAsia="Barlow Semi Condensed" w:hAnsi="Barlow Semi Condensed"/>
           <w:sz w:val="24"/>
           <w:szCs w:val="24"/>
         </w:rPr>
@@ -2178,7 +2178,7 @@
       </w:r>
       <w:r>
         <w:rPr>
-          <w:rFonts w:ascii="Times New Roman" w:cs="Times New Roman" w:eastAsia="Times New Roman" w:hAnsi="Times New Roman"/>
+          <w:rFonts w:ascii="Barlow Semi Condensed" w:cs="Barlow Semi Condensed" w:eastAsia="Barlow Semi Condensed" w:hAnsi="Barlow Semi Condensed"/>
           <w:b/>
           <w:bCs/>
           <w:sz w:val="24"/>
@@ -2188,7 +2188,7 @@
       </w:r>
       <w:r>
         <w:rPr>
-          <w:rFonts w:ascii="Times New Roman" w:cs="Times New Roman" w:eastAsia="Times New Roman" w:hAnsi="Times New Roman"/>
+          <w:rFonts w:ascii="Barlow Semi Condensed" w:cs="Barlow Semi Condensed" w:eastAsia="Barlow Semi Condensed" w:hAnsi="Barlow Semi Condensed"/>
           <w:sz w:val="24"/>
           <w:szCs w:val="24"/>
         </w:rPr>
@@ -2196,7 +2196,7 @@
       </w:r>
       <w:r>
         <w:rPr>
-          <w:rFonts w:ascii="Times New Roman" w:cs="Times New Roman" w:eastAsia="Times New Roman" w:hAnsi="Times New Roman"/>
+          <w:rFonts w:ascii="Barlow Semi Condensed" w:cs="Barlow Semi Condensed" w:eastAsia="Barlow Semi Condensed" w:hAnsi="Barlow Semi Condensed"/>
           <w:b/>
           <w:bCs/>
           <w:sz w:val="24"/>
@@ -2206,7 +2206,7 @@
       </w:r>
       <w:r>
         <w:rPr>
-          <w:rFonts w:ascii="Times New Roman" w:cs="Times New Roman" w:eastAsia="Times New Roman" w:hAnsi="Times New Roman"/>
+          <w:rFonts w:ascii="Barlow Semi Condensed" w:cs="Barlow Semi Condensed" w:eastAsia="Barlow Semi Condensed" w:hAnsi="Barlow Semi Condensed"/>
           <w:sz w:val="24"/>
           <w:szCs w:val="24"/>
         </w:rPr>
@@ -2214,7 +2214,7 @@
       </w:r>
       <w:r>
         <w:rPr>
-          <w:rFonts w:ascii="Times New Roman" w:cs="Times New Roman" w:eastAsia="Times New Roman" w:hAnsi="Times New Roman"/>
+          <w:rFonts w:ascii="Barlow Semi Condensed" w:cs="Barlow Semi Condensed" w:eastAsia="Barlow Semi Condensed" w:hAnsi="Barlow Semi Condensed"/>
           <w:b/>
           <w:bCs/>
           <w:sz w:val="24"/>
@@ -2224,7 +2224,7 @@
       </w:r>
       <w:r>
         <w:rPr>
-          <w:rFonts w:ascii="Times New Roman" w:cs="Times New Roman" w:eastAsia="Times New Roman" w:hAnsi="Times New Roman"/>
+          <w:rFonts w:ascii="Barlow Semi Condensed" w:cs="Barlow Semi Condensed" w:eastAsia="Barlow Semi Condensed" w:hAnsi="Barlow Semi Condensed"/>
           <w:sz w:val="24"/>
           <w:szCs w:val="24"/>
         </w:rPr>
@@ -2232,7 +2232,7 @@
       </w:r>
       <w:r>
         <w:rPr>
-          <w:rFonts w:ascii="Times New Roman" w:cs="Times New Roman" w:eastAsia="Times New Roman" w:hAnsi="Times New Roman"/>
+          <w:rFonts w:ascii="Barlow Semi Condensed" w:cs="Barlow Semi Condensed" w:eastAsia="Barlow Semi Condensed" w:hAnsi="Barlow Semi Condensed"/>
           <w:b/>
           <w:bCs/>
           <w:sz w:val="24"/>
@@ -2242,7 +2242,7 @@
       </w:r>
       <w:r>
         <w:rPr>
-          <w:rFonts w:ascii="Times New Roman" w:cs="Times New Roman" w:eastAsia="Times New Roman" w:hAnsi="Times New Roman"/>
+          <w:rFonts w:ascii="Barlow Semi Condensed" w:cs="Barlow Semi Condensed" w:eastAsia="Barlow Semi Condensed" w:hAnsi="Barlow Semi Condensed"/>
           <w:sz w:val="24"/>
           <w:szCs w:val="24"/>
         </w:rPr>
@@ -2250,7 +2250,7 @@
       </w:r>
       <w:r>
         <w:rPr>
-          <w:rFonts w:ascii="Times New Roman" w:cs="Times New Roman" w:eastAsia="Times New Roman" w:hAnsi="Times New Roman"/>
+          <w:rFonts w:ascii="Barlow Semi Condensed" w:cs="Barlow Semi Condensed" w:eastAsia="Barlow Semi Condensed" w:hAnsi="Barlow Semi Condensed"/>
           <w:b/>
           <w:bCs/>
           <w:sz w:val="24"/>
@@ -2260,7 +2260,7 @@
       </w:r>
       <w:r>
         <w:rPr>
-          <w:rFonts w:ascii="Times New Roman" w:cs="Times New Roman" w:eastAsia="Times New Roman" w:hAnsi="Times New Roman"/>
+          <w:rFonts w:ascii="Barlow Semi Condensed" w:cs="Barlow Semi Condensed" w:eastAsia="Barlow Semi Condensed" w:hAnsi="Barlow Semi Condensed"/>
           <w:sz w:val="24"/>
           <w:szCs w:val="24"/>
         </w:rPr>
@@ -2268,7 +2268,7 @@
       </w:r>
       <w:r>
         <w:rPr>
-          <w:rFonts w:ascii="Times New Roman" w:cs="Times New Roman" w:eastAsia="Times New Roman" w:hAnsi="Times New Roman"/>
+          <w:rFonts w:ascii="Barlow Semi Condensed" w:cs="Barlow Semi Condensed" w:eastAsia="Barlow Semi Condensed" w:hAnsi="Barlow Semi Condensed"/>
           <w:i/>
           <w:iCs/>
           <w:sz w:val="24"/>
@@ -2278,7 +2278,7 @@
       </w:r>
       <w:r>
         <w:rPr>
-          <w:rFonts w:ascii="Times New Roman" w:cs="Times New Roman" w:eastAsia="Times New Roman" w:hAnsi="Times New Roman"/>
+          <w:rFonts w:ascii="Barlow Semi Condensed" w:cs="Barlow Semi Condensed" w:eastAsia="Barlow Semi Condensed" w:hAnsi="Barlow Semi Condensed"/>
           <w:sz w:val="24"/>
           <w:szCs w:val="24"/>
         </w:rPr>
@@ -2292,7 +2292,7 @@
       </w:pPr>
       <w:r>
         <w:rPr>
-          <w:rFonts w:ascii="Times New Roman" w:cs="Times New Roman" w:eastAsia="Times New Roman" w:hAnsi="Times New Roman"/>
+          <w:rFonts w:ascii="Barlow Semi Condensed" w:cs="Barlow Semi Condensed" w:eastAsia="Barlow Semi Condensed" w:hAnsi="Barlow Semi Condensed"/>
           <w:sz w:val="24"/>
           <w:szCs w:val="24"/>
         </w:rPr>
@@ -2300,7 +2300,7 @@
       </w:r>
       <w:r>
         <w:rPr>
-          <w:rFonts w:ascii="Times New Roman" w:cs="Times New Roman" w:eastAsia="Times New Roman" w:hAnsi="Times New Roman"/>
+          <w:rFonts w:ascii="Barlow Semi Condensed" w:cs="Barlow Semi Condensed" w:eastAsia="Barlow Semi Condensed" w:hAnsi="Barlow Semi Condensed"/>
           <w:b/>
           <w:bCs/>
           <w:sz w:val="24"/>
@@ -2310,7 +2310,7 @@
       </w:r>
       <w:r>
         <w:rPr>
-          <w:rFonts w:ascii="Times New Roman" w:cs="Times New Roman" w:eastAsia="Times New Roman" w:hAnsi="Times New Roman"/>
+          <w:rFonts w:ascii="Barlow Semi Condensed" w:cs="Barlow Semi Condensed" w:eastAsia="Barlow Semi Condensed" w:hAnsi="Barlow Semi Condensed"/>
           <w:sz w:val="24"/>
           <w:szCs w:val="24"/>
         </w:rPr>
@@ -2318,7 +2318,7 @@
       </w:r>
       <w:r>
         <w:rPr>
-          <w:rFonts w:ascii="Times New Roman" w:cs="Times New Roman" w:eastAsia="Times New Roman" w:hAnsi="Times New Roman"/>
+          <w:rFonts w:ascii="Barlow Semi Condensed" w:cs="Barlow Semi Condensed" w:eastAsia="Barlow Semi Condensed" w:hAnsi="Barlow Semi Condensed"/>
           <w:b/>
           <w:bCs/>
           <w:sz w:val="24"/>
@@ -2334,7 +2334,7 @@
       </w:pPr>
       <w:r>
         <w:rPr>
-          <w:rFonts w:ascii="Times New Roman" w:cs="Times New Roman" w:eastAsia="Times New Roman" w:hAnsi="Times New Roman"/>
+          <w:rFonts w:ascii="Barlow Semi Condensed" w:cs="Barlow Semi Condensed" w:eastAsia="Barlow Semi Condensed" w:hAnsi="Barlow Semi Condensed"/>
           <w:sz w:val="24"/>
           <w:szCs w:val="24"/>
         </w:rPr>
@@ -2348,7 +2348,7 @@
       </w:pPr>
       <w:r>
         <w:rPr>
-          <w:rFonts w:ascii="Times New Roman" w:cs="Times New Roman" w:eastAsia="Times New Roman" w:hAnsi="Times New Roman"/>
+          <w:rFonts w:ascii="Barlow Semi Condensed" w:cs="Barlow Semi Condensed" w:eastAsia="Barlow Semi Condensed" w:hAnsi="Barlow Semi Condensed"/>
           <w:sz w:val="24"/>
           <w:szCs w:val="24"/>
         </w:rPr>
@@ -2356,7 +2356,7 @@
       </w:r>
       <w:r>
         <w:rPr>
-          <w:rFonts w:ascii="Times New Roman" w:cs="Times New Roman" w:eastAsia="Times New Roman" w:hAnsi="Times New Roman"/>
+          <w:rFonts w:ascii="Barlow Semi Condensed" w:cs="Barlow Semi Condensed" w:eastAsia="Barlow Semi Condensed" w:hAnsi="Barlow Semi Condensed"/>
           <w:b/>
           <w:bCs/>
           <w:sz w:val="24"/>
@@ -2366,7 +2366,7 @@
       </w:r>
       <w:r>
         <w:rPr>
-          <w:rFonts w:ascii="Times New Roman" w:cs="Times New Roman" w:eastAsia="Times New Roman" w:hAnsi="Times New Roman"/>
+          <w:rFonts w:ascii="Barlow Semi Condensed" w:cs="Barlow Semi Condensed" w:eastAsia="Barlow Semi Condensed" w:hAnsi="Barlow Semi Condensed"/>
           <w:sz w:val="24"/>
           <w:szCs w:val="24"/>
         </w:rPr>
@@ -2374,7 +2374,7 @@
       </w:r>
       <w:r>
         <w:rPr>
-          <w:rFonts w:ascii="Times New Roman" w:cs="Times New Roman" w:eastAsia="Times New Roman" w:hAnsi="Times New Roman"/>
+          <w:rFonts w:ascii="Barlow Semi Condensed" w:cs="Barlow Semi Condensed" w:eastAsia="Barlow Semi Condensed" w:hAnsi="Barlow Semi Condensed"/>
           <w:b/>
           <w:bCs/>
           <w:sz w:val="24"/>
@@ -2384,7 +2384,7 @@
       </w:r>
       <w:r>
         <w:rPr>
-          <w:rFonts w:ascii="Times New Roman" w:cs="Times New Roman" w:eastAsia="Times New Roman" w:hAnsi="Times New Roman"/>
+          <w:rFonts w:ascii="Barlow Semi Condensed" w:cs="Barlow Semi Condensed" w:eastAsia="Barlow Semi Condensed" w:hAnsi="Barlow Semi Condensed"/>
           <w:sz w:val="24"/>
           <w:szCs w:val="24"/>
         </w:rPr>
@@ -2392,7 +2392,7 @@
       </w:r>
       <w:r>
         <w:rPr>
-          <w:rFonts w:ascii="Times New Roman" w:cs="Times New Roman" w:eastAsia="Times New Roman" w:hAnsi="Times New Roman"/>
+          <w:rFonts w:ascii="Barlow Semi Condensed" w:cs="Barlow Semi Condensed" w:eastAsia="Barlow Semi Condensed" w:hAnsi="Barlow Semi Condensed"/>
           <w:b/>
           <w:bCs/>
           <w:sz w:val="24"/>
@@ -2402,7 +2402,7 @@
       </w:r>
       <w:r>
         <w:rPr>
-          <w:rFonts w:ascii="Times New Roman" w:cs="Times New Roman" w:eastAsia="Times New Roman" w:hAnsi="Times New Roman"/>
+          <w:rFonts w:ascii="Barlow Semi Condensed" w:cs="Barlow Semi Condensed" w:eastAsia="Barlow Semi Condensed" w:hAnsi="Barlow Semi Condensed"/>
           <w:sz w:val="24"/>
           <w:szCs w:val="24"/>
         </w:rPr>
@@ -2410,7 +2410,7 @@
       </w:r>
       <w:r>
         <w:rPr>
-          <w:rFonts w:ascii="Times New Roman" w:cs="Times New Roman" w:eastAsia="Times New Roman" w:hAnsi="Times New Roman"/>
+          <w:rFonts w:ascii="Barlow Semi Condensed" w:cs="Barlow Semi Condensed" w:eastAsia="Barlow Semi Condensed" w:hAnsi="Barlow Semi Condensed"/>
           <w:b/>
           <w:bCs/>
           <w:sz w:val="24"/>
@@ -2420,7 +2420,7 @@
       </w:r>
       <w:r>
         <w:rPr>
-          <w:rFonts w:ascii="Times New Roman" w:cs="Times New Roman" w:eastAsia="Times New Roman" w:hAnsi="Times New Roman"/>
+          <w:rFonts w:ascii="Barlow Semi Condensed" w:cs="Barlow Semi Condensed" w:eastAsia="Barlow Semi Condensed" w:hAnsi="Barlow Semi Condensed"/>
           <w:sz w:val="24"/>
           <w:szCs w:val="24"/>
         </w:rPr>
@@ -2428,7 +2428,7 @@
       </w:r>
       <w:r>
         <w:rPr>
-          <w:rFonts w:ascii="Times New Roman" w:cs="Times New Roman" w:eastAsia="Times New Roman" w:hAnsi="Times New Roman"/>
+          <w:rFonts w:ascii="Barlow Semi Condensed" w:cs="Barlow Semi Condensed" w:eastAsia="Barlow Semi Condensed" w:hAnsi="Barlow Semi Condensed"/>
           <w:b/>
           <w:bCs/>
           <w:sz w:val="24"/>
@@ -2438,7 +2438,7 @@
       </w:r>
       <w:r>
         <w:rPr>
-          <w:rFonts w:ascii="Times New Roman" w:cs="Times New Roman" w:eastAsia="Times New Roman" w:hAnsi="Times New Roman"/>
+          <w:rFonts w:ascii="Barlow Semi Condensed" w:cs="Barlow Semi Condensed" w:eastAsia="Barlow Semi Condensed" w:hAnsi="Barlow Semi Condensed"/>
           <w:sz w:val="24"/>
           <w:szCs w:val="24"/>
         </w:rPr>
@@ -2452,7 +2452,7 @@
       </w:pPr>
       <w:r>
         <w:rPr>
-          <w:rFonts w:ascii="Times New Roman" w:cs="Times New Roman" w:eastAsia="Times New Roman" w:hAnsi="Times New Roman"/>
+          <w:rFonts w:ascii="Barlow Semi Condensed" w:cs="Barlow Semi Condensed" w:eastAsia="Barlow Semi Condensed" w:hAnsi="Barlow Semi Condensed"/>
           <w:sz w:val="24"/>
           <w:szCs w:val="24"/>
         </w:rPr>
@@ -2460,7 +2460,7 @@
       </w:r>
       <w:r>
         <w:rPr>
-          <w:rFonts w:ascii="Times New Roman" w:cs="Times New Roman" w:eastAsia="Times New Roman" w:hAnsi="Times New Roman"/>
+          <w:rFonts w:ascii="Barlow Semi Condensed" w:cs="Barlow Semi Condensed" w:eastAsia="Barlow Semi Condensed" w:hAnsi="Barlow Semi Condensed"/>
           <w:b/>
           <w:bCs/>
           <w:sz w:val="24"/>
@@ -2470,7 +2470,7 @@
       </w:r>
       <w:r>
         <w:rPr>
-          <w:rFonts w:ascii="Times New Roman" w:cs="Times New Roman" w:eastAsia="Times New Roman" w:hAnsi="Times New Roman"/>
+          <w:rFonts w:ascii="Barlow Semi Condensed" w:cs="Barlow Semi Condensed" w:eastAsia="Barlow Semi Condensed" w:hAnsi="Barlow Semi Condensed"/>
           <w:sz w:val="24"/>
           <w:szCs w:val="24"/>
         </w:rPr>
@@ -2478,7 +2478,7 @@
       </w:r>
       <w:r>
         <w:rPr>
-          <w:rFonts w:ascii="Times New Roman" w:cs="Times New Roman" w:eastAsia="Times New Roman" w:hAnsi="Times New Roman"/>
+          <w:rFonts w:ascii="Barlow Semi Condensed" w:cs="Barlow Semi Condensed" w:eastAsia="Barlow Semi Condensed" w:hAnsi="Barlow Semi Condensed"/>
           <w:b/>
           <w:bCs/>
           <w:sz w:val="24"/>
@@ -2488,7 +2488,7 @@
       </w:r>
       <w:r>
         <w:rPr>
-          <w:rFonts w:ascii="Times New Roman" w:cs="Times New Roman" w:eastAsia="Times New Roman" w:hAnsi="Times New Roman"/>
+          <w:rFonts w:ascii="Barlow Semi Condensed" w:cs="Barlow Semi Condensed" w:eastAsia="Barlow Semi Condensed" w:hAnsi="Barlow Semi Condensed"/>
           <w:sz w:val="24"/>
           <w:szCs w:val="24"/>
         </w:rPr>
@@ -2496,7 +2496,7 @@
       </w:r>
       <w:r>
         <w:rPr>
-          <w:rFonts w:ascii="Times New Roman" w:cs="Times New Roman" w:eastAsia="Times New Roman" w:hAnsi="Times New Roman"/>
+          <w:rFonts w:ascii="Barlow Semi Condensed" w:cs="Barlow Semi Condensed" w:eastAsia="Barlow Semi Condensed" w:hAnsi="Barlow Semi Condensed"/>
           <w:b/>
           <w:bCs/>
           <w:sz w:val="24"/>
@@ -2506,7 +2506,7 @@
       </w:r>
       <w:r>
         <w:rPr>
-          <w:rFonts w:ascii="Times New Roman" w:cs="Times New Roman" w:eastAsia="Times New Roman" w:hAnsi="Times New Roman"/>
+          <w:rFonts w:ascii="Barlow Semi Condensed" w:cs="Barlow Semi Condensed" w:eastAsia="Barlow Semi Condensed" w:hAnsi="Barlow Semi Condensed"/>
           <w:sz w:val="24"/>
           <w:szCs w:val="24"/>
         </w:rPr>
@@ -2514,7 +2514,7 @@
       </w:r>
       <w:r>
         <w:rPr>
-          <w:rFonts w:ascii="Times New Roman" w:cs="Times New Roman" w:eastAsia="Times New Roman" w:hAnsi="Times New Roman"/>
+          <w:rFonts w:ascii="Barlow Semi Condensed" w:cs="Barlow Semi Condensed" w:eastAsia="Barlow Semi Condensed" w:hAnsi="Barlow Semi Condensed"/>
           <w:b/>
           <w:bCs/>
           <w:sz w:val="24"/>
@@ -2524,7 +2524,7 @@
       </w:r>
       <w:r>
         <w:rPr>
-          <w:rFonts w:ascii="Times New Roman" w:cs="Times New Roman" w:eastAsia="Times New Roman" w:hAnsi="Times New Roman"/>
+          <w:rFonts w:ascii="Barlow Semi Condensed" w:cs="Barlow Semi Condensed" w:eastAsia="Barlow Semi Condensed" w:hAnsi="Barlow Semi Condensed"/>
           <w:sz w:val="24"/>
           <w:szCs w:val="24"/>
         </w:rPr>
@@ -2538,7 +2538,7 @@
       </w:pPr>
       <w:r>
         <w:rPr>
-          <w:rFonts w:ascii="Times New Roman" w:cs="Times New Roman" w:eastAsia="Times New Roman" w:hAnsi="Times New Roman"/>
+          <w:rFonts w:ascii="Barlow Semi Condensed" w:cs="Barlow Semi Condensed" w:eastAsia="Barlow Semi Condensed" w:hAnsi="Barlow Semi Condensed"/>
           <w:sz w:val="24"/>
           <w:szCs w:val="24"/>
         </w:rPr>
@@ -2546,7 +2546,7 @@
       </w:r>
       <w:r>
         <w:rPr>
-          <w:rFonts w:ascii="Times New Roman" w:cs="Times New Roman" w:eastAsia="Times New Roman" w:hAnsi="Times New Roman"/>
+          <w:rFonts w:ascii="Barlow Semi Condensed" w:cs="Barlow Semi Condensed" w:eastAsia="Barlow Semi Condensed" w:hAnsi="Barlow Semi Condensed"/>
           <w:b/>
           <w:bCs/>
           <w:sz w:val="24"/>
@@ -2556,7 +2556,7 @@
       </w:r>
       <w:r>
         <w:rPr>
-          <w:rFonts w:ascii="Times New Roman" w:cs="Times New Roman" w:eastAsia="Times New Roman" w:hAnsi="Times New Roman"/>
+          <w:rFonts w:ascii="Barlow Semi Condensed" w:cs="Barlow Semi Condensed" w:eastAsia="Barlow Semi Condensed" w:hAnsi="Barlow Semi Condensed"/>
           <w:sz w:val="24"/>
           <w:szCs w:val="24"/>
         </w:rPr>
@@ -2564,7 +2564,7 @@
       </w:r>
       <w:r>
         <w:rPr>
-          <w:rFonts w:ascii="Times New Roman" w:cs="Times New Roman" w:eastAsia="Times New Roman" w:hAnsi="Times New Roman"/>
+          <w:rFonts w:ascii="Barlow Semi Condensed" w:cs="Barlow Semi Condensed" w:eastAsia="Barlow Semi Condensed" w:hAnsi="Barlow Semi Condensed"/>
           <w:b/>
           <w:bCs/>
           <w:sz w:val="24"/>
@@ -2574,7 +2574,7 @@
       </w:r>
       <w:r>
         <w:rPr>
-          <w:rFonts w:ascii="Times New Roman" w:cs="Times New Roman" w:eastAsia="Times New Roman" w:hAnsi="Times New Roman"/>
+          <w:rFonts w:ascii="Barlow Semi Condensed" w:cs="Barlow Semi Condensed" w:eastAsia="Barlow Semi Condensed" w:hAnsi="Barlow Semi Condensed"/>
           <w:sz w:val="24"/>
           <w:szCs w:val="24"/>
         </w:rPr>
@@ -2588,7 +2588,7 @@
       </w:pPr>
       <w:r>
         <w:rPr>
-          <w:rFonts w:ascii="Times New Roman" w:cs="Times New Roman" w:eastAsia="Times New Roman" w:hAnsi="Times New Roman"/>
+          <w:rFonts w:ascii="Barlow Semi Condensed" w:cs="Barlow Semi Condensed" w:eastAsia="Barlow Semi Condensed" w:hAnsi="Barlow Semi Condensed"/>
           <w:sz w:val="24"/>
           <w:szCs w:val="24"/>
         </w:rPr>
@@ -2602,7 +2602,7 @@
       </w:pPr>
       <w:r>
         <w:rPr>
-          <w:rFonts w:ascii="Times New Roman" w:cs="Times New Roman" w:eastAsia="Times New Roman" w:hAnsi="Times New Roman"/>
+          <w:rFonts w:ascii="Barlow Semi Condensed" w:cs="Barlow Semi Condensed" w:eastAsia="Barlow Semi Condensed" w:hAnsi="Barlow Semi Condensed"/>
           <w:sz w:val="24"/>
           <w:szCs w:val="24"/>
         </w:rPr>
@@ -2610,7 +2610,7 @@
       </w:r>
       <w:r>
         <w:rPr>
-          <w:rFonts w:ascii="Times New Roman" w:cs="Times New Roman" w:eastAsia="Times New Roman" w:hAnsi="Times New Roman"/>
+          <w:rFonts w:ascii="Barlow Semi Condensed" w:cs="Barlow Semi Condensed" w:eastAsia="Barlow Semi Condensed" w:hAnsi="Barlow Semi Condensed"/>
           <w:b/>
           <w:bCs/>
           <w:sz w:val="24"/>
@@ -2620,7 +2620,7 @@
       </w:r>
       <w:r>
         <w:rPr>
-          <w:rFonts w:ascii="Times New Roman" w:cs="Times New Roman" w:eastAsia="Times New Roman" w:hAnsi="Times New Roman"/>
+          <w:rFonts w:ascii="Barlow Semi Condensed" w:cs="Barlow Semi Condensed" w:eastAsia="Barlow Semi Condensed" w:hAnsi="Barlow Semi Condensed"/>
           <w:sz w:val="24"/>
           <w:szCs w:val="24"/>
         </w:rPr>
@@ -2628,7 +2628,7 @@
       </w:r>
       <w:r>
         <w:rPr>
-          <w:rFonts w:ascii="Times New Roman" w:cs="Times New Roman" w:eastAsia="Times New Roman" w:hAnsi="Times New Roman"/>
+          <w:rFonts w:ascii="Barlow Semi Condensed" w:cs="Barlow Semi Condensed" w:eastAsia="Barlow Semi Condensed" w:hAnsi="Barlow Semi Condensed"/>
           <w:b/>
           <w:bCs/>
           <w:sz w:val="24"/>
@@ -2638,7 +2638,7 @@
       </w:r>
       <w:r>
         <w:rPr>
-          <w:rFonts w:ascii="Times New Roman" w:cs="Times New Roman" w:eastAsia="Times New Roman" w:hAnsi="Times New Roman"/>
+          <w:rFonts w:ascii="Barlow Semi Condensed" w:cs="Barlow Semi Condensed" w:eastAsia="Barlow Semi Condensed" w:hAnsi="Barlow Semi Condensed"/>
           <w:sz w:val="24"/>
           <w:szCs w:val="24"/>
         </w:rPr>
@@ -2652,7 +2652,7 @@
       </w:pPr>
       <w:r>
         <w:rPr>
-          <w:rFonts w:ascii="Times New Roman" w:cs="Times New Roman" w:eastAsia="Times New Roman" w:hAnsi="Times New Roman"/>
+          <w:rFonts w:ascii="Barlow Semi Condensed" w:cs="Barlow Semi Condensed" w:eastAsia="Barlow Semi Condensed" w:hAnsi="Barlow Semi Condensed"/>
           <w:sz w:val="24"/>
           <w:szCs w:val="24"/>
         </w:rPr>
@@ -2660,7 +2660,7 @@
       </w:r>
       <w:r>
         <w:rPr>
-          <w:rFonts w:ascii="Times New Roman" w:cs="Times New Roman" w:eastAsia="Times New Roman" w:hAnsi="Times New Roman"/>
+          <w:rFonts w:ascii="Barlow Semi Condensed" w:cs="Barlow Semi Condensed" w:eastAsia="Barlow Semi Condensed" w:hAnsi="Barlow Semi Condensed"/>
           <w:b/>
           <w:bCs/>
           <w:sz w:val="24"/>
@@ -2670,7 +2670,7 @@
       </w:r>
       <w:r>
         <w:rPr>
-          <w:rFonts w:ascii="Times New Roman" w:cs="Times New Roman" w:eastAsia="Times New Roman" w:hAnsi="Times New Roman"/>
+          <w:rFonts w:ascii="Barlow Semi Condensed" w:cs="Barlow Semi Condensed" w:eastAsia="Barlow Semi Condensed" w:hAnsi="Barlow Semi Condensed"/>
           <w:sz w:val="24"/>
           <w:szCs w:val="24"/>
         </w:rPr>
@@ -2678,7 +2678,7 @@
       </w:r>
       <w:r>
         <w:rPr>
-          <w:rFonts w:ascii="Times New Roman" w:cs="Times New Roman" w:eastAsia="Times New Roman" w:hAnsi="Times New Roman"/>
+          <w:rFonts w:ascii="Barlow Semi Condensed" w:cs="Barlow Semi Condensed" w:eastAsia="Barlow Semi Condensed" w:hAnsi="Barlow Semi Condensed"/>
           <w:b/>
           <w:bCs/>
           <w:sz w:val="24"/>
@@ -2688,7 +2688,7 @@
       </w:r>
       <w:r>
         <w:rPr>
-          <w:rFonts w:ascii="Times New Roman" w:cs="Times New Roman" w:eastAsia="Times New Roman" w:hAnsi="Times New Roman"/>
+          <w:rFonts w:ascii="Barlow Semi Condensed" w:cs="Barlow Semi Condensed" w:eastAsia="Barlow Semi Condensed" w:hAnsi="Barlow Semi Condensed"/>
           <w:sz w:val="24"/>
           <w:szCs w:val="24"/>
         </w:rPr>
@@ -2696,7 +2696,7 @@
       </w:r>
       <w:r>
         <w:rPr>
-          <w:rFonts w:ascii="Times New Roman" w:cs="Times New Roman" w:eastAsia="Times New Roman" w:hAnsi="Times New Roman"/>
+          <w:rFonts w:ascii="Barlow Semi Condensed" w:cs="Barlow Semi Condensed" w:eastAsia="Barlow Semi Condensed" w:hAnsi="Barlow Semi Condensed"/>
           <w:b/>
           <w:bCs/>
           <w:sz w:val="24"/>
@@ -2706,7 +2706,7 @@
       </w:r>
       <w:r>
         <w:rPr>
-          <w:rFonts w:ascii="Times New Roman" w:cs="Times New Roman" w:eastAsia="Times New Roman" w:hAnsi="Times New Roman"/>
+          <w:rFonts w:ascii="Barlow Semi Condensed" w:cs="Barlow Semi Condensed" w:eastAsia="Barlow Semi Condensed" w:hAnsi="Barlow Semi Condensed"/>
           <w:sz w:val="24"/>
           <w:szCs w:val="24"/>
         </w:rPr>
@@ -2714,7 +2714,7 @@
       </w:r>
       <w:r>
         <w:rPr>
-          <w:rFonts w:ascii="Times New Roman" w:cs="Times New Roman" w:eastAsia="Times New Roman" w:hAnsi="Times New Roman"/>
+          <w:rFonts w:ascii="Barlow Semi Condensed" w:cs="Barlow Semi Condensed" w:eastAsia="Barlow Semi Condensed" w:hAnsi="Barlow Semi Condensed"/>
           <w:b/>
           <w:bCs/>
           <w:sz w:val="24"/>
@@ -2724,7 +2724,7 @@
       </w:r>
       <w:r>
         <w:rPr>
-          <w:rFonts w:ascii="Times New Roman" w:cs="Times New Roman" w:eastAsia="Times New Roman" w:hAnsi="Times New Roman"/>
+          <w:rFonts w:ascii="Barlow Semi Condensed" w:cs="Barlow Semi Condensed" w:eastAsia="Barlow Semi Condensed" w:hAnsi="Barlow Semi Condensed"/>
           <w:sz w:val="24"/>
           <w:szCs w:val="24"/>
         </w:rPr>
@@ -2732,7 +2732,7 @@
       </w:r>
       <w:r>
         <w:rPr>
-          <w:rFonts w:ascii="Times New Roman" w:cs="Times New Roman" w:eastAsia="Times New Roman" w:hAnsi="Times New Roman"/>
+          <w:rFonts w:ascii="Barlow Semi Condensed" w:cs="Barlow Semi Condensed" w:eastAsia="Barlow Semi Condensed" w:hAnsi="Barlow Semi Condensed"/>
           <w:b/>
           <w:bCs/>
           <w:sz w:val="24"/>
@@ -2742,7 +2742,7 @@
       </w:r>
       <w:r>
         <w:rPr>
-          <w:rFonts w:ascii="Times New Roman" w:cs="Times New Roman" w:eastAsia="Times New Roman" w:hAnsi="Times New Roman"/>
+          <w:rFonts w:ascii="Barlow Semi Condensed" w:cs="Barlow Semi Condensed" w:eastAsia="Barlow Semi Condensed" w:hAnsi="Barlow Semi Condensed"/>
           <w:sz w:val="24"/>
           <w:szCs w:val="24"/>
         </w:rPr>
@@ -2750,7 +2750,7 @@
       </w:r>
       <w:r>
         <w:rPr>
-          <w:rFonts w:ascii="Times New Roman" w:cs="Times New Roman" w:eastAsia="Times New Roman" w:hAnsi="Times New Roman"/>
+          <w:rFonts w:ascii="Barlow Semi Condensed" w:cs="Barlow Semi Condensed" w:eastAsia="Barlow Semi Condensed" w:hAnsi="Barlow Semi Condensed"/>
           <w:b/>
           <w:bCs/>
           <w:sz w:val="24"/>
@@ -2760,7 +2760,7 @@
       </w:r>
       <w:r>
         <w:rPr>
-          <w:rFonts w:ascii="Times New Roman" w:cs="Times New Roman" w:eastAsia="Times New Roman" w:hAnsi="Times New Roman"/>
+          <w:rFonts w:ascii="Barlow Semi Condensed" w:cs="Barlow Semi Condensed" w:eastAsia="Barlow Semi Condensed" w:hAnsi="Barlow Semi Condensed"/>
           <w:sz w:val="24"/>
           <w:szCs w:val="24"/>
         </w:rPr>
@@ -2774,7 +2774,7 @@
       </w:pPr>
       <w:r>
         <w:rPr>
-          <w:rFonts w:ascii="Times New Roman" w:cs="Times New Roman" w:eastAsia="Times New Roman" w:hAnsi="Times New Roman"/>
+          <w:rFonts w:ascii="Barlow Semi Condensed" w:cs="Barlow Semi Condensed" w:eastAsia="Barlow Semi Condensed" w:hAnsi="Barlow Semi Condensed"/>
           <w:sz w:val="24"/>
           <w:szCs w:val="24"/>
         </w:rPr>
@@ -2782,7 +2782,7 @@
       </w:r>
       <w:r>
         <w:rPr>
-          <w:rFonts w:ascii="Times New Roman" w:cs="Times New Roman" w:eastAsia="Times New Roman" w:hAnsi="Times New Roman"/>
+          <w:rFonts w:ascii="Barlow Semi Condensed" w:cs="Barlow Semi Condensed" w:eastAsia="Barlow Semi Condensed" w:hAnsi="Barlow Semi Condensed"/>
           <w:b/>
           <w:bCs/>
           <w:sz w:val="24"/>
@@ -2792,7 +2792,7 @@
       </w:r>
       <w:r>
         <w:rPr>
-          <w:rFonts w:ascii="Times New Roman" w:cs="Times New Roman" w:eastAsia="Times New Roman" w:hAnsi="Times New Roman"/>
+          <w:rFonts w:ascii="Barlow Semi Condensed" w:cs="Barlow Semi Condensed" w:eastAsia="Barlow Semi Condensed" w:hAnsi="Barlow Semi Condensed"/>
           <w:sz w:val="24"/>
           <w:szCs w:val="24"/>
         </w:rPr>
@@ -2800,7 +2800,7 @@
       </w:r>
       <w:r>
         <w:rPr>
-          <w:rFonts w:ascii="Times New Roman" w:cs="Times New Roman" w:eastAsia="Times New Roman" w:hAnsi="Times New Roman"/>
+          <w:rFonts w:ascii="Barlow Semi Condensed" w:cs="Barlow Semi Condensed" w:eastAsia="Barlow Semi Condensed" w:hAnsi="Barlow Semi Condensed"/>
           <w:b/>
           <w:bCs/>
           <w:sz w:val="24"/>
@@ -2810,7 +2810,7 @@
       </w:r>
       <w:r>
         <w:rPr>
-          <w:rFonts w:ascii="Times New Roman" w:cs="Times New Roman" w:eastAsia="Times New Roman" w:hAnsi="Times New Roman"/>
+          <w:rFonts w:ascii="Barlow Semi Condensed" w:cs="Barlow Semi Condensed" w:eastAsia="Barlow Semi Condensed" w:hAnsi="Barlow Semi Condensed"/>
           <w:sz w:val="24"/>
           <w:szCs w:val="24"/>
         </w:rPr>
@@ -2818,7 +2818,7 @@
       </w:r>
       <w:r>
         <w:rPr>
-          <w:rFonts w:ascii="Times New Roman" w:cs="Times New Roman" w:eastAsia="Times New Roman" w:hAnsi="Times New Roman"/>
+          <w:rFonts w:ascii="Barlow Semi Condensed" w:cs="Barlow Semi Condensed" w:eastAsia="Barlow Semi Condensed" w:hAnsi="Barlow Semi Condensed"/>
           <w:b/>
           <w:bCs/>
           <w:sz w:val="24"/>
@@ -2828,7 +2828,7 @@
       </w:r>
       <w:r>
         <w:rPr>
-          <w:rFonts w:ascii="Times New Roman" w:cs="Times New Roman" w:eastAsia="Times New Roman" w:hAnsi="Times New Roman"/>
+          <w:rFonts w:ascii="Barlow Semi Condensed" w:cs="Barlow Semi Condensed" w:eastAsia="Barlow Semi Condensed" w:hAnsi="Barlow Semi Condensed"/>
           <w:sz w:val="24"/>
           <w:szCs w:val="24"/>
         </w:rPr>
@@ -2842,7 +2842,7 @@
       </w:pPr>
       <w:r>
         <w:rPr>
-          <w:rFonts w:ascii="Times New Roman" w:cs="Times New Roman" w:eastAsia="Times New Roman" w:hAnsi="Times New Roman"/>
+          <w:rFonts w:ascii="Barlow Semi Condensed" w:cs="Barlow Semi Condensed" w:eastAsia="Barlow Semi Condensed" w:hAnsi="Barlow Semi Condensed"/>
           <w:sz w:val="24"/>
           <w:szCs w:val="24"/>
         </w:rPr>
@@ -2856,7 +2856,7 @@
       </w:pPr>
       <w:r>
         <w:rPr>
-          <w:rFonts w:ascii="Times New Roman" w:cs="Times New Roman" w:eastAsia="Times New Roman" w:hAnsi="Times New Roman"/>
+          <w:rFonts w:ascii="Barlow Semi Condensed" w:cs="Barlow Semi Condensed" w:eastAsia="Barlow Semi Condensed" w:hAnsi="Barlow Semi Condensed"/>
           <w:sz w:val="24"/>
           <w:szCs w:val="24"/>
         </w:rPr>
@@ -2864,7 +2864,7 @@
       </w:r>
       <w:r>
         <w:rPr>
-          <w:rFonts w:ascii="Times New Roman" w:cs="Times New Roman" w:eastAsia="Times New Roman" w:hAnsi="Times New Roman"/>
+          <w:rFonts w:ascii="Barlow Semi Condensed" w:cs="Barlow Semi Condensed" w:eastAsia="Barlow Semi Condensed" w:hAnsi="Barlow Semi Condensed"/>
           <w:b/>
           <w:bCs/>
           <w:sz w:val="24"/>
@@ -2874,7 +2874,7 @@
       </w:r>
       <w:r>
         <w:rPr>
-          <w:rFonts w:ascii="Times New Roman" w:cs="Times New Roman" w:eastAsia="Times New Roman" w:hAnsi="Times New Roman"/>
+          <w:rFonts w:ascii="Barlow Semi Condensed" w:cs="Barlow Semi Condensed" w:eastAsia="Barlow Semi Condensed" w:hAnsi="Barlow Semi Condensed"/>
           <w:sz w:val="24"/>
           <w:szCs w:val="24"/>
         </w:rPr>
@@ -2882,7 +2882,7 @@
       </w:r>
       <w:r>
         <w:rPr>
-          <w:rFonts w:ascii="Times New Roman" w:cs="Times New Roman" w:eastAsia="Times New Roman" w:hAnsi="Times New Roman"/>
+          <w:rFonts w:ascii="Barlow Semi Condensed" w:cs="Barlow Semi Condensed" w:eastAsia="Barlow Semi Condensed" w:hAnsi="Barlow Semi Condensed"/>
           <w:b/>
           <w:bCs/>
           <w:sz w:val="24"/>
@@ -2892,7 +2892,7 @@
       </w:r>
       <w:r>
         <w:rPr>
-          <w:rFonts w:ascii="Times New Roman" w:cs="Times New Roman" w:eastAsia="Times New Roman" w:hAnsi="Times New Roman"/>
+          <w:rFonts w:ascii="Barlow Semi Condensed" w:cs="Barlow Semi Condensed" w:eastAsia="Barlow Semi Condensed" w:hAnsi="Barlow Semi Condensed"/>
           <w:sz w:val="24"/>
           <w:szCs w:val="24"/>
         </w:rPr>
@@ -2906,7 +2906,7 @@
       </w:pPr>
       <w:r>
         <w:rPr>
-          <w:rFonts w:ascii="Times New Roman" w:cs="Times New Roman" w:eastAsia="Times New Roman" w:hAnsi="Times New Roman"/>
+          <w:rFonts w:ascii="Barlow Semi Condensed" w:cs="Barlow Semi Condensed" w:eastAsia="Barlow Semi Condensed" w:hAnsi="Barlow Semi Condensed"/>
           <w:sz w:val="24"/>
           <w:szCs w:val="24"/>
         </w:rPr>
@@ -2914,7 +2914,7 @@
       </w:r>
       <w:r>
         <w:rPr>
-          <w:rFonts w:ascii="Times New Roman" w:cs="Times New Roman" w:eastAsia="Times New Roman" w:hAnsi="Times New Roman"/>
+          <w:rFonts w:ascii="Barlow Semi Condensed" w:cs="Barlow Semi Condensed" w:eastAsia="Barlow Semi Condensed" w:hAnsi="Barlow Semi Condensed"/>
           <w:b/>
           <w:bCs/>
           <w:sz w:val="24"/>
@@ -2924,7 +2924,7 @@
       </w:r>
       <w:r>
         <w:rPr>
-          <w:rFonts w:ascii="Times New Roman" w:cs="Times New Roman" w:eastAsia="Times New Roman" w:hAnsi="Times New Roman"/>
+          <w:rFonts w:ascii="Barlow Semi Condensed" w:cs="Barlow Semi Condensed" w:eastAsia="Barlow Semi Condensed" w:hAnsi="Barlow Semi Condensed"/>
           <w:sz w:val="24"/>
           <w:szCs w:val="24"/>
         </w:rPr>
@@ -2932,7 +2932,7 @@
       </w:r>
       <w:r>
         <w:rPr>
-          <w:rFonts w:ascii="Times New Roman" w:cs="Times New Roman" w:eastAsia="Times New Roman" w:hAnsi="Times New Roman"/>
+          <w:rFonts w:ascii="Barlow Semi Condensed" w:cs="Barlow Semi Condensed" w:eastAsia="Barlow Semi Condensed" w:hAnsi="Barlow Semi Condensed"/>
           <w:b/>
           <w:bCs/>
           <w:sz w:val="24"/>
@@ -2942,7 +2942,7 @@
       </w:r>
       <w:r>
         <w:rPr>
-          <w:rFonts w:ascii="Times New Roman" w:cs="Times New Roman" w:eastAsia="Times New Roman" w:hAnsi="Times New Roman"/>
+          <w:rFonts w:ascii="Barlow Semi Condensed" w:cs="Barlow Semi Condensed" w:eastAsia="Barlow Semi Condensed" w:hAnsi="Barlow Semi Condensed"/>
           <w:sz w:val="24"/>
           <w:szCs w:val="24"/>
         </w:rPr>
@@ -2950,7 +2950,7 @@
       </w:r>
       <w:r>
         <w:rPr>
-          <w:rFonts w:ascii="Times New Roman" w:cs="Times New Roman" w:eastAsia="Times New Roman" w:hAnsi="Times New Roman"/>
+          <w:rFonts w:ascii="Barlow Semi Condensed" w:cs="Barlow Semi Condensed" w:eastAsia="Barlow Semi Condensed" w:hAnsi="Barlow Semi Condensed"/>
           <w:b/>
           <w:bCs/>
           <w:sz w:val="24"/>
@@ -2960,7 +2960,7 @@
       </w:r>
       <w:r>
         <w:rPr>
-          <w:rFonts w:ascii="Times New Roman" w:cs="Times New Roman" w:eastAsia="Times New Roman" w:hAnsi="Times New Roman"/>
+          <w:rFonts w:ascii="Barlow Semi Condensed" w:cs="Barlow Semi Condensed" w:eastAsia="Barlow Semi Condensed" w:hAnsi="Barlow Semi Condensed"/>
           <w:sz w:val="24"/>
           <w:szCs w:val="24"/>
         </w:rPr>
@@ -2974,7 +2974,7 @@
       </w:pPr>
       <w:r>
         <w:rPr>
-          <w:rFonts w:ascii="Times New Roman" w:cs="Times New Roman" w:eastAsia="Times New Roman" w:hAnsi="Times New Roman"/>
+          <w:rFonts w:ascii="Barlow Semi Condensed" w:cs="Barlow Semi Condensed" w:eastAsia="Barlow Semi Condensed" w:hAnsi="Barlow Semi Condensed"/>
           <w:sz w:val="24"/>
           <w:szCs w:val="24"/>
         </w:rPr>
@@ -2982,7 +2982,7 @@
       </w:r>
       <w:r>
         <w:rPr>
-          <w:rFonts w:ascii="Times New Roman" w:cs="Times New Roman" w:eastAsia="Times New Roman" w:hAnsi="Times New Roman"/>
+          <w:rFonts w:ascii="Barlow Semi Condensed" w:cs="Barlow Semi Condensed" w:eastAsia="Barlow Semi Condensed" w:hAnsi="Barlow Semi Condensed"/>
           <w:b/>
           <w:bCs/>
           <w:sz w:val="24"/>
@@ -2992,7 +2992,7 @@
       </w:r>
       <w:r>
         <w:rPr>
-          <w:rFonts w:ascii="Times New Roman" w:cs="Times New Roman" w:eastAsia="Times New Roman" w:hAnsi="Times New Roman"/>
+          <w:rFonts w:ascii="Barlow Semi Condensed" w:cs="Barlow Semi Condensed" w:eastAsia="Barlow Semi Condensed" w:hAnsi="Barlow Semi Condensed"/>
           <w:sz w:val="24"/>
           <w:szCs w:val="24"/>
         </w:rPr>
@@ -3006,7 +3006,7 @@
       </w:pPr>
       <w:r>
         <w:rPr>
-          <w:rFonts w:ascii="Times New Roman" w:cs="Times New Roman" w:eastAsia="Times New Roman" w:hAnsi="Times New Roman"/>
+          <w:rFonts w:ascii="Barlow Semi Condensed" w:cs="Barlow Semi Condensed" w:eastAsia="Barlow Semi Condensed" w:hAnsi="Barlow Semi Condensed"/>
           <w:sz w:val="24"/>
           <w:szCs w:val="24"/>
         </w:rPr>
@@ -3020,7 +3020,7 @@
       </w:pPr>
       <w:r>
         <w:rPr>
-          <w:rFonts w:ascii="Times New Roman" w:cs="Times New Roman" w:eastAsia="Times New Roman" w:hAnsi="Times New Roman"/>
+          <w:rFonts w:ascii="Barlow Semi Condensed" w:cs="Barlow Semi Condensed" w:eastAsia="Barlow Semi Condensed" w:hAnsi="Barlow Semi Condensed"/>
           <w:sz w:val="24"/>
           <w:szCs w:val="24"/>
         </w:rPr>
@@ -3028,7 +3028,7 @@
       </w:r>
       <w:r>
         <w:rPr>
-          <w:rFonts w:ascii="Times New Roman" w:cs="Times New Roman" w:eastAsia="Times New Roman" w:hAnsi="Times New Roman"/>
+          <w:rFonts w:ascii="Barlow Semi Condensed" w:cs="Barlow Semi Condensed" w:eastAsia="Barlow Semi Condensed" w:hAnsi="Barlow Semi Condensed"/>
           <w:b/>
           <w:bCs/>
           <w:sz w:val="24"/>
@@ -3038,7 +3038,7 @@
       </w:r>
       <w:r>
         <w:rPr>
-          <w:rFonts w:ascii="Times New Roman" w:cs="Times New Roman" w:eastAsia="Times New Roman" w:hAnsi="Times New Roman"/>
+          <w:rFonts w:ascii="Barlow Semi Condensed" w:cs="Barlow Semi Condensed" w:eastAsia="Barlow Semi Condensed" w:hAnsi="Barlow Semi Condensed"/>
           <w:sz w:val="24"/>
           <w:szCs w:val="24"/>
         </w:rPr>
@@ -3046,7 +3046,7 @@
       </w:r>
       <w:r>
         <w:rPr>
-          <w:rFonts w:ascii="Times New Roman" w:cs="Times New Roman" w:eastAsia="Times New Roman" w:hAnsi="Times New Roman"/>
+          <w:rFonts w:ascii="Barlow Semi Condensed" w:cs="Barlow Semi Condensed" w:eastAsia="Barlow Semi Condensed" w:hAnsi="Barlow Semi Condensed"/>
           <w:b/>
           <w:bCs/>
           <w:sz w:val="24"/>
@@ -3056,7 +3056,7 @@
       </w:r>
       <w:r>
         <w:rPr>
-          <w:rFonts w:ascii="Times New Roman" w:cs="Times New Roman" w:eastAsia="Times New Roman" w:hAnsi="Times New Roman"/>
+          <w:rFonts w:ascii="Barlow Semi Condensed" w:cs="Barlow Semi Condensed" w:eastAsia="Barlow Semi Condensed" w:hAnsi="Barlow Semi Condensed"/>
           <w:sz w:val="24"/>
           <w:szCs w:val="24"/>
         </w:rPr>
@@ -3064,7 +3064,7 @@
       </w:r>
       <w:r>
         <w:rPr>
-          <w:rFonts w:ascii="Times New Roman" w:cs="Times New Roman" w:eastAsia="Times New Roman" w:hAnsi="Times New Roman"/>
+          <w:rFonts w:ascii="Barlow Semi Condensed" w:cs="Barlow Semi Condensed" w:eastAsia="Barlow Semi Condensed" w:hAnsi="Barlow Semi Condensed"/>
           <w:b/>
           <w:bCs/>
           <w:sz w:val="24"/>
@@ -3074,7 +3074,7 @@
       </w:r>
       <w:r>
         <w:rPr>
-          <w:rFonts w:ascii="Times New Roman" w:cs="Times New Roman" w:eastAsia="Times New Roman" w:hAnsi="Times New Roman"/>
+          <w:rFonts w:ascii="Barlow Semi Condensed" w:cs="Barlow Semi Condensed" w:eastAsia="Barlow Semi Condensed" w:hAnsi="Barlow Semi Condensed"/>
           <w:sz w:val="24"/>
           <w:szCs w:val="24"/>
         </w:rPr>
@@ -3082,7 +3082,7 @@
       </w:r>
       <w:r>
         <w:rPr>
-          <w:rFonts w:ascii="Times New Roman" w:cs="Times New Roman" w:eastAsia="Times New Roman" w:hAnsi="Times New Roman"/>
+          <w:rFonts w:ascii="Barlow Semi Condensed" w:cs="Barlow Semi Condensed" w:eastAsia="Barlow Semi Condensed" w:hAnsi="Barlow Semi Condensed"/>
           <w:b/>
           <w:bCs/>
           <w:sz w:val="24"/>
@@ -3092,7 +3092,7 @@
       </w:r>
       <w:r>
         <w:rPr>
-          <w:rFonts w:ascii="Times New Roman" w:cs="Times New Roman" w:eastAsia="Times New Roman" w:hAnsi="Times New Roman"/>
+          <w:rFonts w:ascii="Barlow Semi Condensed" w:cs="Barlow Semi Condensed" w:eastAsia="Barlow Semi Condensed" w:hAnsi="Barlow Semi Condensed"/>
           <w:sz w:val="24"/>
           <w:szCs w:val="24"/>
         </w:rPr>
@@ -3106,7 +3106,7 @@
       </w:pPr>
       <w:r>
         <w:rPr>
-          <w:rFonts w:ascii="Times New Roman" w:cs="Times New Roman" w:eastAsia="Times New Roman" w:hAnsi="Times New Roman"/>
+          <w:rFonts w:ascii="Barlow Semi Condensed" w:cs="Barlow Semi Condensed" w:eastAsia="Barlow Semi Condensed" w:hAnsi="Barlow Semi Condensed"/>
           <w:sz w:val="24"/>
           <w:szCs w:val="24"/>
         </w:rPr>
@@ -3114,7 +3114,7 @@
       </w:r>
       <w:r>
         <w:rPr>
-          <w:rFonts w:ascii="Times New Roman" w:cs="Times New Roman" w:eastAsia="Times New Roman" w:hAnsi="Times New Roman"/>
+          <w:rFonts w:ascii="Barlow Semi Condensed" w:cs="Barlow Semi Condensed" w:eastAsia="Barlow Semi Condensed" w:hAnsi="Barlow Semi Condensed"/>
           <w:b/>
           <w:bCs/>
           <w:sz w:val="24"/>
@@ -3124,7 +3124,7 @@
       </w:r>
       <w:r>
         <w:rPr>
-          <w:rFonts w:ascii="Times New Roman" w:cs="Times New Roman" w:eastAsia="Times New Roman" w:hAnsi="Times New Roman"/>
+          <w:rFonts w:ascii="Barlow Semi Condensed" w:cs="Barlow Semi Condensed" w:eastAsia="Barlow Semi Condensed" w:hAnsi="Barlow Semi Condensed"/>
           <w:sz w:val="24"/>
           <w:szCs w:val="24"/>
         </w:rPr>
@@ -3132,7 +3132,7 @@
       </w:r>
       <w:r>
         <w:rPr>
-          <w:rFonts w:ascii="Times New Roman" w:cs="Times New Roman" w:eastAsia="Times New Roman" w:hAnsi="Times New Roman"/>
+          <w:rFonts w:ascii="Barlow Semi Condensed" w:cs="Barlow Semi Condensed" w:eastAsia="Barlow Semi Condensed" w:hAnsi="Barlow Semi Condensed"/>
           <w:b/>
           <w:bCs/>
           <w:sz w:val="24"/>
@@ -3142,7 +3142,7 @@
       </w:r>
       <w:r>
         <w:rPr>
-          <w:rFonts w:ascii="Times New Roman" w:cs="Times New Roman" w:eastAsia="Times New Roman" w:hAnsi="Times New Roman"/>
+          <w:rFonts w:ascii="Barlow Semi Condensed" w:cs="Barlow Semi Condensed" w:eastAsia="Barlow Semi Condensed" w:hAnsi="Barlow Semi Condensed"/>
           <w:sz w:val="24"/>
           <w:szCs w:val="24"/>
         </w:rPr>
@@ -3156,7 +3156,7 @@
       </w:pPr>
       <w:r>
         <w:rPr>
-          <w:rFonts w:ascii="Times New Roman" w:cs="Times New Roman" w:eastAsia="Times New Roman" w:hAnsi="Times New Roman"/>
+          <w:rFonts w:ascii="Barlow Semi Condensed" w:cs="Barlow Semi Condensed" w:eastAsia="Barlow Semi Condensed" w:hAnsi="Barlow Semi Condensed"/>
           <w:sz w:val="24"/>
           <w:szCs w:val="24"/>
         </w:rPr>
@@ -3170,7 +3170,7 @@
       </w:pPr>
       <w:r>
         <w:rPr>
-          <w:rFonts w:ascii="Times New Roman" w:cs="Times New Roman" w:eastAsia="Times New Roman" w:hAnsi="Times New Roman"/>
+          <w:rFonts w:ascii="Barlow Semi Condensed" w:cs="Barlow Semi Condensed" w:eastAsia="Barlow Semi Condensed" w:hAnsi="Barlow Semi Condensed"/>
           <w:sz w:val="24"/>
           <w:szCs w:val="24"/>
         </w:rPr>
@@ -3204,11 +3204,11 @@
           <w:p>
             <w:pPr>
               <w:spacing w:after="20" w:before="20"/>
-              <w:jc w:val="left"/>
-            </w:pPr>
-            <w:r>
-              <w:rPr>
-                <w:rFonts w:ascii="Times New Roman" w:cs="Times New Roman" w:eastAsia="Times New Roman" w:hAnsi="Times New Roman"/>
+              <w:jc w:val="both"/>
+            </w:pPr>
+            <w:r>
+              <w:rPr>
+                <w:rFonts w:ascii="Barlow Semi Condensed" w:cs="Barlow Semi Condensed" w:eastAsia="Barlow Semi Condensed" w:hAnsi="Barlow Semi Condensed"/>
                 <w:b/>
                 <w:bCs/>
                 <w:color w:val="FFFFFF"/>
@@ -3227,11 +3227,11 @@
           <w:p>
             <w:pPr>
               <w:spacing w:after="20" w:before="20"/>
-              <w:jc w:val="left"/>
-            </w:pPr>
-            <w:r>
-              <w:rPr>
-                <w:rFonts w:ascii="Times New Roman" w:cs="Times New Roman" w:eastAsia="Times New Roman" w:hAnsi="Times New Roman"/>
+              <w:jc w:val="both"/>
+            </w:pPr>
+            <w:r>
+              <w:rPr>
+                <w:rFonts w:ascii="Barlow Semi Condensed" w:cs="Barlow Semi Condensed" w:eastAsia="Barlow Semi Condensed" w:hAnsi="Barlow Semi Condensed"/>
                 <w:b/>
                 <w:bCs/>
                 <w:color w:val="FFFFFF"/>
@@ -3250,11 +3250,11 @@
           <w:p>
             <w:pPr>
               <w:spacing w:after="20" w:before="20"/>
-              <w:jc w:val="left"/>
-            </w:pPr>
-            <w:r>
-              <w:rPr>
-                <w:rFonts w:ascii="Times New Roman" w:cs="Times New Roman" w:eastAsia="Times New Roman" w:hAnsi="Times New Roman"/>
+              <w:jc w:val="both"/>
+            </w:pPr>
+            <w:r>
+              <w:rPr>
+                <w:rFonts w:ascii="Barlow Semi Condensed" w:cs="Barlow Semi Condensed" w:eastAsia="Barlow Semi Condensed" w:hAnsi="Barlow Semi Condensed"/>
                 <w:b/>
                 <w:bCs/>
                 <w:color w:val="FFFFFF"/>
@@ -3273,11 +3273,11 @@
           <w:p>
             <w:pPr>
               <w:spacing w:after="20" w:before="20"/>
-              <w:jc w:val="left"/>
-            </w:pPr>
-            <w:r>
-              <w:rPr>
-                <w:rFonts w:ascii="Times New Roman" w:cs="Times New Roman" w:eastAsia="Times New Roman" w:hAnsi="Times New Roman"/>
+              <w:jc w:val="both"/>
+            </w:pPr>
+            <w:r>
+              <w:rPr>
+                <w:rFonts w:ascii="Barlow Semi Condensed" w:cs="Barlow Semi Condensed" w:eastAsia="Barlow Semi Condensed" w:hAnsi="Barlow Semi Condensed"/>
                 <w:b/>
                 <w:bCs/>
                 <w:color w:val="FFFFFF"/>
@@ -3297,11 +3297,11 @@
           <w:p>
             <w:pPr>
               <w:spacing w:after="20" w:before="20"/>
-              <w:jc w:val="left"/>
-            </w:pPr>
-            <w:r>
-              <w:rPr>
-                <w:rFonts w:ascii="Times New Roman" w:cs="Times New Roman" w:eastAsia="Times New Roman" w:hAnsi="Times New Roman"/>
+              <w:jc w:val="both"/>
+            </w:pPr>
+            <w:r>
+              <w:rPr>
+                <w:rFonts w:ascii="Barlow Semi Condensed" w:cs="Barlow Semi Condensed" w:eastAsia="Barlow Semi Condensed" w:hAnsi="Barlow Semi Condensed"/>
                 <w:b/>
                 <w:bCs/>
                 <w:sz w:val="20"/>
@@ -3318,11 +3318,11 @@
           <w:p>
             <w:pPr>
               <w:spacing w:after="20" w:before="20"/>
-              <w:jc w:val="left"/>
-            </w:pPr>
-            <w:r>
-              <w:rPr>
-                <w:rFonts w:ascii="Times New Roman" w:cs="Times New Roman" w:eastAsia="Times New Roman" w:hAnsi="Times New Roman"/>
+              <w:jc w:val="both"/>
+            </w:pPr>
+            <w:r>
+              <w:rPr>
+                <w:rFonts w:ascii="Barlow Semi Condensed" w:cs="Barlow Semi Condensed" w:eastAsia="Barlow Semi Condensed" w:hAnsi="Barlow Semi Condensed"/>
                 <w:sz w:val="20"/>
                 <w:szCs w:val="20"/>
               </w:rPr>
@@ -3337,11 +3337,11 @@
           <w:p>
             <w:pPr>
               <w:spacing w:after="20" w:before="20"/>
-              <w:jc w:val="left"/>
-            </w:pPr>
-            <w:r>
-              <w:rPr>
-                <w:rFonts w:ascii="Times New Roman" w:cs="Times New Roman" w:eastAsia="Times New Roman" w:hAnsi="Times New Roman"/>
+              <w:jc w:val="both"/>
+            </w:pPr>
+            <w:r>
+              <w:rPr>
+                <w:rFonts w:ascii="Barlow Semi Condensed" w:cs="Barlow Semi Condensed" w:eastAsia="Barlow Semi Condensed" w:hAnsi="Barlow Semi Condensed"/>
                 <w:sz w:val="20"/>
                 <w:szCs w:val="20"/>
               </w:rPr>
@@ -3356,11 +3356,11 @@
           <w:p>
             <w:pPr>
               <w:spacing w:after="20" w:before="20"/>
-              <w:jc w:val="left"/>
-            </w:pPr>
-            <w:r>
-              <w:rPr>
-                <w:rFonts w:ascii="Times New Roman" w:cs="Times New Roman" w:eastAsia="Times New Roman" w:hAnsi="Times New Roman"/>
+              <w:jc w:val="both"/>
+            </w:pPr>
+            <w:r>
+              <w:rPr>
+                <w:rFonts w:ascii="Barlow Semi Condensed" w:cs="Barlow Semi Condensed" w:eastAsia="Barlow Semi Condensed" w:hAnsi="Barlow Semi Condensed"/>
                 <w:sz w:val="20"/>
                 <w:szCs w:val="20"/>
               </w:rPr>
@@ -3377,11 +3377,11 @@
           <w:p>
             <w:pPr>
               <w:spacing w:after="20" w:before="20"/>
-              <w:jc w:val="left"/>
-            </w:pPr>
-            <w:r>
-              <w:rPr>
-                <w:rFonts w:ascii="Times New Roman" w:cs="Times New Roman" w:eastAsia="Times New Roman" w:hAnsi="Times New Roman"/>
+              <w:jc w:val="both"/>
+            </w:pPr>
+            <w:r>
+              <w:rPr>
+                <w:rFonts w:ascii="Barlow Semi Condensed" w:cs="Barlow Semi Condensed" w:eastAsia="Barlow Semi Condensed" w:hAnsi="Barlow Semi Condensed"/>
                 <w:b/>
                 <w:bCs/>
                 <w:sz w:val="20"/>
@@ -3398,11 +3398,11 @@
           <w:p>
             <w:pPr>
               <w:spacing w:after="20" w:before="20"/>
-              <w:jc w:val="left"/>
-            </w:pPr>
-            <w:r>
-              <w:rPr>
-                <w:rFonts w:ascii="Times New Roman" w:cs="Times New Roman" w:eastAsia="Times New Roman" w:hAnsi="Times New Roman"/>
+              <w:jc w:val="both"/>
+            </w:pPr>
+            <w:r>
+              <w:rPr>
+                <w:rFonts w:ascii="Barlow Semi Condensed" w:cs="Barlow Semi Condensed" w:eastAsia="Barlow Semi Condensed" w:hAnsi="Barlow Semi Condensed"/>
                 <w:sz w:val="20"/>
                 <w:szCs w:val="20"/>
               </w:rPr>
@@ -3417,11 +3417,11 @@
           <w:p>
             <w:pPr>
               <w:spacing w:after="20" w:before="20"/>
-              <w:jc w:val="left"/>
-            </w:pPr>
-            <w:r>
-              <w:rPr>
-                <w:rFonts w:ascii="Times New Roman" w:cs="Times New Roman" w:eastAsia="Times New Roman" w:hAnsi="Times New Roman"/>
+              <w:jc w:val="both"/>
+            </w:pPr>
+            <w:r>
+              <w:rPr>
+                <w:rFonts w:ascii="Barlow Semi Condensed" w:cs="Barlow Semi Condensed" w:eastAsia="Barlow Semi Condensed" w:hAnsi="Barlow Semi Condensed"/>
                 <w:sz w:val="20"/>
                 <w:szCs w:val="20"/>
               </w:rPr>
@@ -3436,11 +3436,11 @@
           <w:p>
             <w:pPr>
               <w:spacing w:after="20" w:before="20"/>
-              <w:jc w:val="left"/>
-            </w:pPr>
-            <w:r>
-              <w:rPr>
-                <w:rFonts w:ascii="Times New Roman" w:cs="Times New Roman" w:eastAsia="Times New Roman" w:hAnsi="Times New Roman"/>
+              <w:jc w:val="both"/>
+            </w:pPr>
+            <w:r>
+              <w:rPr>
+                <w:rFonts w:ascii="Barlow Semi Condensed" w:cs="Barlow Semi Condensed" w:eastAsia="Barlow Semi Condensed" w:hAnsi="Barlow Semi Condensed"/>
                 <w:sz w:val="20"/>
                 <w:szCs w:val="20"/>
               </w:rPr>
@@ -3457,11 +3457,11 @@
           <w:p>
             <w:pPr>
               <w:spacing w:after="20" w:before="20"/>
-              <w:jc w:val="left"/>
-            </w:pPr>
-            <w:r>
-              <w:rPr>
-                <w:rFonts w:ascii="Times New Roman" w:cs="Times New Roman" w:eastAsia="Times New Roman" w:hAnsi="Times New Roman"/>
+              <w:jc w:val="both"/>
+            </w:pPr>
+            <w:r>
+              <w:rPr>
+                <w:rFonts w:ascii="Barlow Semi Condensed" w:cs="Barlow Semi Condensed" w:eastAsia="Barlow Semi Condensed" w:hAnsi="Barlow Semi Condensed"/>
                 <w:b/>
                 <w:bCs/>
                 <w:sz w:val="20"/>
@@ -3478,11 +3478,11 @@
           <w:p>
             <w:pPr>
               <w:spacing w:after="20" w:before="20"/>
-              <w:jc w:val="left"/>
-            </w:pPr>
-            <w:r>
-              <w:rPr>
-                <w:rFonts w:ascii="Times New Roman" w:cs="Times New Roman" w:eastAsia="Times New Roman" w:hAnsi="Times New Roman"/>
+              <w:jc w:val="both"/>
+            </w:pPr>
+            <w:r>
+              <w:rPr>
+                <w:rFonts w:ascii="Barlow Semi Condensed" w:cs="Barlow Semi Condensed" w:eastAsia="Barlow Semi Condensed" w:hAnsi="Barlow Semi Condensed"/>
                 <w:sz w:val="20"/>
                 <w:szCs w:val="20"/>
               </w:rPr>
@@ -3497,11 +3497,11 @@
           <w:p>
             <w:pPr>
               <w:spacing w:after="20" w:before="20"/>
-              <w:jc w:val="left"/>
-            </w:pPr>
-            <w:r>
-              <w:rPr>
-                <w:rFonts w:ascii="Times New Roman" w:cs="Times New Roman" w:eastAsia="Times New Roman" w:hAnsi="Times New Roman"/>
+              <w:jc w:val="both"/>
+            </w:pPr>
+            <w:r>
+              <w:rPr>
+                <w:rFonts w:ascii="Barlow Semi Condensed" w:cs="Barlow Semi Condensed" w:eastAsia="Barlow Semi Condensed" w:hAnsi="Barlow Semi Condensed"/>
                 <w:b/>
                 <w:bCs/>
                 <w:sz w:val="20"/>
@@ -3511,7 +3511,7 @@
             </w:r>
             <w:r>
               <w:rPr>
-                <w:rFonts w:ascii="Times New Roman" w:cs="Times New Roman" w:eastAsia="Times New Roman" w:hAnsi="Times New Roman"/>
+                <w:rFonts w:ascii="Barlow Semi Condensed" w:cs="Barlow Semi Condensed" w:eastAsia="Barlow Semi Condensed" w:hAnsi="Barlow Semi Condensed"/>
                 <w:sz w:val="20"/>
                 <w:szCs w:val="20"/>
               </w:rPr>
@@ -3526,11 +3526,11 @@
           <w:p>
             <w:pPr>
               <w:spacing w:after="20" w:before="20"/>
-              <w:jc w:val="left"/>
-            </w:pPr>
-            <w:r>
-              <w:rPr>
-                <w:rFonts w:ascii="Times New Roman" w:cs="Times New Roman" w:eastAsia="Times New Roman" w:hAnsi="Times New Roman"/>
+              <w:jc w:val="both"/>
+            </w:pPr>
+            <w:r>
+              <w:rPr>
+                <w:rFonts w:ascii="Barlow Semi Condensed" w:cs="Barlow Semi Condensed" w:eastAsia="Barlow Semi Condensed" w:hAnsi="Barlow Semi Condensed"/>
                 <w:sz w:val="20"/>
                 <w:szCs w:val="20"/>
               </w:rPr>
@@ -3547,11 +3547,11 @@
           <w:p>
             <w:pPr>
               <w:spacing w:after="20" w:before="20"/>
-              <w:jc w:val="left"/>
-            </w:pPr>
-            <w:r>
-              <w:rPr>
-                <w:rFonts w:ascii="Times New Roman" w:cs="Times New Roman" w:eastAsia="Times New Roman" w:hAnsi="Times New Roman"/>
+              <w:jc w:val="both"/>
+            </w:pPr>
+            <w:r>
+              <w:rPr>
+                <w:rFonts w:ascii="Barlow Semi Condensed" w:cs="Barlow Semi Condensed" w:eastAsia="Barlow Semi Condensed" w:hAnsi="Barlow Semi Condensed"/>
                 <w:b/>
                 <w:bCs/>
                 <w:sz w:val="20"/>
@@ -3568,11 +3568,11 @@
           <w:p>
             <w:pPr>
               <w:spacing w:after="20" w:before="20"/>
-              <w:jc w:val="left"/>
-            </w:pPr>
-            <w:r>
-              <w:rPr>
-                <w:rFonts w:ascii="Times New Roman" w:cs="Times New Roman" w:eastAsia="Times New Roman" w:hAnsi="Times New Roman"/>
+              <w:jc w:val="both"/>
+            </w:pPr>
+            <w:r>
+              <w:rPr>
+                <w:rFonts w:ascii="Barlow Semi Condensed" w:cs="Barlow Semi Condensed" w:eastAsia="Barlow Semi Condensed" w:hAnsi="Barlow Semi Condensed"/>
                 <w:sz w:val="20"/>
                 <w:szCs w:val="20"/>
               </w:rPr>
@@ -3587,11 +3587,11 @@
           <w:p>
             <w:pPr>
               <w:spacing w:after="20" w:before="20"/>
-              <w:jc w:val="left"/>
-            </w:pPr>
-            <w:r>
-              <w:rPr>
-                <w:rFonts w:ascii="Times New Roman" w:cs="Times New Roman" w:eastAsia="Times New Roman" w:hAnsi="Times New Roman"/>
+              <w:jc w:val="both"/>
+            </w:pPr>
+            <w:r>
+              <w:rPr>
+                <w:rFonts w:ascii="Barlow Semi Condensed" w:cs="Barlow Semi Condensed" w:eastAsia="Barlow Semi Condensed" w:hAnsi="Barlow Semi Condensed"/>
                 <w:sz w:val="20"/>
                 <w:szCs w:val="20"/>
               </w:rPr>
@@ -3606,11 +3606,11 @@
           <w:p>
             <w:pPr>
               <w:spacing w:after="20" w:before="20"/>
-              <w:jc w:val="left"/>
-            </w:pPr>
-            <w:r>
-              <w:rPr>
-                <w:rFonts w:ascii="Times New Roman" w:cs="Times New Roman" w:eastAsia="Times New Roman" w:hAnsi="Times New Roman"/>
+              <w:jc w:val="both"/>
+            </w:pPr>
+            <w:r>
+              <w:rPr>
+                <w:rFonts w:ascii="Barlow Semi Condensed" w:cs="Barlow Semi Condensed" w:eastAsia="Barlow Semi Condensed" w:hAnsi="Barlow Semi Condensed"/>
                 <w:sz w:val="20"/>
                 <w:szCs w:val="20"/>
               </w:rPr>
@@ -3627,11 +3627,11 @@
           <w:p>
             <w:pPr>
               <w:spacing w:after="20" w:before="20"/>
-              <w:jc w:val="left"/>
-            </w:pPr>
-            <w:r>
-              <w:rPr>
-                <w:rFonts w:ascii="Times New Roman" w:cs="Times New Roman" w:eastAsia="Times New Roman" w:hAnsi="Times New Roman"/>
+              <w:jc w:val="both"/>
+            </w:pPr>
+            <w:r>
+              <w:rPr>
+                <w:rFonts w:ascii="Barlow Semi Condensed" w:cs="Barlow Semi Condensed" w:eastAsia="Barlow Semi Condensed" w:hAnsi="Barlow Semi Condensed"/>
                 <w:b/>
                 <w:bCs/>
                 <w:sz w:val="20"/>
@@ -3648,11 +3648,11 @@
           <w:p>
             <w:pPr>
               <w:spacing w:after="20" w:before="20"/>
-              <w:jc w:val="left"/>
-            </w:pPr>
-            <w:r>
-              <w:rPr>
-                <w:rFonts w:ascii="Times New Roman" w:cs="Times New Roman" w:eastAsia="Times New Roman" w:hAnsi="Times New Roman"/>
+              <w:jc w:val="both"/>
+            </w:pPr>
+            <w:r>
+              <w:rPr>
+                <w:rFonts w:ascii="Barlow Semi Condensed" w:cs="Barlow Semi Condensed" w:eastAsia="Barlow Semi Condensed" w:hAnsi="Barlow Semi Condensed"/>
                 <w:sz w:val="20"/>
                 <w:szCs w:val="20"/>
               </w:rPr>
@@ -3667,11 +3667,11 @@
           <w:p>
             <w:pPr>
               <w:spacing w:after="20" w:before="20"/>
-              <w:jc w:val="left"/>
-            </w:pPr>
-            <w:r>
-              <w:rPr>
-                <w:rFonts w:ascii="Times New Roman" w:cs="Times New Roman" w:eastAsia="Times New Roman" w:hAnsi="Times New Roman"/>
+              <w:jc w:val="both"/>
+            </w:pPr>
+            <w:r>
+              <w:rPr>
+                <w:rFonts w:ascii="Barlow Semi Condensed" w:cs="Barlow Semi Condensed" w:eastAsia="Barlow Semi Condensed" w:hAnsi="Barlow Semi Condensed"/>
                 <w:sz w:val="20"/>
                 <w:szCs w:val="20"/>
               </w:rPr>
@@ -3686,11 +3686,11 @@
           <w:p>
             <w:pPr>
               <w:spacing w:after="20" w:before="20"/>
-              <w:jc w:val="left"/>
-            </w:pPr>
-            <w:r>
-              <w:rPr>
-                <w:rFonts w:ascii="Times New Roman" w:cs="Times New Roman" w:eastAsia="Times New Roman" w:hAnsi="Times New Roman"/>
+              <w:jc w:val="both"/>
+            </w:pPr>
+            <w:r>
+              <w:rPr>
+                <w:rFonts w:ascii="Barlow Semi Condensed" w:cs="Barlow Semi Condensed" w:eastAsia="Barlow Semi Condensed" w:hAnsi="Barlow Semi Condensed"/>
                 <w:sz w:val="20"/>
                 <w:szCs w:val="20"/>
               </w:rPr>
@@ -3707,11 +3707,11 @@
           <w:p>
             <w:pPr>
               <w:spacing w:after="20" w:before="20"/>
-              <w:jc w:val="left"/>
-            </w:pPr>
-            <w:r>
-              <w:rPr>
-                <w:rFonts w:ascii="Times New Roman" w:cs="Times New Roman" w:eastAsia="Times New Roman" w:hAnsi="Times New Roman"/>
+              <w:jc w:val="both"/>
+            </w:pPr>
+            <w:r>
+              <w:rPr>
+                <w:rFonts w:ascii="Barlow Semi Condensed" w:cs="Barlow Semi Condensed" w:eastAsia="Barlow Semi Condensed" w:hAnsi="Barlow Semi Condensed"/>
                 <w:b/>
                 <w:bCs/>
                 <w:sz w:val="20"/>
@@ -3728,11 +3728,11 @@
           <w:p>
             <w:pPr>
               <w:spacing w:after="20" w:before="20"/>
-              <w:jc w:val="left"/>
-            </w:pPr>
-            <w:r>
-              <w:rPr>
-                <w:rFonts w:ascii="Times New Roman" w:cs="Times New Roman" w:eastAsia="Times New Roman" w:hAnsi="Times New Roman"/>
+              <w:jc w:val="both"/>
+            </w:pPr>
+            <w:r>
+              <w:rPr>
+                <w:rFonts w:ascii="Barlow Semi Condensed" w:cs="Barlow Semi Condensed" w:eastAsia="Barlow Semi Condensed" w:hAnsi="Barlow Semi Condensed"/>
                 <w:sz w:val="20"/>
                 <w:szCs w:val="20"/>
               </w:rPr>
@@ -3747,11 +3747,11 @@
           <w:p>
             <w:pPr>
               <w:spacing w:after="20" w:before="20"/>
-              <w:jc w:val="left"/>
-            </w:pPr>
-            <w:r>
-              <w:rPr>
-                <w:rFonts w:ascii="Times New Roman" w:cs="Times New Roman" w:eastAsia="Times New Roman" w:hAnsi="Times New Roman"/>
+              <w:jc w:val="both"/>
+            </w:pPr>
+            <w:r>
+              <w:rPr>
+                <w:rFonts w:ascii="Barlow Semi Condensed" w:cs="Barlow Semi Condensed" w:eastAsia="Barlow Semi Condensed" w:hAnsi="Barlow Semi Condensed"/>
                 <w:b/>
                 <w:bCs/>
                 <w:sz w:val="20"/>
@@ -3768,11 +3768,11 @@
           <w:p>
             <w:pPr>
               <w:spacing w:after="20" w:before="20"/>
-              <w:jc w:val="left"/>
-            </w:pPr>
-            <w:r>
-              <w:rPr>
-                <w:rFonts w:ascii="Times New Roman" w:cs="Times New Roman" w:eastAsia="Times New Roman" w:hAnsi="Times New Roman"/>
+              <w:jc w:val="both"/>
+            </w:pPr>
+            <w:r>
+              <w:rPr>
+                <w:rFonts w:ascii="Barlow Semi Condensed" w:cs="Barlow Semi Condensed" w:eastAsia="Barlow Semi Condensed" w:hAnsi="Barlow Semi Condensed"/>
                 <w:sz w:val="20"/>
                 <w:szCs w:val="20"/>
               </w:rPr>
@@ -3789,11 +3789,11 @@
           <w:p>
             <w:pPr>
               <w:spacing w:after="20" w:before="20"/>
-              <w:jc w:val="left"/>
-            </w:pPr>
-            <w:r>
-              <w:rPr>
-                <w:rFonts w:ascii="Times New Roman" w:cs="Times New Roman" w:eastAsia="Times New Roman" w:hAnsi="Times New Roman"/>
+              <w:jc w:val="both"/>
+            </w:pPr>
+            <w:r>
+              <w:rPr>
+                <w:rFonts w:ascii="Barlow Semi Condensed" w:cs="Barlow Semi Condensed" w:eastAsia="Barlow Semi Condensed" w:hAnsi="Barlow Semi Condensed"/>
                 <w:b/>
                 <w:bCs/>
                 <w:sz w:val="20"/>
@@ -3810,11 +3810,11 @@
           <w:p>
             <w:pPr>
               <w:spacing w:after="20" w:before="20"/>
-              <w:jc w:val="left"/>
-            </w:pPr>
-            <w:r>
-              <w:rPr>
-                <w:rFonts w:ascii="Times New Roman" w:cs="Times New Roman" w:eastAsia="Times New Roman" w:hAnsi="Times New Roman"/>
+              <w:jc w:val="both"/>
+            </w:pPr>
+            <w:r>
+              <w:rPr>
+                <w:rFonts w:ascii="Barlow Semi Condensed" w:cs="Barlow Semi Condensed" w:eastAsia="Barlow Semi Condensed" w:hAnsi="Barlow Semi Condensed"/>
                 <w:sz w:val="20"/>
                 <w:szCs w:val="20"/>
               </w:rPr>
@@ -3829,11 +3829,11 @@
           <w:p>
             <w:pPr>
               <w:spacing w:after="20" w:before="20"/>
-              <w:jc w:val="left"/>
-            </w:pPr>
-            <w:r>
-              <w:rPr>
-                <w:rFonts w:ascii="Times New Roman" w:cs="Times New Roman" w:eastAsia="Times New Roman" w:hAnsi="Times New Roman"/>
+              <w:jc w:val="both"/>
+            </w:pPr>
+            <w:r>
+              <w:rPr>
+                <w:rFonts w:ascii="Barlow Semi Condensed" w:cs="Barlow Semi Condensed" w:eastAsia="Barlow Semi Condensed" w:hAnsi="Barlow Semi Condensed"/>
                 <w:sz w:val="20"/>
                 <w:szCs w:val="20"/>
               </w:rPr>
@@ -3848,11 +3848,11 @@
           <w:p>
             <w:pPr>
               <w:spacing w:after="20" w:before="20"/>
-              <w:jc w:val="left"/>
-            </w:pPr>
-            <w:r>
-              <w:rPr>
-                <w:rFonts w:ascii="Times New Roman" w:cs="Times New Roman" w:eastAsia="Times New Roman" w:hAnsi="Times New Roman"/>
+              <w:jc w:val="both"/>
+            </w:pPr>
+            <w:r>
+              <w:rPr>
+                <w:rFonts w:ascii="Barlow Semi Condensed" w:cs="Barlow Semi Condensed" w:eastAsia="Barlow Semi Condensed" w:hAnsi="Barlow Semi Condensed"/>
                 <w:sz w:val="20"/>
                 <w:szCs w:val="20"/>
               </w:rPr>
@@ -3860,7 +3860,7 @@
             </w:r>
             <w:r>
               <w:rPr>
-                <w:rFonts w:ascii="Times New Roman" w:cs="Times New Roman" w:eastAsia="Times New Roman" w:hAnsi="Times New Roman"/>
+                <w:rFonts w:ascii="Barlow Semi Condensed" w:cs="Barlow Semi Condensed" w:eastAsia="Barlow Semi Condensed" w:hAnsi="Barlow Semi Condensed"/>
                 <w:i/>
                 <w:iCs/>
                 <w:sz w:val="20"/>
@@ -3870,7 +3870,7 @@
             </w:r>
             <w:r>
               <w:rPr>
-                <w:rFonts w:ascii="Times New Roman" w:cs="Times New Roman" w:eastAsia="Times New Roman" w:hAnsi="Times New Roman"/>
+                <w:rFonts w:ascii="Barlow Semi Condensed" w:cs="Barlow Semi Condensed" w:eastAsia="Barlow Semi Condensed" w:hAnsi="Barlow Semi Condensed"/>
                 <w:sz w:val="20"/>
                 <w:szCs w:val="20"/>
               </w:rPr>
@@ -3887,11 +3887,11 @@
           <w:p>
             <w:pPr>
               <w:spacing w:after="20" w:before="20"/>
-              <w:jc w:val="left"/>
-            </w:pPr>
-            <w:r>
-              <w:rPr>
-                <w:rFonts w:ascii="Times New Roman" w:cs="Times New Roman" w:eastAsia="Times New Roman" w:hAnsi="Times New Roman"/>
+              <w:jc w:val="both"/>
+            </w:pPr>
+            <w:r>
+              <w:rPr>
+                <w:rFonts w:ascii="Barlow Semi Condensed" w:cs="Barlow Semi Condensed" w:eastAsia="Barlow Semi Condensed" w:hAnsi="Barlow Semi Condensed"/>
                 <w:b/>
                 <w:bCs/>
                 <w:sz w:val="20"/>
@@ -3908,11 +3908,11 @@
           <w:p>
             <w:pPr>
               <w:spacing w:after="20" w:before="20"/>
-              <w:jc w:val="left"/>
-            </w:pPr>
-            <w:r>
-              <w:rPr>
-                <w:rFonts w:ascii="Times New Roman" w:cs="Times New Roman" w:eastAsia="Times New Roman" w:hAnsi="Times New Roman"/>
+              <w:jc w:val="both"/>
+            </w:pPr>
+            <w:r>
+              <w:rPr>
+                <w:rFonts w:ascii="Barlow Semi Condensed" w:cs="Barlow Semi Condensed" w:eastAsia="Barlow Semi Condensed" w:hAnsi="Barlow Semi Condensed"/>
                 <w:sz w:val="20"/>
                 <w:szCs w:val="20"/>
               </w:rPr>
@@ -3927,11 +3927,11 @@
           <w:p>
             <w:pPr>
               <w:spacing w:after="20" w:before="20"/>
-              <w:jc w:val="left"/>
-            </w:pPr>
-            <w:r>
-              <w:rPr>
-                <w:rFonts w:ascii="Times New Roman" w:cs="Times New Roman" w:eastAsia="Times New Roman" w:hAnsi="Times New Roman"/>
+              <w:jc w:val="both"/>
+            </w:pPr>
+            <w:r>
+              <w:rPr>
+                <w:rFonts w:ascii="Barlow Semi Condensed" w:cs="Barlow Semi Condensed" w:eastAsia="Barlow Semi Condensed" w:hAnsi="Barlow Semi Condensed"/>
                 <w:b/>
                 <w:bCs/>
                 <w:sz w:val="20"/>
@@ -3948,11 +3948,11 @@
           <w:p>
             <w:pPr>
               <w:spacing w:after="20" w:before="20"/>
-              <w:jc w:val="left"/>
-            </w:pPr>
-            <w:r>
-              <w:rPr>
-                <w:rFonts w:ascii="Times New Roman" w:cs="Times New Roman" w:eastAsia="Times New Roman" w:hAnsi="Times New Roman"/>
+              <w:jc w:val="both"/>
+            </w:pPr>
+            <w:r>
+              <w:rPr>
+                <w:rFonts w:ascii="Barlow Semi Condensed" w:cs="Barlow Semi Condensed" w:eastAsia="Barlow Semi Condensed" w:hAnsi="Barlow Semi Condensed"/>
                 <w:sz w:val="20"/>
                 <w:szCs w:val="20"/>
               </w:rPr>
@@ -3974,7 +3974,7 @@
       </w:pPr>
       <w:r>
         <w:rPr>
-          <w:rFonts w:ascii="Times New Roman" w:cs="Times New Roman" w:eastAsia="Times New Roman" w:hAnsi="Times New Roman"/>
+          <w:rFonts w:ascii="Barlow Semi Condensed" w:cs="Barlow Semi Condensed" w:eastAsia="Barlow Semi Condensed" w:hAnsi="Barlow Semi Condensed"/>
           <w:sz w:val="24"/>
           <w:szCs w:val="24"/>
         </w:rPr>
@@ -3982,7 +3982,7 @@
       </w:r>
       <w:r>
         <w:rPr>
-          <w:rFonts w:ascii="Times New Roman" w:cs="Times New Roman" w:eastAsia="Times New Roman" w:hAnsi="Times New Roman"/>
+          <w:rFonts w:ascii="Barlow Semi Condensed" w:cs="Barlow Semi Condensed" w:eastAsia="Barlow Semi Condensed" w:hAnsi="Barlow Semi Condensed"/>
           <w:b/>
           <w:bCs/>
           <w:sz w:val="24"/>
@@ -3992,7 +3992,7 @@
       </w:r>
       <w:r>
         <w:rPr>
-          <w:rFonts w:ascii="Times New Roman" w:cs="Times New Roman" w:eastAsia="Times New Roman" w:hAnsi="Times New Roman"/>
+          <w:rFonts w:ascii="Barlow Semi Condensed" w:cs="Barlow Semi Condensed" w:eastAsia="Barlow Semi Condensed" w:hAnsi="Barlow Semi Condensed"/>
           <w:sz w:val="24"/>
           <w:szCs w:val="24"/>
         </w:rPr>
@@ -4014,7 +4014,7 @@
       </w:pPr>
       <w:r>
         <w:rPr>
-          <w:rFonts w:ascii="Times New Roman" w:cs="Times New Roman" w:eastAsia="Times New Roman" w:hAnsi="Times New Roman"/>
+          <w:rFonts w:ascii="Barlow Semi Condensed" w:cs="Barlow Semi Condensed" w:eastAsia="Barlow Semi Condensed" w:hAnsi="Barlow Semi Condensed"/>
           <w:i/>
           <w:iCs/>
           <w:sz w:val="24"/>
@@ -4024,7 +4024,7 @@
       </w:r>
       <w:r>
         <w:rPr>
-          <w:rFonts w:ascii="Times New Roman" w:cs="Times New Roman" w:eastAsia="Times New Roman" w:hAnsi="Times New Roman"/>
+          <w:rFonts w:ascii="Barlow Semi Condensed" w:cs="Barlow Semi Condensed" w:eastAsia="Barlow Semi Condensed" w:hAnsi="Barlow Semi Condensed"/>
           <w:sz w:val="24"/>
           <w:szCs w:val="24"/>
         </w:rPr>
@@ -4032,7 +4032,7 @@
       </w:r>
       <w:r>
         <w:rPr>
-          <w:rFonts w:ascii="Times New Roman" w:cs="Times New Roman" w:eastAsia="Times New Roman" w:hAnsi="Times New Roman"/>
+          <w:rFonts w:ascii="Barlow Semi Condensed" w:cs="Barlow Semi Condensed" w:eastAsia="Barlow Semi Condensed" w:hAnsi="Barlow Semi Condensed"/>
           <w:b/>
           <w:bCs/>
           <w:sz w:val="24"/>
@@ -4042,7 +4042,7 @@
       </w:r>
       <w:r>
         <w:rPr>
-          <w:rFonts w:ascii="Times New Roman" w:cs="Times New Roman" w:eastAsia="Times New Roman" w:hAnsi="Times New Roman"/>
+          <w:rFonts w:ascii="Barlow Semi Condensed" w:cs="Barlow Semi Condensed" w:eastAsia="Barlow Semi Condensed" w:hAnsi="Barlow Semi Condensed"/>
           <w:sz w:val="24"/>
           <w:szCs w:val="24"/>
         </w:rPr>
@@ -4064,7 +4064,7 @@
       </w:pPr>
       <w:r>
         <w:rPr>
-          <w:rFonts w:ascii="Times New Roman" w:cs="Times New Roman" w:eastAsia="Times New Roman" w:hAnsi="Times New Roman"/>
+          <w:rFonts w:ascii="Barlow Semi Condensed" w:cs="Barlow Semi Condensed" w:eastAsia="Barlow Semi Condensed" w:hAnsi="Barlow Semi Condensed"/>
           <w:i/>
           <w:iCs/>
           <w:sz w:val="24"/>
@@ -4085,7 +4085,7 @@
       </w:pPr>
       <w:r>
         <w:rPr>
-          <w:rFonts w:ascii="Times New Roman" w:cs="Times New Roman" w:eastAsia="Times New Roman" w:hAnsi="Times New Roman"/>
+          <w:rFonts w:ascii="Barlow Semi Condensed" w:cs="Barlow Semi Condensed" w:eastAsia="Barlow Semi Condensed" w:hAnsi="Barlow Semi Condensed"/>
           <w:sz w:val="24"/>
           <w:szCs w:val="24"/>
         </w:rPr>
@@ -4099,7 +4099,7 @@
       </w:pPr>
       <w:r>
         <w:rPr>
-          <w:rFonts w:ascii="Times New Roman" w:cs="Times New Roman" w:eastAsia="Times New Roman" w:hAnsi="Times New Roman"/>
+          <w:rFonts w:ascii="Barlow Semi Condensed" w:cs="Barlow Semi Condensed" w:eastAsia="Barlow Semi Condensed" w:hAnsi="Barlow Semi Condensed"/>
           <w:sz w:val="24"/>
           <w:szCs w:val="24"/>
         </w:rPr>
@@ -4113,7 +4113,7 @@
       </w:pPr>
       <w:r>
         <w:rPr>
-          <w:rFonts w:ascii="Times New Roman" w:cs="Times New Roman" w:eastAsia="Times New Roman" w:hAnsi="Times New Roman"/>
+          <w:rFonts w:ascii="Barlow Semi Condensed" w:cs="Barlow Semi Condensed" w:eastAsia="Barlow Semi Condensed" w:hAnsi="Barlow Semi Condensed"/>
           <w:i/>
           <w:iCs/>
           <w:sz w:val="24"/>
@@ -4133,7 +4133,7 @@
       </w:pPr>
       <w:r>
         <w:rPr>
-          <w:rFonts w:ascii="Times New Roman" w:cs="Times New Roman" w:eastAsia="Times New Roman" w:hAnsi="Times New Roman"/>
+          <w:rFonts w:ascii="Barlow Semi Condensed" w:cs="Barlow Semi Condensed" w:eastAsia="Barlow Semi Condensed" w:hAnsi="Barlow Semi Condensed"/>
           <w:b/>
           <w:bCs/>
           <w:i w:val="false"/>
@@ -4145,7 +4145,7 @@
       </w:r>
       <w:r>
         <w:rPr>
-          <w:rFonts w:ascii="Times New Roman" w:cs="Times New Roman" w:eastAsia="Times New Roman" w:hAnsi="Times New Roman"/>
+          <w:rFonts w:ascii="Barlow Semi Condensed" w:cs="Barlow Semi Condensed" w:eastAsia="Barlow Semi Condensed" w:hAnsi="Barlow Semi Condensed"/>
           <w:i w:val="false"/>
           <w:iCs w:val="false"/>
           <w:sz w:val="24"/>
@@ -4155,7 +4155,7 @@
       </w:r>
       <w:r>
         <w:rPr>
-          <w:rFonts w:ascii="Times New Roman" w:cs="Times New Roman" w:eastAsia="Times New Roman" w:hAnsi="Times New Roman"/>
+          <w:rFonts w:ascii="Barlow Semi Condensed" w:cs="Barlow Semi Condensed" w:eastAsia="Barlow Semi Condensed" w:hAnsi="Barlow Semi Condensed"/>
           <w:b/>
           <w:bCs/>
           <w:i w:val="false"/>
@@ -4167,7 +4167,7 @@
       </w:r>
       <w:r>
         <w:rPr>
-          <w:rFonts w:ascii="Times New Roman" w:cs="Times New Roman" w:eastAsia="Times New Roman" w:hAnsi="Times New Roman"/>
+          <w:rFonts w:ascii="Barlow Semi Condensed" w:cs="Barlow Semi Condensed" w:eastAsia="Barlow Semi Condensed" w:hAnsi="Barlow Semi Condensed"/>
           <w:i w:val="false"/>
           <w:iCs w:val="false"/>
           <w:sz w:val="24"/>
@@ -4177,7 +4177,7 @@
       </w:r>
       <w:r>
         <w:rPr>
-          <w:rFonts w:ascii="Times New Roman" w:cs="Times New Roman" w:eastAsia="Times New Roman" w:hAnsi="Times New Roman"/>
+          <w:rFonts w:ascii="Barlow Semi Condensed" w:cs="Barlow Semi Condensed" w:eastAsia="Barlow Semi Condensed" w:hAnsi="Barlow Semi Condensed"/>
           <w:b/>
           <w:bCs/>
           <w:i w:val="false"/>
@@ -4189,7 +4189,7 @@
       </w:r>
       <w:r>
         <w:rPr>
-          <w:rFonts w:ascii="Times New Roman" w:cs="Times New Roman" w:eastAsia="Times New Roman" w:hAnsi="Times New Roman"/>
+          <w:rFonts w:ascii="Barlow Semi Condensed" w:cs="Barlow Semi Condensed" w:eastAsia="Barlow Semi Condensed" w:hAnsi="Barlow Semi Condensed"/>
           <w:i w:val="false"/>
           <w:iCs w:val="false"/>
           <w:sz w:val="24"/>
@@ -4199,7 +4199,7 @@
       </w:r>
       <w:r>
         <w:rPr>
-          <w:rFonts w:ascii="Times New Roman" w:cs="Times New Roman" w:eastAsia="Times New Roman" w:hAnsi="Times New Roman"/>
+          <w:rFonts w:ascii="Barlow Semi Condensed" w:cs="Barlow Semi Condensed" w:eastAsia="Barlow Semi Condensed" w:hAnsi="Barlow Semi Condensed"/>
           <w:i w:val="false"/>
           <w:iCs w:val="false"/>
           <w:sz w:val="24"/>
@@ -4209,7 +4209,7 @@
       </w:r>
       <w:r>
         <w:rPr>
-          <w:rFonts w:ascii="Times New Roman" w:cs="Times New Roman" w:eastAsia="Times New Roman" w:hAnsi="Times New Roman"/>
+          <w:rFonts w:ascii="Barlow Semi Condensed" w:cs="Barlow Semi Condensed" w:eastAsia="Barlow Semi Condensed" w:hAnsi="Barlow Semi Condensed"/>
           <w:i w:val="false"/>
           <w:iCs w:val="false"/>
           <w:sz w:val="24"/>
@@ -4219,7 +4219,7 @@
       </w:r>
       <w:r>
         <w:rPr>
-          <w:rFonts w:ascii="Times New Roman" w:cs="Times New Roman" w:eastAsia="Times New Roman" w:hAnsi="Times New Roman"/>
+          <w:rFonts w:ascii="Barlow Semi Condensed" w:cs="Barlow Semi Condensed" w:eastAsia="Barlow Semi Condensed" w:hAnsi="Barlow Semi Condensed"/>
           <w:i w:val="false"/>
           <w:iCs w:val="false"/>
           <w:sz w:val="24"/>
@@ -4229,7 +4229,7 @@
       </w:r>
       <w:r>
         <w:rPr>
-          <w:rFonts w:ascii="Times New Roman" w:cs="Times New Roman" w:eastAsia="Times New Roman" w:hAnsi="Times New Roman"/>
+          <w:rFonts w:ascii="Barlow Semi Condensed" w:cs="Barlow Semi Condensed" w:eastAsia="Barlow Semi Condensed" w:hAnsi="Barlow Semi Condensed"/>
           <w:i w:val="false"/>
           <w:iCs w:val="false"/>
           <w:sz w:val="24"/>
@@ -4239,7 +4239,7 @@
       </w:r>
       <w:r>
         <w:rPr>
-          <w:rFonts w:ascii="Times New Roman" w:cs="Times New Roman" w:eastAsia="Times New Roman" w:hAnsi="Times New Roman"/>
+          <w:rFonts w:ascii="Barlow Semi Condensed" w:cs="Barlow Semi Condensed" w:eastAsia="Barlow Semi Condensed" w:hAnsi="Barlow Semi Condensed"/>
           <w:b/>
           <w:bCs/>
           <w:i w:val="false"/>
@@ -4251,7 +4251,7 @@
       </w:r>
       <w:r>
         <w:rPr>
-          <w:rFonts w:ascii="Times New Roman" w:cs="Times New Roman" w:eastAsia="Times New Roman" w:hAnsi="Times New Roman"/>
+          <w:rFonts w:ascii="Barlow Semi Condensed" w:cs="Barlow Semi Condensed" w:eastAsia="Barlow Semi Condensed" w:hAnsi="Barlow Semi Condensed"/>
           <w:i w:val="false"/>
           <w:iCs w:val="false"/>
           <w:sz w:val="24"/>
@@ -4261,7 +4261,7 @@
       </w:r>
       <w:r>
         <w:rPr>
-          <w:rFonts w:ascii="Times New Roman" w:cs="Times New Roman" w:eastAsia="Times New Roman" w:hAnsi="Times New Roman"/>
+          <w:rFonts w:ascii="Barlow Semi Condensed" w:cs="Barlow Semi Condensed" w:eastAsia="Barlow Semi Condensed" w:hAnsi="Barlow Semi Condensed"/>
           <w:b/>
           <w:bCs/>
           <w:i w:val="false"/>
@@ -4273,7 +4273,7 @@
       </w:r>
       <w:r>
         <w:rPr>
-          <w:rFonts w:ascii="Times New Roman" w:cs="Times New Roman" w:eastAsia="Times New Roman" w:hAnsi="Times New Roman"/>
+          <w:rFonts w:ascii="Barlow Semi Condensed" w:cs="Barlow Semi Condensed" w:eastAsia="Barlow Semi Condensed" w:hAnsi="Barlow Semi Condensed"/>
           <w:i w:val="false"/>
           <w:iCs w:val="false"/>
           <w:sz w:val="24"/>
@@ -4283,7 +4283,7 @@
       </w:r>
       <w:r>
         <w:rPr>
-          <w:rFonts w:ascii="Times New Roman" w:cs="Times New Roman" w:eastAsia="Times New Roman" w:hAnsi="Times New Roman"/>
+          <w:rFonts w:ascii="Barlow Semi Condensed" w:cs="Barlow Semi Condensed" w:eastAsia="Barlow Semi Condensed" w:hAnsi="Barlow Semi Condensed"/>
           <w:b/>
           <w:bCs/>
           <w:i w:val="false"/>
@@ -4295,7 +4295,7 @@
       </w:r>
       <w:r>
         <w:rPr>
-          <w:rFonts w:ascii="Times New Roman" w:cs="Times New Roman" w:eastAsia="Times New Roman" w:hAnsi="Times New Roman"/>
+          <w:rFonts w:ascii="Barlow Semi Condensed" w:cs="Barlow Semi Condensed" w:eastAsia="Barlow Semi Condensed" w:hAnsi="Barlow Semi Condensed"/>
           <w:i w:val="false"/>
           <w:iCs w:val="false"/>
           <w:sz w:val="24"/>
@@ -4305,7 +4305,7 @@
       </w:r>
       <w:r>
         <w:rPr>
-          <w:rFonts w:ascii="Times New Roman" w:cs="Times New Roman" w:eastAsia="Times New Roman" w:hAnsi="Times New Roman"/>
+          <w:rFonts w:ascii="Barlow Semi Condensed" w:cs="Barlow Semi Condensed" w:eastAsia="Barlow Semi Condensed" w:hAnsi="Barlow Semi Condensed"/>
           <w:b/>
           <w:bCs/>
           <w:i w:val="false"/>
@@ -4317,7 +4317,7 @@
       </w:r>
       <w:r>
         <w:rPr>
-          <w:rFonts w:ascii="Times New Roman" w:cs="Times New Roman" w:eastAsia="Times New Roman" w:hAnsi="Times New Roman"/>
+          <w:rFonts w:ascii="Barlow Semi Condensed" w:cs="Barlow Semi Condensed" w:eastAsia="Barlow Semi Condensed" w:hAnsi="Barlow Semi Condensed"/>
           <w:i w:val="false"/>
           <w:iCs w:val="false"/>
           <w:sz w:val="24"/>
@@ -4327,7 +4327,7 @@
       </w:r>
       <w:r>
         <w:rPr>
-          <w:rFonts w:ascii="Times New Roman" w:cs="Times New Roman" w:eastAsia="Times New Roman" w:hAnsi="Times New Roman"/>
+          <w:rFonts w:ascii="Barlow Semi Condensed" w:cs="Barlow Semi Condensed" w:eastAsia="Barlow Semi Condensed" w:hAnsi="Barlow Semi Condensed"/>
           <w:b/>
           <w:bCs/>
           <w:i w:val="false"/>
@@ -4339,7 +4339,7 @@
       </w:r>
       <w:r>
         <w:rPr>
-          <w:rFonts w:ascii="Times New Roman" w:cs="Times New Roman" w:eastAsia="Times New Roman" w:hAnsi="Times New Roman"/>
+          <w:rFonts w:ascii="Barlow Semi Condensed" w:cs="Barlow Semi Condensed" w:eastAsia="Barlow Semi Condensed" w:hAnsi="Barlow Semi Condensed"/>
           <w:i w:val="false"/>
           <w:iCs w:val="false"/>
           <w:sz w:val="24"/>
@@ -4349,7 +4349,7 @@
       </w:r>
       <w:r>
         <w:rPr>
-          <w:rFonts w:ascii="Times New Roman" w:cs="Times New Roman" w:eastAsia="Times New Roman" w:hAnsi="Times New Roman"/>
+          <w:rFonts w:ascii="Barlow Semi Condensed" w:cs="Barlow Semi Condensed" w:eastAsia="Barlow Semi Condensed" w:hAnsi="Barlow Semi Condensed"/>
           <w:i w:val="false"/>
           <w:iCs w:val="false"/>
           <w:sz w:val="24"/>
@@ -4359,7 +4359,7 @@
       </w:r>
       <w:r>
         <w:rPr>
-          <w:rFonts w:ascii="Times New Roman" w:cs="Times New Roman" w:eastAsia="Times New Roman" w:hAnsi="Times New Roman"/>
+          <w:rFonts w:ascii="Barlow Semi Condensed" w:cs="Barlow Semi Condensed" w:eastAsia="Barlow Semi Condensed" w:hAnsi="Barlow Semi Condensed"/>
           <w:i w:val="false"/>
           <w:iCs w:val="false"/>
           <w:sz w:val="24"/>
@@ -4369,7 +4369,7 @@
       </w:r>
       <w:r>
         <w:rPr>
-          <w:rFonts w:ascii="Times New Roman" w:cs="Times New Roman" w:eastAsia="Times New Roman" w:hAnsi="Times New Roman"/>
+          <w:rFonts w:ascii="Barlow Semi Condensed" w:cs="Barlow Semi Condensed" w:eastAsia="Barlow Semi Condensed" w:hAnsi="Barlow Semi Condensed"/>
           <w:i w:val="false"/>
           <w:iCs w:val="false"/>
           <w:sz w:val="24"/>
@@ -4379,7 +4379,7 @@
       </w:r>
       <w:r>
         <w:rPr>
-          <w:rFonts w:ascii="Times New Roman" w:cs="Times New Roman" w:eastAsia="Times New Roman" w:hAnsi="Times New Roman"/>
+          <w:rFonts w:ascii="Barlow Semi Condensed" w:cs="Barlow Semi Condensed" w:eastAsia="Barlow Semi Condensed" w:hAnsi="Barlow Semi Condensed"/>
           <w:i w:val="false"/>
           <w:iCs w:val="false"/>
           <w:sz w:val="24"/>
@@ -4403,7 +4403,7 @@
       </w:pPr>
       <w:r>
         <w:rPr>
-          <w:rFonts w:ascii="Times New Roman" w:cs="Times New Roman" w:eastAsia="Times New Roman" w:hAnsi="Times New Roman"/>
+          <w:rFonts w:ascii="Barlow Semi Condensed" w:cs="Barlow Semi Condensed" w:eastAsia="Barlow Semi Condensed" w:hAnsi="Barlow Semi Condensed"/>
           <w:sz w:val="24"/>
           <w:szCs w:val="24"/>
         </w:rPr>
@@ -4436,11 +4436,11 @@
           <w:p>
             <w:pPr>
               <w:spacing w:after="20" w:before="20"/>
-              <w:jc w:val="left"/>
-            </w:pPr>
-            <w:r>
-              <w:rPr>
-                <w:rFonts w:ascii="Times New Roman" w:cs="Times New Roman" w:eastAsia="Times New Roman" w:hAnsi="Times New Roman"/>
+              <w:jc w:val="both"/>
+            </w:pPr>
+            <w:r>
+              <w:rPr>
+                <w:rFonts w:ascii="Barlow Semi Condensed" w:cs="Barlow Semi Condensed" w:eastAsia="Barlow Semi Condensed" w:hAnsi="Barlow Semi Condensed"/>
                 <w:b/>
                 <w:bCs/>
                 <w:color w:val="FFFFFF"/>
@@ -4459,11 +4459,11 @@
           <w:p>
             <w:pPr>
               <w:spacing w:after="20" w:before="20"/>
-              <w:jc w:val="left"/>
-            </w:pPr>
-            <w:r>
-              <w:rPr>
-                <w:rFonts w:ascii="Times New Roman" w:cs="Times New Roman" w:eastAsia="Times New Roman" w:hAnsi="Times New Roman"/>
+              <w:jc w:val="both"/>
+            </w:pPr>
+            <w:r>
+              <w:rPr>
+                <w:rFonts w:ascii="Barlow Semi Condensed" w:cs="Barlow Semi Condensed" w:eastAsia="Barlow Semi Condensed" w:hAnsi="Barlow Semi Condensed"/>
                 <w:b/>
                 <w:bCs/>
                 <w:color w:val="FFFFFF"/>
@@ -4482,11 +4482,11 @@
           <w:p>
             <w:pPr>
               <w:spacing w:after="20" w:before="20"/>
-              <w:jc w:val="left"/>
-            </w:pPr>
-            <w:r>
-              <w:rPr>
-                <w:rFonts w:ascii="Times New Roman" w:cs="Times New Roman" w:eastAsia="Times New Roman" w:hAnsi="Times New Roman"/>
+              <w:jc w:val="both"/>
+            </w:pPr>
+            <w:r>
+              <w:rPr>
+                <w:rFonts w:ascii="Barlow Semi Condensed" w:cs="Barlow Semi Condensed" w:eastAsia="Barlow Semi Condensed" w:hAnsi="Barlow Semi Condensed"/>
                 <w:b/>
                 <w:bCs/>
                 <w:color w:val="FFFFFF"/>
@@ -4506,11 +4506,11 @@
           <w:p>
             <w:pPr>
               <w:spacing w:after="20" w:before="20"/>
-              <w:jc w:val="left"/>
-            </w:pPr>
-            <w:r>
-              <w:rPr>
-                <w:rFonts w:ascii="Times New Roman" w:cs="Times New Roman" w:eastAsia="Times New Roman" w:hAnsi="Times New Roman"/>
+              <w:jc w:val="both"/>
+            </w:pPr>
+            <w:r>
+              <w:rPr>
+                <w:rFonts w:ascii="Barlow Semi Condensed" w:cs="Barlow Semi Condensed" w:eastAsia="Barlow Semi Condensed" w:hAnsi="Barlow Semi Condensed"/>
                 <w:b/>
                 <w:bCs/>
                 <w:sz w:val="20"/>
@@ -4527,11 +4527,11 @@
           <w:p>
             <w:pPr>
               <w:spacing w:after="20" w:before="20"/>
-              <w:jc w:val="left"/>
-            </w:pPr>
-            <w:r>
-              <w:rPr>
-                <w:rFonts w:ascii="Times New Roman" w:cs="Times New Roman" w:eastAsia="Times New Roman" w:hAnsi="Times New Roman"/>
+              <w:jc w:val="both"/>
+            </w:pPr>
+            <w:r>
+              <w:rPr>
+                <w:rFonts w:ascii="Barlow Semi Condensed" w:cs="Barlow Semi Condensed" w:eastAsia="Barlow Semi Condensed" w:hAnsi="Barlow Semi Condensed"/>
                 <w:sz w:val="20"/>
                 <w:szCs w:val="20"/>
               </w:rPr>
@@ -4539,7 +4539,7 @@
             </w:r>
             <w:r>
               <w:rPr>
-                <w:rFonts w:ascii="Times New Roman" w:cs="Times New Roman" w:eastAsia="Times New Roman" w:hAnsi="Times New Roman"/>
+                <w:rFonts w:ascii="Barlow Semi Condensed" w:cs="Barlow Semi Condensed" w:eastAsia="Barlow Semi Condensed" w:hAnsi="Barlow Semi Condensed"/>
                 <w:b/>
                 <w:bCs/>
                 <w:sz w:val="20"/>
@@ -4549,7 +4549,7 @@
             </w:r>
             <w:r>
               <w:rPr>
-                <w:rFonts w:ascii="Times New Roman" w:cs="Times New Roman" w:eastAsia="Times New Roman" w:hAnsi="Times New Roman"/>
+                <w:rFonts w:ascii="Barlow Semi Condensed" w:cs="Barlow Semi Condensed" w:eastAsia="Barlow Semi Condensed" w:hAnsi="Barlow Semi Condensed"/>
                 <w:sz w:val="20"/>
                 <w:szCs w:val="20"/>
               </w:rPr>
@@ -4564,11 +4564,11 @@
           <w:p>
             <w:pPr>
               <w:spacing w:after="20" w:before="20"/>
-              <w:jc w:val="left"/>
-            </w:pPr>
-            <w:r>
-              <w:rPr>
-                <w:rFonts w:ascii="Times New Roman" w:cs="Times New Roman" w:eastAsia="Times New Roman" w:hAnsi="Times New Roman"/>
+              <w:jc w:val="both"/>
+            </w:pPr>
+            <w:r>
+              <w:rPr>
+                <w:rFonts w:ascii="Barlow Semi Condensed" w:cs="Barlow Semi Condensed" w:eastAsia="Barlow Semi Condensed" w:hAnsi="Barlow Semi Condensed"/>
                 <w:sz w:val="20"/>
                 <w:szCs w:val="20"/>
               </w:rPr>
@@ -4585,11 +4585,11 @@
           <w:p>
             <w:pPr>
               <w:spacing w:after="20" w:before="20"/>
-              <w:jc w:val="left"/>
-            </w:pPr>
-            <w:r>
-              <w:rPr>
-                <w:rFonts w:ascii="Times New Roman" w:cs="Times New Roman" w:eastAsia="Times New Roman" w:hAnsi="Times New Roman"/>
+              <w:jc w:val="both"/>
+            </w:pPr>
+            <w:r>
+              <w:rPr>
+                <w:rFonts w:ascii="Barlow Semi Condensed" w:cs="Barlow Semi Condensed" w:eastAsia="Barlow Semi Condensed" w:hAnsi="Barlow Semi Condensed"/>
                 <w:sz w:val="20"/>
                 <w:szCs w:val="20"/>
               </w:rPr>
@@ -4604,11 +4604,11 @@
           <w:p>
             <w:pPr>
               <w:spacing w:after="20" w:before="20"/>
-              <w:jc w:val="left"/>
-            </w:pPr>
-            <w:r>
-              <w:rPr>
-                <w:rFonts w:ascii="Times New Roman" w:cs="Times New Roman" w:eastAsia="Times New Roman" w:hAnsi="Times New Roman"/>
+              <w:jc w:val="both"/>
+            </w:pPr>
+            <w:r>
+              <w:rPr>
+                <w:rFonts w:ascii="Barlow Semi Condensed" w:cs="Barlow Semi Condensed" w:eastAsia="Barlow Semi Condensed" w:hAnsi="Barlow Semi Condensed"/>
                 <w:sz w:val="20"/>
                 <w:szCs w:val="20"/>
               </w:rPr>
@@ -4623,11 +4623,11 @@
           <w:p>
             <w:pPr>
               <w:spacing w:after="20" w:before="20"/>
-              <w:jc w:val="left"/>
-            </w:pPr>
-            <w:r>
-              <w:rPr>
-                <w:rFonts w:ascii="Times New Roman" w:cs="Times New Roman" w:eastAsia="Times New Roman" w:hAnsi="Times New Roman"/>
+              <w:jc w:val="both"/>
+            </w:pPr>
+            <w:r>
+              <w:rPr>
+                <w:rFonts w:ascii="Barlow Semi Condensed" w:cs="Barlow Semi Condensed" w:eastAsia="Barlow Semi Condensed" w:hAnsi="Barlow Semi Condensed"/>
                 <w:sz w:val="20"/>
                 <w:szCs w:val="20"/>
               </w:rPr>
@@ -4644,11 +4644,11 @@
           <w:p>
             <w:pPr>
               <w:spacing w:after="20" w:before="20"/>
-              <w:jc w:val="left"/>
-            </w:pPr>
-            <w:r>
-              <w:rPr>
-                <w:rFonts w:ascii="Times New Roman" w:cs="Times New Roman" w:eastAsia="Times New Roman" w:hAnsi="Times New Roman"/>
+              <w:jc w:val="both"/>
+            </w:pPr>
+            <w:r>
+              <w:rPr>
+                <w:rFonts w:ascii="Barlow Semi Condensed" w:cs="Barlow Semi Condensed" w:eastAsia="Barlow Semi Condensed" w:hAnsi="Barlow Semi Condensed"/>
                 <w:sz w:val="20"/>
                 <w:szCs w:val="20"/>
               </w:rPr>
@@ -4663,11 +4663,11 @@
           <w:p>
             <w:pPr>
               <w:spacing w:after="20" w:before="20"/>
-              <w:jc w:val="left"/>
-            </w:pPr>
-            <w:r>
-              <w:rPr>
-                <w:rFonts w:ascii="Times New Roman" w:cs="Times New Roman" w:eastAsia="Times New Roman" w:hAnsi="Times New Roman"/>
+              <w:jc w:val="both"/>
+            </w:pPr>
+            <w:r>
+              <w:rPr>
+                <w:rFonts w:ascii="Barlow Semi Condensed" w:cs="Barlow Semi Condensed" w:eastAsia="Barlow Semi Condensed" w:hAnsi="Barlow Semi Condensed"/>
                 <w:b/>
                 <w:bCs/>
                 <w:sz w:val="20"/>
@@ -4677,7 +4677,7 @@
             </w:r>
             <w:r>
               <w:rPr>
-                <w:rFonts w:ascii="Times New Roman" w:cs="Times New Roman" w:eastAsia="Times New Roman" w:hAnsi="Times New Roman"/>
+                <w:rFonts w:ascii="Barlow Semi Condensed" w:cs="Barlow Semi Condensed" w:eastAsia="Barlow Semi Condensed" w:hAnsi="Barlow Semi Condensed"/>
                 <w:sz w:val="20"/>
                 <w:szCs w:val="20"/>
               </w:rPr>
@@ -4692,11 +4692,11 @@
           <w:p>
             <w:pPr>
               <w:spacing w:after="20" w:before="20"/>
-              <w:jc w:val="left"/>
-            </w:pPr>
-            <w:r>
-              <w:rPr>
-                <w:rFonts w:ascii="Times New Roman" w:cs="Times New Roman" w:eastAsia="Times New Roman" w:hAnsi="Times New Roman"/>
+              <w:jc w:val="both"/>
+            </w:pPr>
+            <w:r>
+              <w:rPr>
+                <w:rFonts w:ascii="Barlow Semi Condensed" w:cs="Barlow Semi Condensed" w:eastAsia="Barlow Semi Condensed" w:hAnsi="Barlow Semi Condensed"/>
                 <w:sz w:val="20"/>
                 <w:szCs w:val="20"/>
               </w:rPr>
@@ -4713,11 +4713,11 @@
           <w:p>
             <w:pPr>
               <w:spacing w:after="20" w:before="20"/>
-              <w:jc w:val="left"/>
-            </w:pPr>
-            <w:r>
-              <w:rPr>
-                <w:rFonts w:ascii="Times New Roman" w:cs="Times New Roman" w:eastAsia="Times New Roman" w:hAnsi="Times New Roman"/>
+              <w:jc w:val="both"/>
+            </w:pPr>
+            <w:r>
+              <w:rPr>
+                <w:rFonts w:ascii="Barlow Semi Condensed" w:cs="Barlow Semi Condensed" w:eastAsia="Barlow Semi Condensed" w:hAnsi="Barlow Semi Condensed"/>
                 <w:sz w:val="20"/>
                 <w:szCs w:val="20"/>
               </w:rPr>
@@ -4732,11 +4732,11 @@
           <w:p>
             <w:pPr>
               <w:spacing w:after="20" w:before="20"/>
-              <w:jc w:val="left"/>
-            </w:pPr>
-            <w:r>
-              <w:rPr>
-                <w:rFonts w:ascii="Times New Roman" w:cs="Times New Roman" w:eastAsia="Times New Roman" w:hAnsi="Times New Roman"/>
+              <w:jc w:val="both"/>
+            </w:pPr>
+            <w:r>
+              <w:rPr>
+                <w:rFonts w:ascii="Barlow Semi Condensed" w:cs="Barlow Semi Condensed" w:eastAsia="Barlow Semi Condensed" w:hAnsi="Barlow Semi Condensed"/>
                 <w:sz w:val="20"/>
                 <w:szCs w:val="20"/>
               </w:rPr>
@@ -4751,11 +4751,11 @@
           <w:p>
             <w:pPr>
               <w:spacing w:after="20" w:before="20"/>
-              <w:jc w:val="left"/>
-            </w:pPr>
-            <w:r>
-              <w:rPr>
-                <w:rFonts w:ascii="Times New Roman" w:cs="Times New Roman" w:eastAsia="Times New Roman" w:hAnsi="Times New Roman"/>
+              <w:jc w:val="both"/>
+            </w:pPr>
+            <w:r>
+              <w:rPr>
+                <w:rFonts w:ascii="Barlow Semi Condensed" w:cs="Barlow Semi Condensed" w:eastAsia="Barlow Semi Condensed" w:hAnsi="Barlow Semi Condensed"/>
                 <w:sz w:val="20"/>
                 <w:szCs w:val="20"/>
               </w:rPr>
@@ -4772,11 +4772,11 @@
           <w:p>
             <w:pPr>
               <w:spacing w:after="20" w:before="20"/>
-              <w:jc w:val="left"/>
-            </w:pPr>
-            <w:r>
-              <w:rPr>
-                <w:rFonts w:ascii="Times New Roman" w:cs="Times New Roman" w:eastAsia="Times New Roman" w:hAnsi="Times New Roman"/>
+              <w:jc w:val="both"/>
+            </w:pPr>
+            <w:r>
+              <w:rPr>
+                <w:rFonts w:ascii="Barlow Semi Condensed" w:cs="Barlow Semi Condensed" w:eastAsia="Barlow Semi Condensed" w:hAnsi="Barlow Semi Condensed"/>
                 <w:b/>
                 <w:bCs/>
                 <w:sz w:val="20"/>
@@ -4793,11 +4793,11 @@
           <w:p>
             <w:pPr>
               <w:spacing w:after="20" w:before="20"/>
-              <w:jc w:val="left"/>
-            </w:pPr>
-            <w:r>
-              <w:rPr>
-                <w:rFonts w:ascii="Times New Roman" w:cs="Times New Roman" w:eastAsia="Times New Roman" w:hAnsi="Times New Roman"/>
+              <w:jc w:val="both"/>
+            </w:pPr>
+            <w:r>
+              <w:rPr>
+                <w:rFonts w:ascii="Barlow Semi Condensed" w:cs="Barlow Semi Condensed" w:eastAsia="Barlow Semi Condensed" w:hAnsi="Barlow Semi Condensed"/>
                 <w:b/>
                 <w:bCs/>
                 <w:sz w:val="20"/>
@@ -4807,7 +4807,7 @@
             </w:r>
             <w:r>
               <w:rPr>
-                <w:rFonts w:ascii="Times New Roman" w:cs="Times New Roman" w:eastAsia="Times New Roman" w:hAnsi="Times New Roman"/>
+                <w:rFonts w:ascii="Barlow Semi Condensed" w:cs="Barlow Semi Condensed" w:eastAsia="Barlow Semi Condensed" w:hAnsi="Barlow Semi Condensed"/>
                 <w:sz w:val="20"/>
                 <w:szCs w:val="20"/>
               </w:rPr>
@@ -4815,7 +4815,7 @@
             </w:r>
             <w:r>
               <w:rPr>
-                <w:rFonts w:ascii="Times New Roman" w:cs="Times New Roman" w:eastAsia="Times New Roman" w:hAnsi="Times New Roman"/>
+                <w:rFonts w:ascii="Barlow Semi Condensed" w:cs="Barlow Semi Condensed" w:eastAsia="Barlow Semi Condensed" w:hAnsi="Barlow Semi Condensed"/>
                 <w:b/>
                 <w:bCs/>
                 <w:sz w:val="20"/>
@@ -4832,11 +4832,11 @@
           <w:p>
             <w:pPr>
               <w:spacing w:after="20" w:before="20"/>
-              <w:jc w:val="left"/>
-            </w:pPr>
-            <w:r>
-              <w:rPr>
-                <w:rFonts w:ascii="Times New Roman" w:cs="Times New Roman" w:eastAsia="Times New Roman" w:hAnsi="Times New Roman"/>
+              <w:jc w:val="both"/>
+            </w:pPr>
+            <w:r>
+              <w:rPr>
+                <w:rFonts w:ascii="Barlow Semi Condensed" w:cs="Barlow Semi Condensed" w:eastAsia="Barlow Semi Condensed" w:hAnsi="Barlow Semi Condensed"/>
                 <w:sz w:val="20"/>
                 <w:szCs w:val="20"/>
               </w:rPr>
@@ -4853,11 +4853,11 @@
           <w:p>
             <w:pPr>
               <w:spacing w:after="20" w:before="20"/>
-              <w:jc w:val="left"/>
-            </w:pPr>
-            <w:r>
-              <w:rPr>
-                <w:rFonts w:ascii="Times New Roman" w:cs="Times New Roman" w:eastAsia="Times New Roman" w:hAnsi="Times New Roman"/>
+              <w:jc w:val="both"/>
+            </w:pPr>
+            <w:r>
+              <w:rPr>
+                <w:rFonts w:ascii="Barlow Semi Condensed" w:cs="Barlow Semi Condensed" w:eastAsia="Barlow Semi Condensed" w:hAnsi="Barlow Semi Condensed"/>
                 <w:sz w:val="20"/>
                 <w:szCs w:val="20"/>
               </w:rPr>
@@ -4872,11 +4872,11 @@
           <w:p>
             <w:pPr>
               <w:spacing w:after="20" w:before="20"/>
-              <w:jc w:val="left"/>
-            </w:pPr>
-            <w:r>
-              <w:rPr>
-                <w:rFonts w:ascii="Times New Roman" w:cs="Times New Roman" w:eastAsia="Times New Roman" w:hAnsi="Times New Roman"/>
+              <w:jc w:val="both"/>
+            </w:pPr>
+            <w:r>
+              <w:rPr>
+                <w:rFonts w:ascii="Barlow Semi Condensed" w:cs="Barlow Semi Condensed" w:eastAsia="Barlow Semi Condensed" w:hAnsi="Barlow Semi Condensed"/>
                 <w:sz w:val="20"/>
                 <w:szCs w:val="20"/>
               </w:rPr>
@@ -4891,11 +4891,11 @@
           <w:p>
             <w:pPr>
               <w:spacing w:after="20" w:before="20"/>
-              <w:jc w:val="left"/>
-            </w:pPr>
-            <w:r>
-              <w:rPr>
-                <w:rFonts w:ascii="Times New Roman" w:cs="Times New Roman" w:eastAsia="Times New Roman" w:hAnsi="Times New Roman"/>
+              <w:jc w:val="both"/>
+            </w:pPr>
+            <w:r>
+              <w:rPr>
+                <w:rFonts w:ascii="Barlow Semi Condensed" w:cs="Barlow Semi Condensed" w:eastAsia="Barlow Semi Condensed" w:hAnsi="Barlow Semi Condensed"/>
                 <w:sz w:val="20"/>
                 <w:szCs w:val="20"/>
               </w:rPr>
@@ -4912,11 +4912,11 @@
           <w:p>
             <w:pPr>
               <w:spacing w:after="20" w:before="20"/>
-              <w:jc w:val="left"/>
-            </w:pPr>
-            <w:r>
-              <w:rPr>
-                <w:rFonts w:ascii="Times New Roman" w:cs="Times New Roman" w:eastAsia="Times New Roman" w:hAnsi="Times New Roman"/>
+              <w:jc w:val="both"/>
+            </w:pPr>
+            <w:r>
+              <w:rPr>
+                <w:rFonts w:ascii="Barlow Semi Condensed" w:cs="Barlow Semi Condensed" w:eastAsia="Barlow Semi Condensed" w:hAnsi="Barlow Semi Condensed"/>
                 <w:sz w:val="20"/>
                 <w:szCs w:val="20"/>
               </w:rPr>
@@ -4931,11 +4931,11 @@
           <w:p>
             <w:pPr>
               <w:spacing w:after="20" w:before="20"/>
-              <w:jc w:val="left"/>
-            </w:pPr>
-            <w:r>
-              <w:rPr>
-                <w:rFonts w:ascii="Times New Roman" w:cs="Times New Roman" w:eastAsia="Times New Roman" w:hAnsi="Times New Roman"/>
+              <w:jc w:val="both"/>
+            </w:pPr>
+            <w:r>
+              <w:rPr>
+                <w:rFonts w:ascii="Barlow Semi Condensed" w:cs="Barlow Semi Condensed" w:eastAsia="Barlow Semi Condensed" w:hAnsi="Barlow Semi Condensed"/>
                 <w:sz w:val="20"/>
                 <w:szCs w:val="20"/>
               </w:rPr>
@@ -4950,11 +4950,11 @@
           <w:p>
             <w:pPr>
               <w:spacing w:after="20" w:before="20"/>
-              <w:jc w:val="left"/>
-            </w:pPr>
-            <w:r>
-              <w:rPr>
-                <w:rFonts w:ascii="Times New Roman" w:cs="Times New Roman" w:eastAsia="Times New Roman" w:hAnsi="Times New Roman"/>
+              <w:jc w:val="both"/>
+            </w:pPr>
+            <w:r>
+              <w:rPr>
+                <w:rFonts w:ascii="Barlow Semi Condensed" w:cs="Barlow Semi Condensed" w:eastAsia="Barlow Semi Condensed" w:hAnsi="Barlow Semi Condensed"/>
                 <w:sz w:val="20"/>
                 <w:szCs w:val="20"/>
               </w:rPr>
@@ -4971,11 +4971,11 @@
           <w:p>
             <w:pPr>
               <w:spacing w:after="20" w:before="20"/>
-              <w:jc w:val="left"/>
-            </w:pPr>
-            <w:r>
-              <w:rPr>
-                <w:rFonts w:ascii="Times New Roman" w:cs="Times New Roman" w:eastAsia="Times New Roman" w:hAnsi="Times New Roman"/>
+              <w:jc w:val="both"/>
+            </w:pPr>
+            <w:r>
+              <w:rPr>
+                <w:rFonts w:ascii="Barlow Semi Condensed" w:cs="Barlow Semi Condensed" w:eastAsia="Barlow Semi Condensed" w:hAnsi="Barlow Semi Condensed"/>
                 <w:b/>
                 <w:bCs/>
                 <w:sz w:val="20"/>
@@ -4992,11 +4992,11 @@
           <w:p>
             <w:pPr>
               <w:spacing w:after="20" w:before="20"/>
-              <w:jc w:val="left"/>
-            </w:pPr>
-            <w:r>
-              <w:rPr>
-                <w:rFonts w:ascii="Times New Roman" w:cs="Times New Roman" w:eastAsia="Times New Roman" w:hAnsi="Times New Roman"/>
+              <w:jc w:val="both"/>
+            </w:pPr>
+            <w:r>
+              <w:rPr>
+                <w:rFonts w:ascii="Barlow Semi Condensed" w:cs="Barlow Semi Condensed" w:eastAsia="Barlow Semi Condensed" w:hAnsi="Barlow Semi Condensed"/>
                 <w:sz w:val="20"/>
                 <w:szCs w:val="20"/>
               </w:rPr>
@@ -5004,7 +5004,7 @@
             </w:r>
             <w:r>
               <w:rPr>
-                <w:rFonts w:ascii="Times New Roman" w:cs="Times New Roman" w:eastAsia="Times New Roman" w:hAnsi="Times New Roman"/>
+                <w:rFonts w:ascii="Barlow Semi Condensed" w:cs="Barlow Semi Condensed" w:eastAsia="Barlow Semi Condensed" w:hAnsi="Barlow Semi Condensed"/>
                 <w:b/>
                 <w:bCs/>
                 <w:sz w:val="20"/>
@@ -5014,7 +5014,7 @@
             </w:r>
             <w:r>
               <w:rPr>
-                <w:rFonts w:ascii="Times New Roman" w:cs="Times New Roman" w:eastAsia="Times New Roman" w:hAnsi="Times New Roman"/>
+                <w:rFonts w:ascii="Barlow Semi Condensed" w:cs="Barlow Semi Condensed" w:eastAsia="Barlow Semi Condensed" w:hAnsi="Barlow Semi Condensed"/>
                 <w:sz w:val="20"/>
                 <w:szCs w:val="20"/>
               </w:rPr>
@@ -5029,11 +5029,11 @@
           <w:p>
             <w:pPr>
               <w:spacing w:after="20" w:before="20"/>
-              <w:jc w:val="left"/>
-            </w:pPr>
-            <w:r>
-              <w:rPr>
-                <w:rFonts w:ascii="Times New Roman" w:cs="Times New Roman" w:eastAsia="Times New Roman" w:hAnsi="Times New Roman"/>
+              <w:jc w:val="both"/>
+            </w:pPr>
+            <w:r>
+              <w:rPr>
+                <w:rFonts w:ascii="Barlow Semi Condensed" w:cs="Barlow Semi Condensed" w:eastAsia="Barlow Semi Condensed" w:hAnsi="Barlow Semi Condensed"/>
                 <w:sz w:val="20"/>
                 <w:szCs w:val="20"/>
               </w:rPr>
@@ -5050,11 +5050,11 @@
           <w:p>
             <w:pPr>
               <w:spacing w:after="20" w:before="20"/>
-              <w:jc w:val="left"/>
-            </w:pPr>
-            <w:r>
-              <w:rPr>
-                <w:rFonts w:ascii="Times New Roman" w:cs="Times New Roman" w:eastAsia="Times New Roman" w:hAnsi="Times New Roman"/>
+              <w:jc w:val="both"/>
+            </w:pPr>
+            <w:r>
+              <w:rPr>
+                <w:rFonts w:ascii="Barlow Semi Condensed" w:cs="Barlow Semi Condensed" w:eastAsia="Barlow Semi Condensed" w:hAnsi="Barlow Semi Condensed"/>
                 <w:sz w:val="20"/>
                 <w:szCs w:val="20"/>
               </w:rPr>
@@ -5069,11 +5069,11 @@
           <w:p>
             <w:pPr>
               <w:spacing w:after="20" w:before="20"/>
-              <w:jc w:val="left"/>
-            </w:pPr>
-            <w:r>
-              <w:rPr>
-                <w:rFonts w:ascii="Times New Roman" w:cs="Times New Roman" w:eastAsia="Times New Roman" w:hAnsi="Times New Roman"/>
+              <w:jc w:val="both"/>
+            </w:pPr>
+            <w:r>
+              <w:rPr>
+                <w:rFonts w:ascii="Barlow Semi Condensed" w:cs="Barlow Semi Condensed" w:eastAsia="Barlow Semi Condensed" w:hAnsi="Barlow Semi Condensed"/>
                 <w:sz w:val="20"/>
                 <w:szCs w:val="20"/>
               </w:rPr>
@@ -5081,7 +5081,7 @@
             </w:r>
             <w:r>
               <w:rPr>
-                <w:rFonts w:ascii="Times New Roman" w:cs="Times New Roman" w:eastAsia="Times New Roman" w:hAnsi="Times New Roman"/>
+                <w:rFonts w:ascii="Barlow Semi Condensed" w:cs="Barlow Semi Condensed" w:eastAsia="Barlow Semi Condensed" w:hAnsi="Barlow Semi Condensed"/>
                 <w:b/>
                 <w:bCs/>
                 <w:sz w:val="20"/>
@@ -5091,7 +5091,7 @@
             </w:r>
             <w:r>
               <w:rPr>
-                <w:rFonts w:ascii="Times New Roman" w:cs="Times New Roman" w:eastAsia="Times New Roman" w:hAnsi="Times New Roman"/>
+                <w:rFonts w:ascii="Barlow Semi Condensed" w:cs="Barlow Semi Condensed" w:eastAsia="Barlow Semi Condensed" w:hAnsi="Barlow Semi Condensed"/>
                 <w:sz w:val="20"/>
                 <w:szCs w:val="20"/>
               </w:rPr>
@@ -5106,11 +5106,11 @@
           <w:p>
             <w:pPr>
               <w:spacing w:after="20" w:before="20"/>
-              <w:jc w:val="left"/>
-            </w:pPr>
-            <w:r>
-              <w:rPr>
-                <w:rFonts w:ascii="Times New Roman" w:cs="Times New Roman" w:eastAsia="Times New Roman" w:hAnsi="Times New Roman"/>
+              <w:jc w:val="both"/>
+            </w:pPr>
+            <w:r>
+              <w:rPr>
+                <w:rFonts w:ascii="Barlow Semi Condensed" w:cs="Barlow Semi Condensed" w:eastAsia="Barlow Semi Condensed" w:hAnsi="Barlow Semi Condensed"/>
                 <w:sz w:val="20"/>
                 <w:szCs w:val="20"/>
               </w:rPr>
@@ -5132,7 +5132,7 @@
       </w:pPr>
       <w:r>
         <w:rPr>
-          <w:rFonts w:ascii="Times New Roman" w:cs="Times New Roman" w:eastAsia="Times New Roman" w:hAnsi="Times New Roman"/>
+          <w:rFonts w:ascii="Barlow Semi Condensed" w:cs="Barlow Semi Condensed" w:eastAsia="Barlow Semi Condensed" w:hAnsi="Barlow Semi Condensed"/>
           <w:sz w:val="24"/>
           <w:szCs w:val="24"/>
         </w:rPr>
@@ -5146,7 +5146,7 @@
       </w:pPr>
       <w:r>
         <w:rPr>
-          <w:rFonts w:ascii="Times New Roman" w:cs="Times New Roman" w:eastAsia="Times New Roman" w:hAnsi="Times New Roman"/>
+          <w:rFonts w:ascii="Barlow Semi Condensed" w:cs="Barlow Semi Condensed" w:eastAsia="Barlow Semi Condensed" w:hAnsi="Barlow Semi Condensed"/>
           <w:sz w:val="24"/>
           <w:szCs w:val="24"/>
         </w:rPr>
@@ -5165,7 +5165,7 @@
       </w:pPr>
       <w:r>
         <w:rPr>
-          <w:rFonts w:ascii="Times New Roman" w:cs="Times New Roman" w:eastAsia="Times New Roman" w:hAnsi="Times New Roman"/>
+          <w:rFonts w:ascii="Barlow Semi Condensed" w:cs="Barlow Semi Condensed" w:eastAsia="Barlow Semi Condensed" w:hAnsi="Barlow Semi Condensed"/>
           <w:b/>
           <w:bCs/>
           <w:sz w:val="24"/>
@@ -5175,7 +5175,7 @@
       </w:r>
       <w:r>
         <w:rPr>
-          <w:rFonts w:ascii="Times New Roman" w:cs="Times New Roman" w:eastAsia="Times New Roman" w:hAnsi="Times New Roman"/>
+          <w:rFonts w:ascii="Barlow Semi Condensed" w:cs="Barlow Semi Condensed" w:eastAsia="Barlow Semi Condensed" w:hAnsi="Barlow Semi Condensed"/>
           <w:sz w:val="24"/>
           <w:szCs w:val="24"/>
         </w:rPr>
@@ -5194,7 +5194,7 @@
       </w:pPr>
       <w:r>
         <w:rPr>
-          <w:rFonts w:ascii="Times New Roman" w:cs="Times New Roman" w:eastAsia="Times New Roman" w:hAnsi="Times New Roman"/>
+          <w:rFonts w:ascii="Barlow Semi Condensed" w:cs="Barlow Semi Condensed" w:eastAsia="Barlow Semi Condensed" w:hAnsi="Barlow Semi Condensed"/>
           <w:b/>
           <w:bCs/>
           <w:sz w:val="24"/>
@@ -5204,7 +5204,7 @@
       </w:r>
       <w:r>
         <w:rPr>
-          <w:rFonts w:ascii="Times New Roman" w:cs="Times New Roman" w:eastAsia="Times New Roman" w:hAnsi="Times New Roman"/>
+          <w:rFonts w:ascii="Barlow Semi Condensed" w:cs="Barlow Semi Condensed" w:eastAsia="Barlow Semi Condensed" w:hAnsi="Barlow Semi Condensed"/>
           <w:sz w:val="24"/>
           <w:szCs w:val="24"/>
         </w:rPr>
@@ -5223,7 +5223,7 @@
       </w:pPr>
       <w:r>
         <w:rPr>
-          <w:rFonts w:ascii="Times New Roman" w:cs="Times New Roman" w:eastAsia="Times New Roman" w:hAnsi="Times New Roman"/>
+          <w:rFonts w:ascii="Barlow Semi Condensed" w:cs="Barlow Semi Condensed" w:eastAsia="Barlow Semi Condensed" w:hAnsi="Barlow Semi Condensed"/>
           <w:b/>
           <w:bCs/>
           <w:sz w:val="24"/>
@@ -5233,7 +5233,7 @@
       </w:r>
       <w:r>
         <w:rPr>
-          <w:rFonts w:ascii="Times New Roman" w:cs="Times New Roman" w:eastAsia="Times New Roman" w:hAnsi="Times New Roman"/>
+          <w:rFonts w:ascii="Barlow Semi Condensed" w:cs="Barlow Semi Condensed" w:eastAsia="Barlow Semi Condensed" w:hAnsi="Barlow Semi Condensed"/>
           <w:sz w:val="24"/>
           <w:szCs w:val="24"/>
         </w:rPr>
@@ -5252,7 +5252,7 @@
       </w:pPr>
       <w:r>
         <w:rPr>
-          <w:rFonts w:ascii="Times New Roman" w:cs="Times New Roman" w:eastAsia="Times New Roman" w:hAnsi="Times New Roman"/>
+          <w:rFonts w:ascii="Barlow Semi Condensed" w:cs="Barlow Semi Condensed" w:eastAsia="Barlow Semi Condensed" w:hAnsi="Barlow Semi Condensed"/>
           <w:b/>
           <w:bCs/>
           <w:sz w:val="24"/>
@@ -5262,7 +5262,7 @@
       </w:r>
       <w:r>
         <w:rPr>
-          <w:rFonts w:ascii="Times New Roman" w:cs="Times New Roman" w:eastAsia="Times New Roman" w:hAnsi="Times New Roman"/>
+          <w:rFonts w:ascii="Barlow Semi Condensed" w:cs="Barlow Semi Condensed" w:eastAsia="Barlow Semi Condensed" w:hAnsi="Barlow Semi Condensed"/>
           <w:sz w:val="24"/>
           <w:szCs w:val="24"/>
         </w:rPr>
@@ -5281,7 +5281,7 @@
       </w:pPr>
       <w:r>
         <w:rPr>
-          <w:rFonts w:ascii="Times New Roman" w:cs="Times New Roman" w:eastAsia="Times New Roman" w:hAnsi="Times New Roman"/>
+          <w:rFonts w:ascii="Barlow Semi Condensed" w:cs="Barlow Semi Condensed" w:eastAsia="Barlow Semi Condensed" w:hAnsi="Barlow Semi Condensed"/>
           <w:b/>
           <w:bCs/>
           <w:sz w:val="24"/>
@@ -5291,7 +5291,7 @@
       </w:r>
       <w:r>
         <w:rPr>
-          <w:rFonts w:ascii="Times New Roman" w:cs="Times New Roman" w:eastAsia="Times New Roman" w:hAnsi="Times New Roman"/>
+          <w:rFonts w:ascii="Barlow Semi Condensed" w:cs="Barlow Semi Condensed" w:eastAsia="Barlow Semi Condensed" w:hAnsi="Barlow Semi Condensed"/>
           <w:sz w:val="24"/>
           <w:szCs w:val="24"/>
         </w:rPr>
@@ -5305,7 +5305,7 @@
       </w:pPr>
       <w:r>
         <w:rPr>
-          <w:rFonts w:ascii="Times New Roman" w:cs="Times New Roman" w:eastAsia="Times New Roman" w:hAnsi="Times New Roman"/>
+          <w:rFonts w:ascii="Barlow Semi Condensed" w:cs="Barlow Semi Condensed" w:eastAsia="Barlow Semi Condensed" w:hAnsi="Barlow Semi Condensed"/>
           <w:sz w:val="24"/>
           <w:szCs w:val="24"/>
         </w:rPr>
@@ -5319,7 +5319,7 @@
       </w:pPr>
       <w:r>
         <w:rPr>
-          <w:rFonts w:ascii="Times New Roman" w:cs="Times New Roman" w:eastAsia="Times New Roman" w:hAnsi="Times New Roman"/>
+          <w:rFonts w:ascii="Barlow Semi Condensed" w:cs="Barlow Semi Condensed" w:eastAsia="Barlow Semi Condensed" w:hAnsi="Barlow Semi Condensed"/>
           <w:sz w:val="24"/>
           <w:szCs w:val="24"/>
         </w:rPr>
@@ -5333,7 +5333,7 @@
       </w:pPr>
       <w:r>
         <w:rPr>
-          <w:rFonts w:ascii="Times New Roman" w:cs="Times New Roman" w:eastAsia="Times New Roman" w:hAnsi="Times New Roman"/>
+          <w:rFonts w:ascii="Barlow Semi Condensed" w:cs="Barlow Semi Condensed" w:eastAsia="Barlow Semi Condensed" w:hAnsi="Barlow Semi Condensed"/>
           <w:sz w:val="24"/>
           <w:szCs w:val="24"/>
         </w:rPr>
@@ -5341,7 +5341,7 @@
       </w:r>
       <w:r>
         <w:rPr>
-          <w:rFonts w:ascii="Times New Roman" w:cs="Times New Roman" w:eastAsia="Times New Roman" w:hAnsi="Times New Roman"/>
+          <w:rFonts w:ascii="Barlow Semi Condensed" w:cs="Barlow Semi Condensed" w:eastAsia="Barlow Semi Condensed" w:hAnsi="Barlow Semi Condensed"/>
           <w:b/>
           <w:bCs/>
           <w:sz w:val="24"/>
@@ -5351,7 +5351,7 @@
       </w:r>
       <w:r>
         <w:rPr>
-          <w:rFonts w:ascii="Times New Roman" w:cs="Times New Roman" w:eastAsia="Times New Roman" w:hAnsi="Times New Roman"/>
+          <w:rFonts w:ascii="Barlow Semi Condensed" w:cs="Barlow Semi Condensed" w:eastAsia="Barlow Semi Condensed" w:hAnsi="Barlow Semi Condensed"/>
           <w:sz w:val="24"/>
           <w:szCs w:val="24"/>
         </w:rPr>
@@ -5359,7 +5359,7 @@
       </w:r>
       <w:r>
         <w:rPr>
-          <w:rFonts w:ascii="Times New Roman" w:cs="Times New Roman" w:eastAsia="Times New Roman" w:hAnsi="Times New Roman"/>
+          <w:rFonts w:ascii="Barlow Semi Condensed" w:cs="Barlow Semi Condensed" w:eastAsia="Barlow Semi Condensed" w:hAnsi="Barlow Semi Condensed"/>
           <w:b/>
           <w:bCs/>
           <w:sz w:val="24"/>
@@ -5369,7 +5369,7 @@
       </w:r>
       <w:r>
         <w:rPr>
-          <w:rFonts w:ascii="Times New Roman" w:cs="Times New Roman" w:eastAsia="Times New Roman" w:hAnsi="Times New Roman"/>
+          <w:rFonts w:ascii="Barlow Semi Condensed" w:cs="Barlow Semi Condensed" w:eastAsia="Barlow Semi Condensed" w:hAnsi="Barlow Semi Condensed"/>
           <w:sz w:val="24"/>
           <w:szCs w:val="24"/>
         </w:rPr>
@@ -5388,7 +5388,7 @@
       </w:pPr>
       <w:r>
         <w:rPr>
-          <w:rFonts w:ascii="Times New Roman" w:cs="Times New Roman" w:eastAsia="Times New Roman" w:hAnsi="Times New Roman"/>
+          <w:rFonts w:ascii="Barlow Semi Condensed" w:cs="Barlow Semi Condensed" w:eastAsia="Barlow Semi Condensed" w:hAnsi="Barlow Semi Condensed"/>
           <w:b/>
           <w:bCs/>
           <w:sz w:val="24"/>
@@ -5398,7 +5398,7 @@
       </w:r>
       <w:r>
         <w:rPr>
-          <w:rFonts w:ascii="Times New Roman" w:cs="Times New Roman" w:eastAsia="Times New Roman" w:hAnsi="Times New Roman"/>
+          <w:rFonts w:ascii="Barlow Semi Condensed" w:cs="Barlow Semi Condensed" w:eastAsia="Barlow Semi Condensed" w:hAnsi="Barlow Semi Condensed"/>
           <w:sz w:val="24"/>
           <w:szCs w:val="24"/>
         </w:rPr>
@@ -5417,7 +5417,7 @@
       </w:pPr>
       <w:r>
         <w:rPr>
-          <w:rFonts w:ascii="Times New Roman" w:cs="Times New Roman" w:eastAsia="Times New Roman" w:hAnsi="Times New Roman"/>
+          <w:rFonts w:ascii="Barlow Semi Condensed" w:cs="Barlow Semi Condensed" w:eastAsia="Barlow Semi Condensed" w:hAnsi="Barlow Semi Condensed"/>
           <w:b/>
           <w:bCs/>
           <w:sz w:val="24"/>
@@ -5427,7 +5427,7 @@
       </w:r>
       <w:r>
         <w:rPr>
-          <w:rFonts w:ascii="Times New Roman" w:cs="Times New Roman" w:eastAsia="Times New Roman" w:hAnsi="Times New Roman"/>
+          <w:rFonts w:ascii="Barlow Semi Condensed" w:cs="Barlow Semi Condensed" w:eastAsia="Barlow Semi Condensed" w:hAnsi="Barlow Semi Condensed"/>
           <w:sz w:val="24"/>
           <w:szCs w:val="24"/>
         </w:rPr>
@@ -5446,7 +5446,7 @@
       </w:pPr>
       <w:r>
         <w:rPr>
-          <w:rFonts w:ascii="Times New Roman" w:cs="Times New Roman" w:eastAsia="Times New Roman" w:hAnsi="Times New Roman"/>
+          <w:rFonts w:ascii="Barlow Semi Condensed" w:cs="Barlow Semi Condensed" w:eastAsia="Barlow Semi Condensed" w:hAnsi="Barlow Semi Condensed"/>
           <w:b/>
           <w:bCs/>
           <w:sz w:val="24"/>
@@ -5456,7 +5456,7 @@
       </w:r>
       <w:r>
         <w:rPr>
-          <w:rFonts w:ascii="Times New Roman" w:cs="Times New Roman" w:eastAsia="Times New Roman" w:hAnsi="Times New Roman"/>
+          <w:rFonts w:ascii="Barlow Semi Condensed" w:cs="Barlow Semi Condensed" w:eastAsia="Barlow Semi Condensed" w:hAnsi="Barlow Semi Condensed"/>
           <w:sz w:val="24"/>
           <w:szCs w:val="24"/>
         </w:rPr>
@@ -5475,7 +5475,7 @@
       </w:pPr>
       <w:r>
         <w:rPr>
-          <w:rFonts w:ascii="Times New Roman" w:cs="Times New Roman" w:eastAsia="Times New Roman" w:hAnsi="Times New Roman"/>
+          <w:rFonts w:ascii="Barlow Semi Condensed" w:cs="Barlow Semi Condensed" w:eastAsia="Barlow Semi Condensed" w:hAnsi="Barlow Semi Condensed"/>
           <w:b/>
           <w:bCs/>
           <w:sz w:val="24"/>
@@ -5485,7 +5485,7 @@
       </w:r>
       <w:r>
         <w:rPr>
-          <w:rFonts w:ascii="Times New Roman" w:cs="Times New Roman" w:eastAsia="Times New Roman" w:hAnsi="Times New Roman"/>
+          <w:rFonts w:ascii="Barlow Semi Condensed" w:cs="Barlow Semi Condensed" w:eastAsia="Barlow Semi Condensed" w:hAnsi="Barlow Semi Condensed"/>
           <w:sz w:val="24"/>
           <w:szCs w:val="24"/>
         </w:rPr>
@@ -5493,7 +5493,7 @@
       </w:r>
       <w:r>
         <w:rPr>
-          <w:rFonts w:ascii="Times New Roman" w:cs="Times New Roman" w:eastAsia="Times New Roman" w:hAnsi="Times New Roman"/>
+          <w:rFonts w:ascii="Barlow Semi Condensed" w:cs="Barlow Semi Condensed" w:eastAsia="Barlow Semi Condensed" w:hAnsi="Barlow Semi Condensed"/>
           <w:b/>
           <w:bCs/>
           <w:sz w:val="24"/>
@@ -5503,7 +5503,7 @@
       </w:r>
       <w:r>
         <w:rPr>
-          <w:rFonts w:ascii="Times New Roman" w:cs="Times New Roman" w:eastAsia="Times New Roman" w:hAnsi="Times New Roman"/>
+          <w:rFonts w:ascii="Barlow Semi Condensed" w:cs="Barlow Semi Condensed" w:eastAsia="Barlow Semi Condensed" w:hAnsi="Barlow Semi Condensed"/>
           <w:sz w:val="24"/>
           <w:szCs w:val="24"/>
         </w:rPr>
@@ -5517,7 +5517,7 @@
       </w:pPr>
       <w:r>
         <w:rPr>
-          <w:rFonts w:ascii="Times New Roman" w:cs="Times New Roman" w:eastAsia="Times New Roman" w:hAnsi="Times New Roman"/>
+          <w:rFonts w:ascii="Barlow Semi Condensed" w:cs="Barlow Semi Condensed" w:eastAsia="Barlow Semi Condensed" w:hAnsi="Barlow Semi Condensed"/>
           <w:sz w:val="24"/>
           <w:szCs w:val="24"/>
         </w:rPr>
@@ -5525,7 +5525,7 @@
       </w:r>
       <w:r>
         <w:rPr>
-          <w:rFonts w:ascii="Times New Roman" w:cs="Times New Roman" w:eastAsia="Times New Roman" w:hAnsi="Times New Roman"/>
+          <w:rFonts w:ascii="Barlow Semi Condensed" w:cs="Barlow Semi Condensed" w:eastAsia="Barlow Semi Condensed" w:hAnsi="Barlow Semi Condensed"/>
           <w:b/>
           <w:bCs/>
           <w:sz w:val="24"/>
@@ -5535,7 +5535,7 @@
       </w:r>
       <w:r>
         <w:rPr>
-          <w:rFonts w:ascii="Times New Roman" w:cs="Times New Roman" w:eastAsia="Times New Roman" w:hAnsi="Times New Roman"/>
+          <w:rFonts w:ascii="Barlow Semi Condensed" w:cs="Barlow Semi Condensed" w:eastAsia="Barlow Semi Condensed" w:hAnsi="Barlow Semi Condensed"/>
           <w:sz w:val="24"/>
           <w:szCs w:val="24"/>
         </w:rPr>
@@ -5549,7 +5549,7 @@
       </w:pPr>
       <w:r>
         <w:rPr>
-          <w:rFonts w:ascii="Times New Roman" w:cs="Times New Roman" w:eastAsia="Times New Roman" w:hAnsi="Times New Roman"/>
+          <w:rFonts w:ascii="Barlow Semi Condensed" w:cs="Barlow Semi Condensed" w:eastAsia="Barlow Semi Condensed" w:hAnsi="Barlow Semi Condensed"/>
           <w:sz w:val="24"/>
           <w:szCs w:val="24"/>
         </w:rPr>
@@ -5582,11 +5582,11 @@
           <w:p>
             <w:pPr>
               <w:spacing w:after="20" w:before="20"/>
-              <w:jc w:val="left"/>
-            </w:pPr>
-            <w:r>
-              <w:rPr>
-                <w:rFonts w:ascii="Times New Roman" w:cs="Times New Roman" w:eastAsia="Times New Roman" w:hAnsi="Times New Roman"/>
+              <w:jc w:val="both"/>
+            </w:pPr>
+            <w:r>
+              <w:rPr>
+                <w:rFonts w:ascii="Barlow Semi Condensed" w:cs="Barlow Semi Condensed" w:eastAsia="Barlow Semi Condensed" w:hAnsi="Barlow Semi Condensed"/>
                 <w:b/>
                 <w:bCs/>
                 <w:color w:val="FFFFFF"/>
@@ -5605,11 +5605,11 @@
           <w:p>
             <w:pPr>
               <w:spacing w:after="20" w:before="20"/>
-              <w:jc w:val="left"/>
-            </w:pPr>
-            <w:r>
-              <w:rPr>
-                <w:rFonts w:ascii="Times New Roman" w:cs="Times New Roman" w:eastAsia="Times New Roman" w:hAnsi="Times New Roman"/>
+              <w:jc w:val="both"/>
+            </w:pPr>
+            <w:r>
+              <w:rPr>
+                <w:rFonts w:ascii="Barlow Semi Condensed" w:cs="Barlow Semi Condensed" w:eastAsia="Barlow Semi Condensed" w:hAnsi="Barlow Semi Condensed"/>
                 <w:b/>
                 <w:bCs/>
                 <w:color w:val="FFFFFF"/>
@@ -5628,11 +5628,11 @@
           <w:p>
             <w:pPr>
               <w:spacing w:after="20" w:before="20"/>
-              <w:jc w:val="left"/>
-            </w:pPr>
-            <w:r>
-              <w:rPr>
-                <w:rFonts w:ascii="Times New Roman" w:cs="Times New Roman" w:eastAsia="Times New Roman" w:hAnsi="Times New Roman"/>
+              <w:jc w:val="both"/>
+            </w:pPr>
+            <w:r>
+              <w:rPr>
+                <w:rFonts w:ascii="Barlow Semi Condensed" w:cs="Barlow Semi Condensed" w:eastAsia="Barlow Semi Condensed" w:hAnsi="Barlow Semi Condensed"/>
                 <w:b/>
                 <w:bCs/>
                 <w:color w:val="FFFFFF"/>
@@ -5652,11 +5652,11 @@
           <w:p>
             <w:pPr>
               <w:spacing w:after="20" w:before="20"/>
-              <w:jc w:val="left"/>
-            </w:pPr>
-            <w:r>
-              <w:rPr>
-                <w:rFonts w:ascii="Times New Roman" w:cs="Times New Roman" w:eastAsia="Times New Roman" w:hAnsi="Times New Roman"/>
+              <w:jc w:val="both"/>
+            </w:pPr>
+            <w:r>
+              <w:rPr>
+                <w:rFonts w:ascii="Barlow Semi Condensed" w:cs="Barlow Semi Condensed" w:eastAsia="Barlow Semi Condensed" w:hAnsi="Barlow Semi Condensed"/>
                 <w:b/>
                 <w:bCs/>
                 <w:sz w:val="20"/>
@@ -5666,7 +5666,7 @@
             </w:r>
             <w:r>
               <w:rPr>
-                <w:rFonts w:ascii="Times New Roman" w:cs="Times New Roman" w:eastAsia="Times New Roman" w:hAnsi="Times New Roman"/>
+                <w:rFonts w:ascii="Barlow Semi Condensed" w:cs="Barlow Semi Condensed" w:eastAsia="Barlow Semi Condensed" w:hAnsi="Barlow Semi Condensed"/>
                 <w:sz w:val="20"/>
                 <w:szCs w:val="20"/>
               </w:rPr>
@@ -5681,11 +5681,11 @@
           <w:p>
             <w:pPr>
               <w:spacing w:after="20" w:before="20"/>
-              <w:jc w:val="left"/>
-            </w:pPr>
-            <w:r>
-              <w:rPr>
-                <w:rFonts w:ascii="Times New Roman" w:cs="Times New Roman" w:eastAsia="Times New Roman" w:hAnsi="Times New Roman"/>
+              <w:jc w:val="both"/>
+            </w:pPr>
+            <w:r>
+              <w:rPr>
+                <w:rFonts w:ascii="Barlow Semi Condensed" w:cs="Barlow Semi Condensed" w:eastAsia="Barlow Semi Condensed" w:hAnsi="Barlow Semi Condensed"/>
                 <w:sz w:val="20"/>
                 <w:szCs w:val="20"/>
               </w:rPr>
@@ -5700,11 +5700,11 @@
           <w:p>
             <w:pPr>
               <w:spacing w:after="20" w:before="20"/>
-              <w:jc w:val="left"/>
-            </w:pPr>
-            <w:r>
-              <w:rPr>
-                <w:rFonts w:ascii="Times New Roman" w:cs="Times New Roman" w:eastAsia="Times New Roman" w:hAnsi="Times New Roman"/>
+              <w:jc w:val="both"/>
+            </w:pPr>
+            <w:r>
+              <w:rPr>
+                <w:rFonts w:ascii="Barlow Semi Condensed" w:cs="Barlow Semi Condensed" w:eastAsia="Barlow Semi Condensed" w:hAnsi="Barlow Semi Condensed"/>
                 <w:sz w:val="20"/>
                 <w:szCs w:val="20"/>
               </w:rPr>
@@ -5721,11 +5721,11 @@
           <w:p>
             <w:pPr>
               <w:spacing w:after="20" w:before="20"/>
-              <w:jc w:val="left"/>
-            </w:pPr>
-            <w:r>
-              <w:rPr>
-                <w:rFonts w:ascii="Times New Roman" w:cs="Times New Roman" w:eastAsia="Times New Roman" w:hAnsi="Times New Roman"/>
+              <w:jc w:val="both"/>
+            </w:pPr>
+            <w:r>
+              <w:rPr>
+                <w:rFonts w:ascii="Barlow Semi Condensed" w:cs="Barlow Semi Condensed" w:eastAsia="Barlow Semi Condensed" w:hAnsi="Barlow Semi Condensed"/>
                 <w:b/>
                 <w:bCs/>
                 <w:sz w:val="20"/>
@@ -5735,7 +5735,7 @@
             </w:r>
             <w:r>
               <w:rPr>
-                <w:rFonts w:ascii="Times New Roman" w:cs="Times New Roman" w:eastAsia="Times New Roman" w:hAnsi="Times New Roman"/>
+                <w:rFonts w:ascii="Barlow Semi Condensed" w:cs="Barlow Semi Condensed" w:eastAsia="Barlow Semi Condensed" w:hAnsi="Barlow Semi Condensed"/>
                 <w:sz w:val="20"/>
                 <w:szCs w:val="20"/>
               </w:rPr>
@@ -5750,11 +5750,11 @@
           <w:p>
             <w:pPr>
               <w:spacing w:after="20" w:before="20"/>
-              <w:jc w:val="left"/>
-            </w:pPr>
-            <w:r>
-              <w:rPr>
-                <w:rFonts w:ascii="Times New Roman" w:cs="Times New Roman" w:eastAsia="Times New Roman" w:hAnsi="Times New Roman"/>
+              <w:jc w:val="both"/>
+            </w:pPr>
+            <w:r>
+              <w:rPr>
+                <w:rFonts w:ascii="Barlow Semi Condensed" w:cs="Barlow Semi Condensed" w:eastAsia="Barlow Semi Condensed" w:hAnsi="Barlow Semi Condensed"/>
                 <w:sz w:val="20"/>
                 <w:szCs w:val="20"/>
               </w:rPr>
@@ -5769,11 +5769,11 @@
           <w:p>
             <w:pPr>
               <w:spacing w:after="20" w:before="20"/>
-              <w:jc w:val="left"/>
-            </w:pPr>
-            <w:r>
-              <w:rPr>
-                <w:rFonts w:ascii="Times New Roman" w:cs="Times New Roman" w:eastAsia="Times New Roman" w:hAnsi="Times New Roman"/>
+              <w:jc w:val="both"/>
+            </w:pPr>
+            <w:r>
+              <w:rPr>
+                <w:rFonts w:ascii="Barlow Semi Condensed" w:cs="Barlow Semi Condensed" w:eastAsia="Barlow Semi Condensed" w:hAnsi="Barlow Semi Condensed"/>
                 <w:sz w:val="20"/>
                 <w:szCs w:val="20"/>
               </w:rPr>
@@ -5790,11 +5790,11 @@
           <w:p>
             <w:pPr>
               <w:spacing w:after="20" w:before="20"/>
-              <w:jc w:val="left"/>
-            </w:pPr>
-            <w:r>
-              <w:rPr>
-                <w:rFonts w:ascii="Times New Roman" w:cs="Times New Roman" w:eastAsia="Times New Roman" w:hAnsi="Times New Roman"/>
+              <w:jc w:val="both"/>
+            </w:pPr>
+            <w:r>
+              <w:rPr>
+                <w:rFonts w:ascii="Barlow Semi Condensed" w:cs="Barlow Semi Condensed" w:eastAsia="Barlow Semi Condensed" w:hAnsi="Barlow Semi Condensed"/>
                 <w:b/>
                 <w:bCs/>
                 <w:sz w:val="20"/>
@@ -5804,7 +5804,7 @@
             </w:r>
             <w:r>
               <w:rPr>
-                <w:rFonts w:ascii="Times New Roman" w:cs="Times New Roman" w:eastAsia="Times New Roman" w:hAnsi="Times New Roman"/>
+                <w:rFonts w:ascii="Barlow Semi Condensed" w:cs="Barlow Semi Condensed" w:eastAsia="Barlow Semi Condensed" w:hAnsi="Barlow Semi Condensed"/>
                 <w:sz w:val="20"/>
                 <w:szCs w:val="20"/>
               </w:rPr>
@@ -5819,11 +5819,11 @@
           <w:p>
             <w:pPr>
               <w:spacing w:after="20" w:before="20"/>
-              <w:jc w:val="left"/>
-            </w:pPr>
-            <w:r>
-              <w:rPr>
-                <w:rFonts w:ascii="Times New Roman" w:cs="Times New Roman" w:eastAsia="Times New Roman" w:hAnsi="Times New Roman"/>
+              <w:jc w:val="both"/>
+            </w:pPr>
+            <w:r>
+              <w:rPr>
+                <w:rFonts w:ascii="Barlow Semi Condensed" w:cs="Barlow Semi Condensed" w:eastAsia="Barlow Semi Condensed" w:hAnsi="Barlow Semi Condensed"/>
                 <w:sz w:val="20"/>
                 <w:szCs w:val="20"/>
               </w:rPr>
@@ -5838,11 +5838,11 @@
           <w:p>
             <w:pPr>
               <w:spacing w:after="20" w:before="20"/>
-              <w:jc w:val="left"/>
-            </w:pPr>
-            <w:r>
-              <w:rPr>
-                <w:rFonts w:ascii="Times New Roman" w:cs="Times New Roman" w:eastAsia="Times New Roman" w:hAnsi="Times New Roman"/>
+              <w:jc w:val="both"/>
+            </w:pPr>
+            <w:r>
+              <w:rPr>
+                <w:rFonts w:ascii="Barlow Semi Condensed" w:cs="Barlow Semi Condensed" w:eastAsia="Barlow Semi Condensed" w:hAnsi="Barlow Semi Condensed"/>
                 <w:sz w:val="20"/>
                 <w:szCs w:val="20"/>
               </w:rPr>
@@ -5859,11 +5859,11 @@
           <w:p>
             <w:pPr>
               <w:spacing w:after="20" w:before="20"/>
-              <w:jc w:val="left"/>
-            </w:pPr>
-            <w:r>
-              <w:rPr>
-                <w:rFonts w:ascii="Times New Roman" w:cs="Times New Roman" w:eastAsia="Times New Roman" w:hAnsi="Times New Roman"/>
+              <w:jc w:val="both"/>
+            </w:pPr>
+            <w:r>
+              <w:rPr>
+                <w:rFonts w:ascii="Barlow Semi Condensed" w:cs="Barlow Semi Condensed" w:eastAsia="Barlow Semi Condensed" w:hAnsi="Barlow Semi Condensed"/>
                 <w:b/>
                 <w:bCs/>
                 <w:sz w:val="20"/>
@@ -5873,7 +5873,7 @@
             </w:r>
             <w:r>
               <w:rPr>
-                <w:rFonts w:ascii="Times New Roman" w:cs="Times New Roman" w:eastAsia="Times New Roman" w:hAnsi="Times New Roman"/>
+                <w:rFonts w:ascii="Barlow Semi Condensed" w:cs="Barlow Semi Condensed" w:eastAsia="Barlow Semi Condensed" w:hAnsi="Barlow Semi Condensed"/>
                 <w:sz w:val="20"/>
                 <w:szCs w:val="20"/>
               </w:rPr>
@@ -5888,11 +5888,11 @@
           <w:p>
             <w:pPr>
               <w:spacing w:after="20" w:before="20"/>
-              <w:jc w:val="left"/>
-            </w:pPr>
-            <w:r>
-              <w:rPr>
-                <w:rFonts w:ascii="Times New Roman" w:cs="Times New Roman" w:eastAsia="Times New Roman" w:hAnsi="Times New Roman"/>
+              <w:jc w:val="both"/>
+            </w:pPr>
+            <w:r>
+              <w:rPr>
+                <w:rFonts w:ascii="Barlow Semi Condensed" w:cs="Barlow Semi Condensed" w:eastAsia="Barlow Semi Condensed" w:hAnsi="Barlow Semi Condensed"/>
                 <w:sz w:val="20"/>
                 <w:szCs w:val="20"/>
               </w:rPr>
@@ -5907,11 +5907,11 @@
           <w:p>
             <w:pPr>
               <w:spacing w:after="20" w:before="20"/>
-              <w:jc w:val="left"/>
-            </w:pPr>
-            <w:r>
-              <w:rPr>
-                <w:rFonts w:ascii="Times New Roman" w:cs="Times New Roman" w:eastAsia="Times New Roman" w:hAnsi="Times New Roman"/>
+              <w:jc w:val="both"/>
+            </w:pPr>
+            <w:r>
+              <w:rPr>
+                <w:rFonts w:ascii="Barlow Semi Condensed" w:cs="Barlow Semi Condensed" w:eastAsia="Barlow Semi Condensed" w:hAnsi="Barlow Semi Condensed"/>
                 <w:sz w:val="20"/>
                 <w:szCs w:val="20"/>
               </w:rPr>
@@ -5928,11 +5928,11 @@
           <w:p>
             <w:pPr>
               <w:spacing w:after="20" w:before="20"/>
-              <w:jc w:val="left"/>
-            </w:pPr>
-            <w:r>
-              <w:rPr>
-                <w:rFonts w:ascii="Times New Roman" w:cs="Times New Roman" w:eastAsia="Times New Roman" w:hAnsi="Times New Roman"/>
+              <w:jc w:val="both"/>
+            </w:pPr>
+            <w:r>
+              <w:rPr>
+                <w:rFonts w:ascii="Barlow Semi Condensed" w:cs="Barlow Semi Condensed" w:eastAsia="Barlow Semi Condensed" w:hAnsi="Barlow Semi Condensed"/>
                 <w:b/>
                 <w:bCs/>
                 <w:sz w:val="20"/>
@@ -5942,7 +5942,7 @@
             </w:r>
             <w:r>
               <w:rPr>
-                <w:rFonts w:ascii="Times New Roman" w:cs="Times New Roman" w:eastAsia="Times New Roman" w:hAnsi="Times New Roman"/>
+                <w:rFonts w:ascii="Barlow Semi Condensed" w:cs="Barlow Semi Condensed" w:eastAsia="Barlow Semi Condensed" w:hAnsi="Barlow Semi Condensed"/>
                 <w:sz w:val="20"/>
                 <w:szCs w:val="20"/>
               </w:rPr>
@@ -5957,11 +5957,11 @@
           <w:p>
             <w:pPr>
               <w:spacing w:after="20" w:before="20"/>
-              <w:jc w:val="left"/>
-            </w:pPr>
-            <w:r>
-              <w:rPr>
-                <w:rFonts w:ascii="Times New Roman" w:cs="Times New Roman" w:eastAsia="Times New Roman" w:hAnsi="Times New Roman"/>
+              <w:jc w:val="both"/>
+            </w:pPr>
+            <w:r>
+              <w:rPr>
+                <w:rFonts w:ascii="Barlow Semi Condensed" w:cs="Barlow Semi Condensed" w:eastAsia="Barlow Semi Condensed" w:hAnsi="Barlow Semi Condensed"/>
                 <w:sz w:val="20"/>
                 <w:szCs w:val="20"/>
               </w:rPr>
@@ -5976,11 +5976,11 @@
           <w:p>
             <w:pPr>
               <w:spacing w:after="20" w:before="20"/>
-              <w:jc w:val="left"/>
-            </w:pPr>
-            <w:r>
-              <w:rPr>
-                <w:rFonts w:ascii="Times New Roman" w:cs="Times New Roman" w:eastAsia="Times New Roman" w:hAnsi="Times New Roman"/>
+              <w:jc w:val="both"/>
+            </w:pPr>
+            <w:r>
+              <w:rPr>
+                <w:rFonts w:ascii="Barlow Semi Condensed" w:cs="Barlow Semi Condensed" w:eastAsia="Barlow Semi Condensed" w:hAnsi="Barlow Semi Condensed"/>
                 <w:sz w:val="20"/>
                 <w:szCs w:val="20"/>
               </w:rPr>
@@ -5997,11 +5997,11 @@
           <w:p>
             <w:pPr>
               <w:spacing w:after="20" w:before="20"/>
-              <w:jc w:val="left"/>
-            </w:pPr>
-            <w:r>
-              <w:rPr>
-                <w:rFonts w:ascii="Times New Roman" w:cs="Times New Roman" w:eastAsia="Times New Roman" w:hAnsi="Times New Roman"/>
+              <w:jc w:val="both"/>
+            </w:pPr>
+            <w:r>
+              <w:rPr>
+                <w:rFonts w:ascii="Barlow Semi Condensed" w:cs="Barlow Semi Condensed" w:eastAsia="Barlow Semi Condensed" w:hAnsi="Barlow Semi Condensed"/>
                 <w:b/>
                 <w:bCs/>
                 <w:sz w:val="20"/>
@@ -6011,7 +6011,7 @@
             </w:r>
             <w:r>
               <w:rPr>
-                <w:rFonts w:ascii="Times New Roman" w:cs="Times New Roman" w:eastAsia="Times New Roman" w:hAnsi="Times New Roman"/>
+                <w:rFonts w:ascii="Barlow Semi Condensed" w:cs="Barlow Semi Condensed" w:eastAsia="Barlow Semi Condensed" w:hAnsi="Barlow Semi Condensed"/>
                 <w:sz w:val="20"/>
                 <w:szCs w:val="20"/>
               </w:rPr>
@@ -6026,11 +6026,11 @@
           <w:p>
             <w:pPr>
               <w:spacing w:after="20" w:before="20"/>
-              <w:jc w:val="left"/>
-            </w:pPr>
-            <w:r>
-              <w:rPr>
-                <w:rFonts w:ascii="Times New Roman" w:cs="Times New Roman" w:eastAsia="Times New Roman" w:hAnsi="Times New Roman"/>
+              <w:jc w:val="both"/>
+            </w:pPr>
+            <w:r>
+              <w:rPr>
+                <w:rFonts w:ascii="Barlow Semi Condensed" w:cs="Barlow Semi Condensed" w:eastAsia="Barlow Semi Condensed" w:hAnsi="Barlow Semi Condensed"/>
                 <w:sz w:val="20"/>
                 <w:szCs w:val="20"/>
               </w:rPr>
@@ -6045,11 +6045,11 @@
           <w:p>
             <w:pPr>
               <w:spacing w:after="20" w:before="20"/>
-              <w:jc w:val="left"/>
-            </w:pPr>
-            <w:r>
-              <w:rPr>
-                <w:rFonts w:ascii="Times New Roman" w:cs="Times New Roman" w:eastAsia="Times New Roman" w:hAnsi="Times New Roman"/>
+              <w:jc w:val="both"/>
+            </w:pPr>
+            <w:r>
+              <w:rPr>
+                <w:rFonts w:ascii="Barlow Semi Condensed" w:cs="Barlow Semi Condensed" w:eastAsia="Barlow Semi Condensed" w:hAnsi="Barlow Semi Condensed"/>
                 <w:sz w:val="20"/>
                 <w:szCs w:val="20"/>
               </w:rPr>
@@ -6071,7 +6071,7 @@
       </w:pPr>
       <w:r>
         <w:rPr>
-          <w:rFonts w:ascii="Times New Roman" w:cs="Times New Roman" w:eastAsia="Times New Roman" w:hAnsi="Times New Roman"/>
+          <w:rFonts w:ascii="Barlow Semi Condensed" w:cs="Barlow Semi Condensed" w:eastAsia="Barlow Semi Condensed" w:hAnsi="Barlow Semi Condensed"/>
           <w:sz w:val="24"/>
           <w:szCs w:val="24"/>
         </w:rPr>
@@ -6079,7 +6079,7 @@
       </w:r>
       <w:r>
         <w:rPr>
-          <w:rFonts w:ascii="Times New Roman" w:cs="Times New Roman" w:eastAsia="Times New Roman" w:hAnsi="Times New Roman"/>
+          <w:rFonts w:ascii="Barlow Semi Condensed" w:cs="Barlow Semi Condensed" w:eastAsia="Barlow Semi Condensed" w:hAnsi="Barlow Semi Condensed"/>
           <w:b/>
           <w:bCs/>
           <w:sz w:val="24"/>
@@ -6089,7 +6089,7 @@
       </w:r>
       <w:r>
         <w:rPr>
-          <w:rFonts w:ascii="Times New Roman" w:cs="Times New Roman" w:eastAsia="Times New Roman" w:hAnsi="Times New Roman"/>
+          <w:rFonts w:ascii="Barlow Semi Condensed" w:cs="Barlow Semi Condensed" w:eastAsia="Barlow Semi Condensed" w:hAnsi="Barlow Semi Condensed"/>
           <w:sz w:val="24"/>
           <w:szCs w:val="24"/>
         </w:rPr>
@@ -6097,7 +6097,7 @@
       </w:r>
       <w:r>
         <w:rPr>
-          <w:rFonts w:ascii="Times New Roman" w:cs="Times New Roman" w:eastAsia="Times New Roman" w:hAnsi="Times New Roman"/>
+          <w:rFonts w:ascii="Barlow Semi Condensed" w:cs="Barlow Semi Condensed" w:eastAsia="Barlow Semi Condensed" w:hAnsi="Barlow Semi Condensed"/>
           <w:b/>
           <w:bCs/>
           <w:sz w:val="24"/>
@@ -6107,7 +6107,7 @@
       </w:r>
       <w:r>
         <w:rPr>
-          <w:rFonts w:ascii="Times New Roman" w:cs="Times New Roman" w:eastAsia="Times New Roman" w:hAnsi="Times New Roman"/>
+          <w:rFonts w:ascii="Barlow Semi Condensed" w:cs="Barlow Semi Condensed" w:eastAsia="Barlow Semi Condensed" w:hAnsi="Barlow Semi Condensed"/>
           <w:sz w:val="24"/>
           <w:szCs w:val="24"/>
         </w:rPr>
@@ -6121,7 +6121,7 @@
       </w:pPr>
       <w:r>
         <w:rPr>
-          <w:rFonts w:ascii="Times New Roman" w:cs="Times New Roman" w:eastAsia="Times New Roman" w:hAnsi="Times New Roman"/>
+          <w:rFonts w:ascii="Barlow Semi Condensed" w:cs="Barlow Semi Condensed" w:eastAsia="Barlow Semi Condensed" w:hAnsi="Barlow Semi Condensed"/>
           <w:sz w:val="24"/>
           <w:szCs w:val="24"/>
         </w:rPr>
@@ -6140,7 +6140,7 @@
       </w:pPr>
       <w:r>
         <w:rPr>
-          <w:rFonts w:ascii="Times New Roman" w:cs="Times New Roman" w:eastAsia="Times New Roman" w:hAnsi="Times New Roman"/>
+          <w:rFonts w:ascii="Barlow Semi Condensed" w:cs="Barlow Semi Condensed" w:eastAsia="Barlow Semi Condensed" w:hAnsi="Barlow Semi Condensed"/>
           <w:b/>
           <w:bCs/>
           <w:sz w:val="24"/>
@@ -6150,7 +6150,7 @@
       </w:r>
       <w:r>
         <w:rPr>
-          <w:rFonts w:ascii="Times New Roman" w:cs="Times New Roman" w:eastAsia="Times New Roman" w:hAnsi="Times New Roman"/>
+          <w:rFonts w:ascii="Barlow Semi Condensed" w:cs="Barlow Semi Condensed" w:eastAsia="Barlow Semi Condensed" w:hAnsi="Barlow Semi Condensed"/>
           <w:sz w:val="24"/>
           <w:szCs w:val="24"/>
         </w:rPr>
@@ -6158,7 +6158,7 @@
       </w:r>
       <w:r>
         <w:rPr>
-          <w:rFonts w:ascii="Times New Roman" w:cs="Times New Roman" w:eastAsia="Times New Roman" w:hAnsi="Times New Roman"/>
+          <w:rFonts w:ascii="Barlow Semi Condensed" w:cs="Barlow Semi Condensed" w:eastAsia="Barlow Semi Condensed" w:hAnsi="Barlow Semi Condensed"/>
           <w:b/>
           <w:bCs/>
           <w:sz w:val="24"/>
@@ -6168,7 +6168,7 @@
       </w:r>
       <w:r>
         <w:rPr>
-          <w:rFonts w:ascii="Times New Roman" w:cs="Times New Roman" w:eastAsia="Times New Roman" w:hAnsi="Times New Roman"/>
+          <w:rFonts w:ascii="Barlow Semi Condensed" w:cs="Barlow Semi Condensed" w:eastAsia="Barlow Semi Condensed" w:hAnsi="Barlow Semi Condensed"/>
           <w:sz w:val="24"/>
           <w:szCs w:val="24"/>
         </w:rPr>
@@ -6176,7 +6176,7 @@
       </w:r>
       <w:r>
         <w:rPr>
-          <w:rFonts w:ascii="Times New Roman" w:cs="Times New Roman" w:eastAsia="Times New Roman" w:hAnsi="Times New Roman"/>
+          <w:rFonts w:ascii="Barlow Semi Condensed" w:cs="Barlow Semi Condensed" w:eastAsia="Barlow Semi Condensed" w:hAnsi="Barlow Semi Condensed"/>
           <w:b/>
           <w:bCs/>
           <w:sz w:val="24"/>
@@ -6186,7 +6186,7 @@
       </w:r>
       <w:r>
         <w:rPr>
-          <w:rFonts w:ascii="Times New Roman" w:cs="Times New Roman" w:eastAsia="Times New Roman" w:hAnsi="Times New Roman"/>
+          <w:rFonts w:ascii="Barlow Semi Condensed" w:cs="Barlow Semi Condensed" w:eastAsia="Barlow Semi Condensed" w:hAnsi="Barlow Semi Condensed"/>
           <w:sz w:val="24"/>
           <w:szCs w:val="24"/>
         </w:rPr>
@@ -6194,7 +6194,7 @@
       </w:r>
       <w:r>
         <w:rPr>
-          <w:rFonts w:ascii="Times New Roman" w:cs="Times New Roman" w:eastAsia="Times New Roman" w:hAnsi="Times New Roman"/>
+          <w:rFonts w:ascii="Barlow Semi Condensed" w:cs="Barlow Semi Condensed" w:eastAsia="Barlow Semi Condensed" w:hAnsi="Barlow Semi Condensed"/>
           <w:b/>
           <w:bCs/>
           <w:sz w:val="24"/>
@@ -6204,7 +6204,7 @@
       </w:r>
       <w:r>
         <w:rPr>
-          <w:rFonts w:ascii="Times New Roman" w:cs="Times New Roman" w:eastAsia="Times New Roman" w:hAnsi="Times New Roman"/>
+          <w:rFonts w:ascii="Barlow Semi Condensed" w:cs="Barlow Semi Condensed" w:eastAsia="Barlow Semi Condensed" w:hAnsi="Barlow Semi Condensed"/>
           <w:sz w:val="24"/>
           <w:szCs w:val="24"/>
         </w:rPr>
@@ -6223,7 +6223,7 @@
       </w:pPr>
       <w:r>
         <w:rPr>
-          <w:rFonts w:ascii="Times New Roman" w:cs="Times New Roman" w:eastAsia="Times New Roman" w:hAnsi="Times New Roman"/>
+          <w:rFonts w:ascii="Barlow Semi Condensed" w:cs="Barlow Semi Condensed" w:eastAsia="Barlow Semi Condensed" w:hAnsi="Barlow Semi Condensed"/>
           <w:b/>
           <w:bCs/>
           <w:sz w:val="24"/>
@@ -6233,7 +6233,7 @@
       </w:r>
       <w:r>
         <w:rPr>
-          <w:rFonts w:ascii="Times New Roman" w:cs="Times New Roman" w:eastAsia="Times New Roman" w:hAnsi="Times New Roman"/>
+          <w:rFonts w:ascii="Barlow Semi Condensed" w:cs="Barlow Semi Condensed" w:eastAsia="Barlow Semi Condensed" w:hAnsi="Barlow Semi Condensed"/>
           <w:sz w:val="24"/>
           <w:szCs w:val="24"/>
         </w:rPr>
@@ -6241,7 +6241,7 @@
       </w:r>
       <w:r>
         <w:rPr>
-          <w:rFonts w:ascii="Times New Roman" w:cs="Times New Roman" w:eastAsia="Times New Roman" w:hAnsi="Times New Roman"/>
+          <w:rFonts w:ascii="Barlow Semi Condensed" w:cs="Barlow Semi Condensed" w:eastAsia="Barlow Semi Condensed" w:hAnsi="Barlow Semi Condensed"/>
           <w:b/>
           <w:bCs/>
           <w:sz w:val="24"/>
@@ -6251,7 +6251,7 @@
       </w:r>
       <w:r>
         <w:rPr>
-          <w:rFonts w:ascii="Times New Roman" w:cs="Times New Roman" w:eastAsia="Times New Roman" w:hAnsi="Times New Roman"/>
+          <w:rFonts w:ascii="Barlow Semi Condensed" w:cs="Barlow Semi Condensed" w:eastAsia="Barlow Semi Condensed" w:hAnsi="Barlow Semi Condensed"/>
           <w:sz w:val="24"/>
           <w:szCs w:val="24"/>
         </w:rPr>
@@ -6259,7 +6259,7 @@
       </w:r>
       <w:r>
         <w:rPr>
-          <w:rFonts w:ascii="Times New Roman" w:cs="Times New Roman" w:eastAsia="Times New Roman" w:hAnsi="Times New Roman"/>
+          <w:rFonts w:ascii="Barlow Semi Condensed" w:cs="Barlow Semi Condensed" w:eastAsia="Barlow Semi Condensed" w:hAnsi="Barlow Semi Condensed"/>
           <w:b/>
           <w:bCs/>
           <w:sz w:val="24"/>
@@ -6269,7 +6269,7 @@
       </w:r>
       <w:r>
         <w:rPr>
-          <w:rFonts w:ascii="Times New Roman" w:cs="Times New Roman" w:eastAsia="Times New Roman" w:hAnsi="Times New Roman"/>
+          <w:rFonts w:ascii="Barlow Semi Condensed" w:cs="Barlow Semi Condensed" w:eastAsia="Barlow Semi Condensed" w:hAnsi="Barlow Semi Condensed"/>
           <w:sz w:val="24"/>
           <w:szCs w:val="24"/>
         </w:rPr>
@@ -6288,7 +6288,7 @@
       </w:pPr>
       <w:r>
         <w:rPr>
-          <w:rFonts w:ascii="Times New Roman" w:cs="Times New Roman" w:eastAsia="Times New Roman" w:hAnsi="Times New Roman"/>
+          <w:rFonts w:ascii="Barlow Semi Condensed" w:cs="Barlow Semi Condensed" w:eastAsia="Barlow Semi Condensed" w:hAnsi="Barlow Semi Condensed"/>
           <w:b/>
           <w:bCs/>
           <w:sz w:val="24"/>
@@ -6298,7 +6298,7 @@
       </w:r>
       <w:r>
         <w:rPr>
-          <w:rFonts w:ascii="Times New Roman" w:cs="Times New Roman" w:eastAsia="Times New Roman" w:hAnsi="Times New Roman"/>
+          <w:rFonts w:ascii="Barlow Semi Condensed" w:cs="Barlow Semi Condensed" w:eastAsia="Barlow Semi Condensed" w:hAnsi="Barlow Semi Condensed"/>
           <w:sz w:val="24"/>
           <w:szCs w:val="24"/>
         </w:rPr>
@@ -6306,7 +6306,7 @@
       </w:r>
       <w:r>
         <w:rPr>
-          <w:rFonts w:ascii="Times New Roman" w:cs="Times New Roman" w:eastAsia="Times New Roman" w:hAnsi="Times New Roman"/>
+          <w:rFonts w:ascii="Barlow Semi Condensed" w:cs="Barlow Semi Condensed" w:eastAsia="Barlow Semi Condensed" w:hAnsi="Barlow Semi Condensed"/>
           <w:b/>
           <w:bCs/>
           <w:sz w:val="24"/>
@@ -6316,7 +6316,7 @@
       </w:r>
       <w:r>
         <w:rPr>
-          <w:rFonts w:ascii="Times New Roman" w:cs="Times New Roman" w:eastAsia="Times New Roman" w:hAnsi="Times New Roman"/>
+          <w:rFonts w:ascii="Barlow Semi Condensed" w:cs="Barlow Semi Condensed" w:eastAsia="Barlow Semi Condensed" w:hAnsi="Barlow Semi Condensed"/>
           <w:sz w:val="24"/>
           <w:szCs w:val="24"/>
         </w:rPr>
@@ -6324,7 +6324,7 @@
       </w:r>
       <w:r>
         <w:rPr>
-          <w:rFonts w:ascii="Times New Roman" w:cs="Times New Roman" w:eastAsia="Times New Roman" w:hAnsi="Times New Roman"/>
+          <w:rFonts w:ascii="Barlow Semi Condensed" w:cs="Barlow Semi Condensed" w:eastAsia="Barlow Semi Condensed" w:hAnsi="Barlow Semi Condensed"/>
           <w:b/>
           <w:bCs/>
           <w:sz w:val="24"/>
@@ -6334,7 +6334,7 @@
       </w:r>
       <w:r>
         <w:rPr>
-          <w:rFonts w:ascii="Times New Roman" w:cs="Times New Roman" w:eastAsia="Times New Roman" w:hAnsi="Times New Roman"/>
+          <w:rFonts w:ascii="Barlow Semi Condensed" w:cs="Barlow Semi Condensed" w:eastAsia="Barlow Semi Condensed" w:hAnsi="Barlow Semi Condensed"/>
           <w:sz w:val="24"/>
           <w:szCs w:val="24"/>
         </w:rPr>
@@ -6342,7 +6342,7 @@
       </w:r>
       <w:r>
         <w:rPr>
-          <w:rFonts w:ascii="Times New Roman" w:cs="Times New Roman" w:eastAsia="Times New Roman" w:hAnsi="Times New Roman"/>
+          <w:rFonts w:ascii="Barlow Semi Condensed" w:cs="Barlow Semi Condensed" w:eastAsia="Barlow Semi Condensed" w:hAnsi="Barlow Semi Condensed"/>
           <w:b/>
           <w:bCs/>
           <w:sz w:val="24"/>
@@ -6352,7 +6352,7 @@
       </w:r>
       <w:r>
         <w:rPr>
-          <w:rFonts w:ascii="Times New Roman" w:cs="Times New Roman" w:eastAsia="Times New Roman" w:hAnsi="Times New Roman"/>
+          <w:rFonts w:ascii="Barlow Semi Condensed" w:cs="Barlow Semi Condensed" w:eastAsia="Barlow Semi Condensed" w:hAnsi="Barlow Semi Condensed"/>
           <w:sz w:val="24"/>
           <w:szCs w:val="24"/>
         </w:rPr>
@@ -6360,7 +6360,7 @@
       </w:r>
       <w:r>
         <w:rPr>
-          <w:rFonts w:ascii="Times New Roman" w:cs="Times New Roman" w:eastAsia="Times New Roman" w:hAnsi="Times New Roman"/>
+          <w:rFonts w:ascii="Barlow Semi Condensed" w:cs="Barlow Semi Condensed" w:eastAsia="Barlow Semi Condensed" w:hAnsi="Barlow Semi Condensed"/>
           <w:b/>
           <w:bCs/>
           <w:sz w:val="24"/>
@@ -6370,7 +6370,7 @@
       </w:r>
       <w:r>
         <w:rPr>
-          <w:rFonts w:ascii="Times New Roman" w:cs="Times New Roman" w:eastAsia="Times New Roman" w:hAnsi="Times New Roman"/>
+          <w:rFonts w:ascii="Barlow Semi Condensed" w:cs="Barlow Semi Condensed" w:eastAsia="Barlow Semi Condensed" w:hAnsi="Barlow Semi Condensed"/>
           <w:sz w:val="24"/>
           <w:szCs w:val="24"/>
         </w:rPr>
@@ -6378,7 +6378,7 @@
       </w:r>
       <w:r>
         <w:rPr>
-          <w:rFonts w:ascii="Times New Roman" w:cs="Times New Roman" w:eastAsia="Times New Roman" w:hAnsi="Times New Roman"/>
+          <w:rFonts w:ascii="Barlow Semi Condensed" w:cs="Barlow Semi Condensed" w:eastAsia="Barlow Semi Condensed" w:hAnsi="Barlow Semi Condensed"/>
           <w:b/>
           <w:bCs/>
           <w:sz w:val="24"/>
@@ -6388,7 +6388,7 @@
       </w:r>
       <w:r>
         <w:rPr>
-          <w:rFonts w:ascii="Times New Roman" w:cs="Times New Roman" w:eastAsia="Times New Roman" w:hAnsi="Times New Roman"/>
+          <w:rFonts w:ascii="Barlow Semi Condensed" w:cs="Barlow Semi Condensed" w:eastAsia="Barlow Semi Condensed" w:hAnsi="Barlow Semi Condensed"/>
           <w:sz w:val="24"/>
           <w:szCs w:val="24"/>
         </w:rPr>
@@ -6402,7 +6402,7 @@
       </w:pPr>
       <w:r>
         <w:rPr>
-          <w:rFonts w:ascii="Times New Roman" w:cs="Times New Roman" w:eastAsia="Times New Roman" w:hAnsi="Times New Roman"/>
+          <w:rFonts w:ascii="Barlow Semi Condensed" w:cs="Barlow Semi Condensed" w:eastAsia="Barlow Semi Condensed" w:hAnsi="Barlow Semi Condensed"/>
           <w:sz w:val="24"/>
           <w:szCs w:val="24"/>
         </w:rPr>
@@ -6421,7 +6421,7 @@
       </w:pPr>
       <w:r>
         <w:rPr>
-          <w:rFonts w:ascii="Times New Roman" w:cs="Times New Roman" w:eastAsia="Times New Roman" w:hAnsi="Times New Roman"/>
+          <w:rFonts w:ascii="Barlow Semi Condensed" w:cs="Barlow Semi Condensed" w:eastAsia="Barlow Semi Condensed" w:hAnsi="Barlow Semi Condensed"/>
           <w:b/>
           <w:bCs/>
           <w:sz w:val="24"/>
@@ -6431,7 +6431,7 @@
       </w:r>
       <w:r>
         <w:rPr>
-          <w:rFonts w:ascii="Times New Roman" w:cs="Times New Roman" w:eastAsia="Times New Roman" w:hAnsi="Times New Roman"/>
+          <w:rFonts w:ascii="Barlow Semi Condensed" w:cs="Barlow Semi Condensed" w:eastAsia="Barlow Semi Condensed" w:hAnsi="Barlow Semi Condensed"/>
           <w:sz w:val="24"/>
           <w:szCs w:val="24"/>
         </w:rPr>
@@ -6439,7 +6439,7 @@
       </w:r>
       <w:r>
         <w:rPr>
-          <w:rFonts w:ascii="Times New Roman" w:cs="Times New Roman" w:eastAsia="Times New Roman" w:hAnsi="Times New Roman"/>
+          <w:rFonts w:ascii="Barlow Semi Condensed" w:cs="Barlow Semi Condensed" w:eastAsia="Barlow Semi Condensed" w:hAnsi="Barlow Semi Condensed"/>
           <w:b/>
           <w:bCs/>
           <w:sz w:val="24"/>
@@ -6449,7 +6449,7 @@
       </w:r>
       <w:r>
         <w:rPr>
-          <w:rFonts w:ascii="Times New Roman" w:cs="Times New Roman" w:eastAsia="Times New Roman" w:hAnsi="Times New Roman"/>
+          <w:rFonts w:ascii="Barlow Semi Condensed" w:cs="Barlow Semi Condensed" w:eastAsia="Barlow Semi Condensed" w:hAnsi="Barlow Semi Condensed"/>
           <w:sz w:val="24"/>
           <w:szCs w:val="24"/>
         </w:rPr>
@@ -6468,7 +6468,7 @@
       </w:pPr>
       <w:r>
         <w:rPr>
-          <w:rFonts w:ascii="Times New Roman" w:cs="Times New Roman" w:eastAsia="Times New Roman" w:hAnsi="Times New Roman"/>
+          <w:rFonts w:ascii="Barlow Semi Condensed" w:cs="Barlow Semi Condensed" w:eastAsia="Barlow Semi Condensed" w:hAnsi="Barlow Semi Condensed"/>
           <w:b/>
           <w:bCs/>
           <w:sz w:val="24"/>
@@ -6478,7 +6478,7 @@
       </w:r>
       <w:r>
         <w:rPr>
-          <w:rFonts w:ascii="Times New Roman" w:cs="Times New Roman" w:eastAsia="Times New Roman" w:hAnsi="Times New Roman"/>
+          <w:rFonts w:ascii="Barlow Semi Condensed" w:cs="Barlow Semi Condensed" w:eastAsia="Barlow Semi Condensed" w:hAnsi="Barlow Semi Condensed"/>
           <w:sz w:val="24"/>
           <w:szCs w:val="24"/>
         </w:rPr>
@@ -6486,7 +6486,7 @@
       </w:r>
       <w:r>
         <w:rPr>
-          <w:rFonts w:ascii="Times New Roman" w:cs="Times New Roman" w:eastAsia="Times New Roman" w:hAnsi="Times New Roman"/>
+          <w:rFonts w:ascii="Barlow Semi Condensed" w:cs="Barlow Semi Condensed" w:eastAsia="Barlow Semi Condensed" w:hAnsi="Barlow Semi Condensed"/>
           <w:b/>
           <w:bCs/>
           <w:sz w:val="24"/>
@@ -6496,7 +6496,7 @@
       </w:r>
       <w:r>
         <w:rPr>
-          <w:rFonts w:ascii="Times New Roman" w:cs="Times New Roman" w:eastAsia="Times New Roman" w:hAnsi="Times New Roman"/>
+          <w:rFonts w:ascii="Barlow Semi Condensed" w:cs="Barlow Semi Condensed" w:eastAsia="Barlow Semi Condensed" w:hAnsi="Barlow Semi Condensed"/>
           <w:sz w:val="24"/>
           <w:szCs w:val="24"/>
         </w:rPr>
@@ -6515,7 +6515,7 @@
       </w:pPr>
       <w:r>
         <w:rPr>
-          <w:rFonts w:ascii="Times New Roman" w:cs="Times New Roman" w:eastAsia="Times New Roman" w:hAnsi="Times New Roman"/>
+          <w:rFonts w:ascii="Barlow Semi Condensed" w:cs="Barlow Semi Condensed" w:eastAsia="Barlow Semi Condensed" w:hAnsi="Barlow Semi Condensed"/>
           <w:b/>
           <w:bCs/>
           <w:sz w:val="24"/>
@@ -6525,7 +6525,7 @@
       </w:r>
       <w:r>
         <w:rPr>
-          <w:rFonts w:ascii="Times New Roman" w:cs="Times New Roman" w:eastAsia="Times New Roman" w:hAnsi="Times New Roman"/>
+          <w:rFonts w:ascii="Barlow Semi Condensed" w:cs="Barlow Semi Condensed" w:eastAsia="Barlow Semi Condensed" w:hAnsi="Barlow Semi Condensed"/>
           <w:sz w:val="24"/>
           <w:szCs w:val="24"/>
         </w:rPr>
@@ -6539,7 +6539,7 @@
       </w:pPr>
       <w:r>
         <w:rPr>
-          <w:rFonts w:ascii="Times New Roman" w:cs="Times New Roman" w:eastAsia="Times New Roman" w:hAnsi="Times New Roman"/>
+          <w:rFonts w:ascii="Barlow Semi Condensed" w:cs="Barlow Semi Condensed" w:eastAsia="Barlow Semi Condensed" w:hAnsi="Barlow Semi Condensed"/>
           <w:sz w:val="24"/>
           <w:szCs w:val="24"/>
         </w:rPr>
@@ -6553,7 +6553,7 @@
       </w:pPr>
       <w:r>
         <w:rPr>
-          <w:rFonts w:ascii="Times New Roman" w:cs="Times New Roman" w:eastAsia="Times New Roman" w:hAnsi="Times New Roman"/>
+          <w:rFonts w:ascii="Barlow Semi Condensed" w:cs="Barlow Semi Condensed" w:eastAsia="Barlow Semi Condensed" w:hAnsi="Barlow Semi Condensed"/>
           <w:sz w:val="24"/>
           <w:szCs w:val="24"/>
         </w:rPr>
@@ -6561,7 +6561,7 @@
       </w:r>
       <w:r>
         <w:rPr>
-          <w:rFonts w:ascii="Times New Roman" w:cs="Times New Roman" w:eastAsia="Times New Roman" w:hAnsi="Times New Roman"/>
+          <w:rFonts w:ascii="Barlow Semi Condensed" w:cs="Barlow Semi Condensed" w:eastAsia="Barlow Semi Condensed" w:hAnsi="Barlow Semi Condensed"/>
           <w:b/>
           <w:bCs/>
           <w:sz w:val="24"/>
@@ -6571,7 +6571,7 @@
       </w:r>
       <w:r>
         <w:rPr>
-          <w:rFonts w:ascii="Times New Roman" w:cs="Times New Roman" w:eastAsia="Times New Roman" w:hAnsi="Times New Roman"/>
+          <w:rFonts w:ascii="Barlow Semi Condensed" w:cs="Barlow Semi Condensed" w:eastAsia="Barlow Semi Condensed" w:hAnsi="Barlow Semi Condensed"/>
           <w:sz w:val="24"/>
           <w:szCs w:val="24"/>
         </w:rPr>
@@ -6590,7 +6590,7 @@
       </w:pPr>
       <w:r>
         <w:rPr>
-          <w:rFonts w:ascii="Times New Roman" w:cs="Times New Roman" w:eastAsia="Times New Roman" w:hAnsi="Times New Roman"/>
+          <w:rFonts w:ascii="Barlow Semi Condensed" w:cs="Barlow Semi Condensed" w:eastAsia="Barlow Semi Condensed" w:hAnsi="Barlow Semi Condensed"/>
           <w:b/>
           <w:bCs/>
           <w:sz w:val="24"/>
@@ -6600,7 +6600,7 @@
       </w:r>
       <w:r>
         <w:rPr>
-          <w:rFonts w:ascii="Times New Roman" w:cs="Times New Roman" w:eastAsia="Times New Roman" w:hAnsi="Times New Roman"/>
+          <w:rFonts w:ascii="Barlow Semi Condensed" w:cs="Barlow Semi Condensed" w:eastAsia="Barlow Semi Condensed" w:hAnsi="Barlow Semi Condensed"/>
           <w:sz w:val="24"/>
           <w:szCs w:val="24"/>
         </w:rPr>
@@ -6608,7 +6608,7 @@
       </w:r>
       <w:r>
         <w:rPr>
-          <w:rFonts w:ascii="Times New Roman" w:cs="Times New Roman" w:eastAsia="Times New Roman" w:hAnsi="Times New Roman"/>
+          <w:rFonts w:ascii="Barlow Semi Condensed" w:cs="Barlow Semi Condensed" w:eastAsia="Barlow Semi Condensed" w:hAnsi="Barlow Semi Condensed"/>
           <w:i/>
           <w:iCs/>
           <w:sz w:val="24"/>
@@ -6618,7 +6618,7 @@
       </w:r>
       <w:r>
         <w:rPr>
-          <w:rFonts w:ascii="Times New Roman" w:cs="Times New Roman" w:eastAsia="Times New Roman" w:hAnsi="Times New Roman"/>
+          <w:rFonts w:ascii="Barlow Semi Condensed" w:cs="Barlow Semi Condensed" w:eastAsia="Barlow Semi Condensed" w:hAnsi="Barlow Semi Condensed"/>
           <w:sz w:val="24"/>
           <w:szCs w:val="24"/>
         </w:rPr>
@@ -6637,7 +6637,7 @@
       </w:pPr>
       <w:r>
         <w:rPr>
-          <w:rFonts w:ascii="Times New Roman" w:cs="Times New Roman" w:eastAsia="Times New Roman" w:hAnsi="Times New Roman"/>
+          <w:rFonts w:ascii="Barlow Semi Condensed" w:cs="Barlow Semi Condensed" w:eastAsia="Barlow Semi Condensed" w:hAnsi="Barlow Semi Condensed"/>
           <w:b/>
           <w:bCs/>
           <w:sz w:val="24"/>
@@ -6647,7 +6647,7 @@
       </w:r>
       <w:r>
         <w:rPr>
-          <w:rFonts w:ascii="Times New Roman" w:cs="Times New Roman" w:eastAsia="Times New Roman" w:hAnsi="Times New Roman"/>
+          <w:rFonts w:ascii="Barlow Semi Condensed" w:cs="Barlow Semi Condensed" w:eastAsia="Barlow Semi Condensed" w:hAnsi="Barlow Semi Condensed"/>
           <w:sz w:val="24"/>
           <w:szCs w:val="24"/>
         </w:rPr>
@@ -6655,7 +6655,7 @@
       </w:r>
       <w:r>
         <w:rPr>
-          <w:rFonts w:ascii="Times New Roman" w:cs="Times New Roman" w:eastAsia="Times New Roman" w:hAnsi="Times New Roman"/>
+          <w:rFonts w:ascii="Barlow Semi Condensed" w:cs="Barlow Semi Condensed" w:eastAsia="Barlow Semi Condensed" w:hAnsi="Barlow Semi Condensed"/>
           <w:b/>
           <w:bCs/>
           <w:sz w:val="24"/>
@@ -6665,7 +6665,7 @@
       </w:r>
       <w:r>
         <w:rPr>
-          <w:rFonts w:ascii="Times New Roman" w:cs="Times New Roman" w:eastAsia="Times New Roman" w:hAnsi="Times New Roman"/>
+          <w:rFonts w:ascii="Barlow Semi Condensed" w:cs="Barlow Semi Condensed" w:eastAsia="Barlow Semi Condensed" w:hAnsi="Barlow Semi Condensed"/>
           <w:sz w:val="24"/>
           <w:szCs w:val="24"/>
         </w:rPr>
@@ -6684,7 +6684,7 @@
       </w:pPr>
       <w:r>
         <w:rPr>
-          <w:rFonts w:ascii="Times New Roman" w:cs="Times New Roman" w:eastAsia="Times New Roman" w:hAnsi="Times New Roman"/>
+          <w:rFonts w:ascii="Barlow Semi Condensed" w:cs="Barlow Semi Condensed" w:eastAsia="Barlow Semi Condensed" w:hAnsi="Barlow Semi Condensed"/>
           <w:b/>
           <w:bCs/>
           <w:sz w:val="24"/>
@@ -6694,7 +6694,7 @@
       </w:r>
       <w:r>
         <w:rPr>
-          <w:rFonts w:ascii="Times New Roman" w:cs="Times New Roman" w:eastAsia="Times New Roman" w:hAnsi="Times New Roman"/>
+          <w:rFonts w:ascii="Barlow Semi Condensed" w:cs="Barlow Semi Condensed" w:eastAsia="Barlow Semi Condensed" w:hAnsi="Barlow Semi Condensed"/>
           <w:sz w:val="24"/>
           <w:szCs w:val="24"/>
         </w:rPr>
@@ -6702,7 +6702,7 @@
       </w:r>
       <w:r>
         <w:rPr>
-          <w:rFonts w:ascii="Times New Roman" w:cs="Times New Roman" w:eastAsia="Times New Roman" w:hAnsi="Times New Roman"/>
+          <w:rFonts w:ascii="Barlow Semi Condensed" w:cs="Barlow Semi Condensed" w:eastAsia="Barlow Semi Condensed" w:hAnsi="Barlow Semi Condensed"/>
           <w:b/>
           <w:bCs/>
           <w:sz w:val="24"/>
@@ -6712,7 +6712,7 @@
       </w:r>
       <w:r>
         <w:rPr>
-          <w:rFonts w:ascii="Times New Roman" w:cs="Times New Roman" w:eastAsia="Times New Roman" w:hAnsi="Times New Roman"/>
+          <w:rFonts w:ascii="Barlow Semi Condensed" w:cs="Barlow Semi Condensed" w:eastAsia="Barlow Semi Condensed" w:hAnsi="Barlow Semi Condensed"/>
           <w:sz w:val="24"/>
           <w:szCs w:val="24"/>
         </w:rPr>
@@ -6731,7 +6731,7 @@
       </w:pPr>
       <w:r>
         <w:rPr>
-          <w:rFonts w:ascii="Times New Roman" w:cs="Times New Roman" w:eastAsia="Times New Roman" w:hAnsi="Times New Roman"/>
+          <w:rFonts w:ascii="Barlow Semi Condensed" w:cs="Barlow Semi Condensed" w:eastAsia="Barlow Semi Condensed" w:hAnsi="Barlow Semi Condensed"/>
           <w:b/>
           <w:bCs/>
           <w:sz w:val="24"/>
@@ -6741,7 +6741,7 @@
       </w:r>
       <w:r>
         <w:rPr>
-          <w:rFonts w:ascii="Times New Roman" w:cs="Times New Roman" w:eastAsia="Times New Roman" w:hAnsi="Times New Roman"/>
+          <w:rFonts w:ascii="Barlow Semi Condensed" w:cs="Barlow Semi Condensed" w:eastAsia="Barlow Semi Condensed" w:hAnsi="Barlow Semi Condensed"/>
           <w:sz w:val="24"/>
           <w:szCs w:val="24"/>
         </w:rPr>
@@ -6749,7 +6749,7 @@
       </w:r>
       <w:r>
         <w:rPr>
-          <w:rFonts w:ascii="Times New Roman" w:cs="Times New Roman" w:eastAsia="Times New Roman" w:hAnsi="Times New Roman"/>
+          <w:rFonts w:ascii="Barlow Semi Condensed" w:cs="Barlow Semi Condensed" w:eastAsia="Barlow Semi Condensed" w:hAnsi="Barlow Semi Condensed"/>
           <w:b/>
           <w:bCs/>
           <w:sz w:val="24"/>
@@ -6759,7 +6759,7 @@
       </w:r>
       <w:r>
         <w:rPr>
-          <w:rFonts w:ascii="Times New Roman" w:cs="Times New Roman" w:eastAsia="Times New Roman" w:hAnsi="Times New Roman"/>
+          <w:rFonts w:ascii="Barlow Semi Condensed" w:cs="Barlow Semi Condensed" w:eastAsia="Barlow Semi Condensed" w:hAnsi="Barlow Semi Condensed"/>
           <w:sz w:val="24"/>
           <w:szCs w:val="24"/>
         </w:rPr>
@@ -6767,7 +6767,7 @@
       </w:r>
       <w:r>
         <w:rPr>
-          <w:rFonts w:ascii="Times New Roman" w:cs="Times New Roman" w:eastAsia="Times New Roman" w:hAnsi="Times New Roman"/>
+          <w:rFonts w:ascii="Barlow Semi Condensed" w:cs="Barlow Semi Condensed" w:eastAsia="Barlow Semi Condensed" w:hAnsi="Barlow Semi Condensed"/>
           <w:b/>
           <w:bCs/>
           <w:sz w:val="24"/>
@@ -6777,7 +6777,7 @@
       </w:r>
       <w:r>
         <w:rPr>
-          <w:rFonts w:ascii="Times New Roman" w:cs="Times New Roman" w:eastAsia="Times New Roman" w:hAnsi="Times New Roman"/>
+          <w:rFonts w:ascii="Barlow Semi Condensed" w:cs="Barlow Semi Condensed" w:eastAsia="Barlow Semi Condensed" w:hAnsi="Barlow Semi Condensed"/>
           <w:sz w:val="24"/>
           <w:szCs w:val="24"/>
         </w:rPr>
@@ -6796,7 +6796,7 @@
       </w:pPr>
       <w:r>
         <w:rPr>
-          <w:rFonts w:ascii="Times New Roman" w:cs="Times New Roman" w:eastAsia="Times New Roman" w:hAnsi="Times New Roman"/>
+          <w:rFonts w:ascii="Barlow Semi Condensed" w:cs="Barlow Semi Condensed" w:eastAsia="Barlow Semi Condensed" w:hAnsi="Barlow Semi Condensed"/>
           <w:b/>
           <w:bCs/>
           <w:sz w:val="24"/>
@@ -6806,7 +6806,7 @@
       </w:r>
       <w:r>
         <w:rPr>
-          <w:rFonts w:ascii="Times New Roman" w:cs="Times New Roman" w:eastAsia="Times New Roman" w:hAnsi="Times New Roman"/>
+          <w:rFonts w:ascii="Barlow Semi Condensed" w:cs="Barlow Semi Condensed" w:eastAsia="Barlow Semi Condensed" w:hAnsi="Barlow Semi Condensed"/>
           <w:sz w:val="24"/>
           <w:szCs w:val="24"/>
         </w:rPr>
@@ -6814,7 +6814,7 @@
       </w:r>
       <w:r>
         <w:rPr>
-          <w:rFonts w:ascii="Times New Roman" w:cs="Times New Roman" w:eastAsia="Times New Roman" w:hAnsi="Times New Roman"/>
+          <w:rFonts w:ascii="Barlow Semi Condensed" w:cs="Barlow Semi Condensed" w:eastAsia="Barlow Semi Condensed" w:hAnsi="Barlow Semi Condensed"/>
           <w:i/>
           <w:iCs/>
           <w:sz w:val="24"/>
@@ -6824,7 +6824,7 @@
       </w:r>
       <w:r>
         <w:rPr>
-          <w:rFonts w:ascii="Times New Roman" w:cs="Times New Roman" w:eastAsia="Times New Roman" w:hAnsi="Times New Roman"/>
+          <w:rFonts w:ascii="Barlow Semi Condensed" w:cs="Barlow Semi Condensed" w:eastAsia="Barlow Semi Condensed" w:hAnsi="Barlow Semi Condensed"/>
           <w:sz w:val="24"/>
           <w:szCs w:val="24"/>
         </w:rPr>
@@ -6832,7 +6832,7 @@
       </w:r>
       <w:r>
         <w:rPr>
-          <w:rFonts w:ascii="Times New Roman" w:cs="Times New Roman" w:eastAsia="Times New Roman" w:hAnsi="Times New Roman"/>
+          <w:rFonts w:ascii="Barlow Semi Condensed" w:cs="Barlow Semi Condensed" w:eastAsia="Barlow Semi Condensed" w:hAnsi="Barlow Semi Condensed"/>
           <w:b/>
           <w:bCs/>
           <w:sz w:val="24"/>
@@ -6842,7 +6842,7 @@
       </w:r>
       <w:r>
         <w:rPr>
-          <w:rFonts w:ascii="Times New Roman" w:cs="Times New Roman" w:eastAsia="Times New Roman" w:hAnsi="Times New Roman"/>
+          <w:rFonts w:ascii="Barlow Semi Condensed" w:cs="Barlow Semi Condensed" w:eastAsia="Barlow Semi Condensed" w:hAnsi="Barlow Semi Condensed"/>
           <w:sz w:val="24"/>
           <w:szCs w:val="24"/>
         </w:rPr>
@@ -6856,7 +6856,7 @@
       </w:pPr>
       <w:r>
         <w:rPr>
-          <w:rFonts w:ascii="Times New Roman" w:cs="Times New Roman" w:eastAsia="Times New Roman" w:hAnsi="Times New Roman"/>
+          <w:rFonts w:ascii="Barlow Semi Condensed" w:cs="Barlow Semi Condensed" w:eastAsia="Barlow Semi Condensed" w:hAnsi="Barlow Semi Condensed"/>
           <w:sz w:val="24"/>
           <w:szCs w:val="24"/>
         </w:rPr>
@@ -6870,7 +6870,7 @@
       </w:pPr>
       <w:r>
         <w:rPr>
-          <w:rFonts w:ascii="Times New Roman" w:cs="Times New Roman" w:eastAsia="Times New Roman" w:hAnsi="Times New Roman"/>
+          <w:rFonts w:ascii="Barlow Semi Condensed" w:cs="Barlow Semi Condensed" w:eastAsia="Barlow Semi Condensed" w:hAnsi="Barlow Semi Condensed"/>
           <w:sz w:val="24"/>
           <w:szCs w:val="24"/>
         </w:rPr>
@@ -6885,7 +6885,7 @@
       </w:pPr>
       <w:r>
         <w:rPr>
-          <w:rFonts w:ascii="Times New Roman" w:cs="Times New Roman" w:eastAsia="Times New Roman" w:hAnsi="Times New Roman"/>
+          <w:rFonts w:ascii="Barlow Semi Condensed" w:cs="Barlow Semi Condensed" w:eastAsia="Barlow Semi Condensed" w:hAnsi="Barlow Semi Condensed"/>
           <w:sz w:val="24"/>
           <w:szCs w:val="24"/>
         </w:rPr>
@@ -6893,7 +6893,7 @@
       </w:r>
       <w:r>
         <w:rPr>
-          <w:rFonts w:ascii="Times New Roman" w:cs="Times New Roman" w:eastAsia="Times New Roman" w:hAnsi="Times New Roman"/>
+          <w:rFonts w:ascii="Barlow Semi Condensed" w:cs="Barlow Semi Condensed" w:eastAsia="Barlow Semi Condensed" w:hAnsi="Barlow Semi Condensed"/>
           <w:b/>
           <w:bCs/>
           <w:sz w:val="24"/>
@@ -6903,7 +6903,7 @@
       </w:r>
       <w:r>
         <w:rPr>
-          <w:rFonts w:ascii="Times New Roman" w:cs="Times New Roman" w:eastAsia="Times New Roman" w:hAnsi="Times New Roman"/>
+          <w:rFonts w:ascii="Barlow Semi Condensed" w:cs="Barlow Semi Condensed" w:eastAsia="Barlow Semi Condensed" w:hAnsi="Barlow Semi Condensed"/>
           <w:sz w:val="24"/>
           <w:szCs w:val="24"/>
         </w:rPr>
@@ -6918,7 +6918,7 @@
       </w:pPr>
       <w:r>
         <w:rPr>
-          <w:rFonts w:ascii="Times New Roman" w:cs="Times New Roman" w:eastAsia="Times New Roman" w:hAnsi="Times New Roman"/>
+          <w:rFonts w:ascii="Barlow Semi Condensed" w:cs="Barlow Semi Condensed" w:eastAsia="Barlow Semi Condensed" w:hAnsi="Barlow Semi Condensed"/>
           <w:sz w:val="24"/>
           <w:szCs w:val="24"/>
         </w:rPr>
@@ -6926,7 +6926,7 @@
       </w:r>
       <w:r>
         <w:rPr>
-          <w:rFonts w:ascii="Times New Roman" w:cs="Times New Roman" w:eastAsia="Times New Roman" w:hAnsi="Times New Roman"/>
+          <w:rFonts w:ascii="Barlow Semi Condensed" w:cs="Barlow Semi Condensed" w:eastAsia="Barlow Semi Condensed" w:hAnsi="Barlow Semi Condensed"/>
           <w:b/>
           <w:bCs/>
           <w:sz w:val="24"/>
@@ -6936,7 +6936,7 @@
       </w:r>
       <w:r>
         <w:rPr>
-          <w:rFonts w:ascii="Times New Roman" w:cs="Times New Roman" w:eastAsia="Times New Roman" w:hAnsi="Times New Roman"/>
+          <w:rFonts w:ascii="Barlow Semi Condensed" w:cs="Barlow Semi Condensed" w:eastAsia="Barlow Semi Condensed" w:hAnsi="Barlow Semi Condensed"/>
           <w:sz w:val="24"/>
           <w:szCs w:val="24"/>
         </w:rPr>
@@ -6951,7 +6951,7 @@
       </w:pPr>
       <w:r>
         <w:rPr>
-          <w:rFonts w:ascii="Times New Roman" w:cs="Times New Roman" w:eastAsia="Times New Roman" w:hAnsi="Times New Roman"/>
+          <w:rFonts w:ascii="Barlow Semi Condensed" w:cs="Barlow Semi Condensed" w:eastAsia="Barlow Semi Condensed" w:hAnsi="Barlow Semi Condensed"/>
           <w:sz w:val="24"/>
           <w:szCs w:val="24"/>
         </w:rPr>
@@ -6959,7 +6959,7 @@
       </w:r>
       <w:r>
         <w:rPr>
-          <w:rFonts w:ascii="Times New Roman" w:cs="Times New Roman" w:eastAsia="Times New Roman" w:hAnsi="Times New Roman"/>
+          <w:rFonts w:ascii="Barlow Semi Condensed" w:cs="Barlow Semi Condensed" w:eastAsia="Barlow Semi Condensed" w:hAnsi="Barlow Semi Condensed"/>
           <w:b/>
           <w:bCs/>
           <w:sz w:val="24"/>
@@ -6969,7 +6969,7 @@
       </w:r>
       <w:r>
         <w:rPr>
-          <w:rFonts w:ascii="Times New Roman" w:cs="Times New Roman" w:eastAsia="Times New Roman" w:hAnsi="Times New Roman"/>
+          <w:rFonts w:ascii="Barlow Semi Condensed" w:cs="Barlow Semi Condensed" w:eastAsia="Barlow Semi Condensed" w:hAnsi="Barlow Semi Condensed"/>
           <w:sz w:val="24"/>
           <w:szCs w:val="24"/>
         </w:rPr>
@@ -6977,7 +6977,7 @@
       </w:r>
       <w:r>
         <w:rPr>
-          <w:rFonts w:ascii="Times New Roman" w:cs="Times New Roman" w:eastAsia="Times New Roman" w:hAnsi="Times New Roman"/>
+          <w:rFonts w:ascii="Barlow Semi Condensed" w:cs="Barlow Semi Condensed" w:eastAsia="Barlow Semi Condensed" w:hAnsi="Barlow Semi Condensed"/>
           <w:b/>
           <w:bCs/>
           <w:sz w:val="24"/>
@@ -6987,7 +6987,7 @@
       </w:r>
       <w:r>
         <w:rPr>
-          <w:rFonts w:ascii="Times New Roman" w:cs="Times New Roman" w:eastAsia="Times New Roman" w:hAnsi="Times New Roman"/>
+          <w:rFonts w:ascii="Barlow Semi Condensed" w:cs="Barlow Semi Condensed" w:eastAsia="Barlow Semi Condensed" w:hAnsi="Barlow Semi Condensed"/>
           <w:sz w:val="24"/>
           <w:szCs w:val="24"/>
         </w:rPr>
@@ -7002,7 +7002,7 @@
       </w:pPr>
       <w:r>
         <w:rPr>
-          <w:rFonts w:ascii="Times New Roman" w:cs="Times New Roman" w:eastAsia="Times New Roman" w:hAnsi="Times New Roman"/>
+          <w:rFonts w:ascii="Barlow Semi Condensed" w:cs="Barlow Semi Condensed" w:eastAsia="Barlow Semi Condensed" w:hAnsi="Barlow Semi Condensed"/>
           <w:sz w:val="24"/>
           <w:szCs w:val="24"/>
         </w:rPr>
@@ -7010,7 +7010,7 @@
       </w:r>
       <w:r>
         <w:rPr>
-          <w:rFonts w:ascii="Times New Roman" w:cs="Times New Roman" w:eastAsia="Times New Roman" w:hAnsi="Times New Roman"/>
+          <w:rFonts w:ascii="Barlow Semi Condensed" w:cs="Barlow Semi Condensed" w:eastAsia="Barlow Semi Condensed" w:hAnsi="Barlow Semi Condensed"/>
           <w:b/>
           <w:bCs/>
           <w:sz w:val="24"/>
@@ -7020,7 +7020,7 @@
       </w:r>
       <w:r>
         <w:rPr>
-          <w:rFonts w:ascii="Times New Roman" w:cs="Times New Roman" w:eastAsia="Times New Roman" w:hAnsi="Times New Roman"/>
+          <w:rFonts w:ascii="Barlow Semi Condensed" w:cs="Barlow Semi Condensed" w:eastAsia="Barlow Semi Condensed" w:hAnsi="Barlow Semi Condensed"/>
           <w:sz w:val="24"/>
           <w:szCs w:val="24"/>
         </w:rPr>
@@ -7035,7 +7035,7 @@
       </w:pPr>
       <w:r>
         <w:rPr>
-          <w:rFonts w:ascii="Times New Roman" w:cs="Times New Roman" w:eastAsia="Times New Roman" w:hAnsi="Times New Roman"/>
+          <w:rFonts w:ascii="Barlow Semi Condensed" w:cs="Barlow Semi Condensed" w:eastAsia="Barlow Semi Condensed" w:hAnsi="Barlow Semi Condensed"/>
           <w:sz w:val="24"/>
           <w:szCs w:val="24"/>
         </w:rPr>
@@ -7043,7 +7043,7 @@
       </w:r>
       <w:r>
         <w:rPr>
-          <w:rFonts w:ascii="Times New Roman" w:cs="Times New Roman" w:eastAsia="Times New Roman" w:hAnsi="Times New Roman"/>
+          <w:rFonts w:ascii="Barlow Semi Condensed" w:cs="Barlow Semi Condensed" w:eastAsia="Barlow Semi Condensed" w:hAnsi="Barlow Semi Condensed"/>
           <w:b/>
           <w:bCs/>
           <w:sz w:val="24"/>
@@ -7053,7 +7053,7 @@
       </w:r>
       <w:r>
         <w:rPr>
-          <w:rFonts w:ascii="Times New Roman" w:cs="Times New Roman" w:eastAsia="Times New Roman" w:hAnsi="Times New Roman"/>
+          <w:rFonts w:ascii="Barlow Semi Condensed" w:cs="Barlow Semi Condensed" w:eastAsia="Barlow Semi Condensed" w:hAnsi="Barlow Semi Condensed"/>
           <w:sz w:val="24"/>
           <w:szCs w:val="24"/>
         </w:rPr>
@@ -7061,7 +7061,7 @@
       </w:r>
       <w:r>
         <w:rPr>
-          <w:rFonts w:ascii="Times New Roman" w:cs="Times New Roman" w:eastAsia="Times New Roman" w:hAnsi="Times New Roman"/>
+          <w:rFonts w:ascii="Barlow Semi Condensed" w:cs="Barlow Semi Condensed" w:eastAsia="Barlow Semi Condensed" w:hAnsi="Barlow Semi Condensed"/>
           <w:b/>
           <w:bCs/>
           <w:sz w:val="24"/>
@@ -7071,7 +7071,7 @@
       </w:r>
       <w:r>
         <w:rPr>
-          <w:rFonts w:ascii="Times New Roman" w:cs="Times New Roman" w:eastAsia="Times New Roman" w:hAnsi="Times New Roman"/>
+          <w:rFonts w:ascii="Barlow Semi Condensed" w:cs="Barlow Semi Condensed" w:eastAsia="Barlow Semi Condensed" w:hAnsi="Barlow Semi Condensed"/>
           <w:sz w:val="24"/>
           <w:szCs w:val="24"/>
         </w:rPr>
@@ -7086,7 +7086,7 @@
       </w:pPr>
       <w:r>
         <w:rPr>
-          <w:rFonts w:ascii="Times New Roman" w:cs="Times New Roman" w:eastAsia="Times New Roman" w:hAnsi="Times New Roman"/>
+          <w:rFonts w:ascii="Barlow Semi Condensed" w:cs="Barlow Semi Condensed" w:eastAsia="Barlow Semi Condensed" w:hAnsi="Barlow Semi Condensed"/>
           <w:sz w:val="24"/>
           <w:szCs w:val="24"/>
         </w:rPr>
@@ -7094,7 +7094,7 @@
       </w:r>
       <w:r>
         <w:rPr>
-          <w:rFonts w:ascii="Times New Roman" w:cs="Times New Roman" w:eastAsia="Times New Roman" w:hAnsi="Times New Roman"/>
+          <w:rFonts w:ascii="Barlow Semi Condensed" w:cs="Barlow Semi Condensed" w:eastAsia="Barlow Semi Condensed" w:hAnsi="Barlow Semi Condensed"/>
           <w:b/>
           <w:bCs/>
           <w:sz w:val="24"/>
@@ -7104,7 +7104,7 @@
       </w:r>
       <w:r>
         <w:rPr>
-          <w:rFonts w:ascii="Times New Roman" w:cs="Times New Roman" w:eastAsia="Times New Roman" w:hAnsi="Times New Roman"/>
+          <w:rFonts w:ascii="Barlow Semi Condensed" w:cs="Barlow Semi Condensed" w:eastAsia="Barlow Semi Condensed" w:hAnsi="Barlow Semi Condensed"/>
           <w:sz w:val="24"/>
           <w:szCs w:val="24"/>
         </w:rPr>
@@ -7119,7 +7119,7 @@
       </w:pPr>
       <w:r>
         <w:rPr>
-          <w:rFonts w:ascii="Times New Roman" w:cs="Times New Roman" w:eastAsia="Times New Roman" w:hAnsi="Times New Roman"/>
+          <w:rFonts w:ascii="Barlow Semi Condensed" w:cs="Barlow Semi Condensed" w:eastAsia="Barlow Semi Condensed" w:hAnsi="Barlow Semi Condensed"/>
           <w:sz w:val="24"/>
           <w:szCs w:val="24"/>
         </w:rPr>
@@ -7127,7 +7127,7 @@
       </w:r>
       <w:r>
         <w:rPr>
-          <w:rFonts w:ascii="Times New Roman" w:cs="Times New Roman" w:eastAsia="Times New Roman" w:hAnsi="Times New Roman"/>
+          <w:rFonts w:ascii="Barlow Semi Condensed" w:cs="Barlow Semi Condensed" w:eastAsia="Barlow Semi Condensed" w:hAnsi="Barlow Semi Condensed"/>
           <w:b/>
           <w:bCs/>
           <w:sz w:val="24"/>
@@ -7137,7 +7137,7 @@
       </w:r>
       <w:r>
         <w:rPr>
-          <w:rFonts w:ascii="Times New Roman" w:cs="Times New Roman" w:eastAsia="Times New Roman" w:hAnsi="Times New Roman"/>
+          <w:rFonts w:ascii="Barlow Semi Condensed" w:cs="Barlow Semi Condensed" w:eastAsia="Barlow Semi Condensed" w:hAnsi="Barlow Semi Condensed"/>
           <w:sz w:val="24"/>
           <w:szCs w:val="24"/>
         </w:rPr>
@@ -7145,7 +7145,7 @@
       </w:r>
       <w:r>
         <w:rPr>
-          <w:rFonts w:ascii="Times New Roman" w:cs="Times New Roman" w:eastAsia="Times New Roman" w:hAnsi="Times New Roman"/>
+          <w:rFonts w:ascii="Barlow Semi Condensed" w:cs="Barlow Semi Condensed" w:eastAsia="Barlow Semi Condensed" w:hAnsi="Barlow Semi Condensed"/>
           <w:b/>
           <w:bCs/>
           <w:sz w:val="24"/>
@@ -7155,7 +7155,7 @@
       </w:r>
       <w:r>
         <w:rPr>
-          <w:rFonts w:ascii="Times New Roman" w:cs="Times New Roman" w:eastAsia="Times New Roman" w:hAnsi="Times New Roman"/>
+          <w:rFonts w:ascii="Barlow Semi Condensed" w:cs="Barlow Semi Condensed" w:eastAsia="Barlow Semi Condensed" w:hAnsi="Barlow Semi Condensed"/>
           <w:sz w:val="24"/>
           <w:szCs w:val="24"/>
         </w:rPr>
@@ -7170,7 +7170,7 @@
       </w:pPr>
       <w:r>
         <w:rPr>
-          <w:rFonts w:ascii="Times New Roman" w:cs="Times New Roman" w:eastAsia="Times New Roman" w:hAnsi="Times New Roman"/>
+          <w:rFonts w:ascii="Barlow Semi Condensed" w:cs="Barlow Semi Condensed" w:eastAsia="Barlow Semi Condensed" w:hAnsi="Barlow Semi Condensed"/>
           <w:sz w:val="24"/>
           <w:szCs w:val="24"/>
         </w:rPr>
@@ -7178,7 +7178,7 @@
       </w:r>
       <w:r>
         <w:rPr>
-          <w:rFonts w:ascii="Times New Roman" w:cs="Times New Roman" w:eastAsia="Times New Roman" w:hAnsi="Times New Roman"/>
+          <w:rFonts w:ascii="Barlow Semi Condensed" w:cs="Barlow Semi Condensed" w:eastAsia="Barlow Semi Condensed" w:hAnsi="Barlow Semi Condensed"/>
           <w:b/>
           <w:bCs/>
           <w:sz w:val="24"/>
@@ -7188,7 +7188,7 @@
       </w:r>
       <w:r>
         <w:rPr>
-          <w:rFonts w:ascii="Times New Roman" w:cs="Times New Roman" w:eastAsia="Times New Roman" w:hAnsi="Times New Roman"/>
+          <w:rFonts w:ascii="Barlow Semi Condensed" w:cs="Barlow Semi Condensed" w:eastAsia="Barlow Semi Condensed" w:hAnsi="Barlow Semi Condensed"/>
           <w:sz w:val="24"/>
           <w:szCs w:val="24"/>
         </w:rPr>
@@ -7202,7 +7202,7 @@
       </w:pPr>
       <w:r>
         <w:rPr>
-          <w:rFonts w:ascii="Times New Roman" w:cs="Times New Roman" w:eastAsia="Times New Roman" w:hAnsi="Times New Roman"/>
+          <w:rFonts w:ascii="Barlow Semi Condensed" w:cs="Barlow Semi Condensed" w:eastAsia="Barlow Semi Condensed" w:hAnsi="Barlow Semi Condensed"/>
           <w:sz w:val="24"/>
           <w:szCs w:val="24"/>
         </w:rPr>
@@ -7210,7 +7210,7 @@
       </w:r>
       <w:r>
         <w:rPr>
-          <w:rFonts w:ascii="Times New Roman" w:cs="Times New Roman" w:eastAsia="Times New Roman" w:hAnsi="Times New Roman"/>
+          <w:rFonts w:ascii="Barlow Semi Condensed" w:cs="Barlow Semi Condensed" w:eastAsia="Barlow Semi Condensed" w:hAnsi="Barlow Semi Condensed"/>
           <w:b/>
           <w:bCs/>
           <w:sz w:val="24"/>
@@ -7220,7 +7220,7 @@
       </w:r>
       <w:r>
         <w:rPr>
-          <w:rFonts w:ascii="Times New Roman" w:cs="Times New Roman" w:eastAsia="Times New Roman" w:hAnsi="Times New Roman"/>
+          <w:rFonts w:ascii="Barlow Semi Condensed" w:cs="Barlow Semi Condensed" w:eastAsia="Barlow Semi Condensed" w:hAnsi="Barlow Semi Condensed"/>
           <w:sz w:val="24"/>
           <w:szCs w:val="24"/>
         </w:rPr>
@@ -7234,7 +7234,7 @@
       </w:pPr>
       <w:r>
         <w:rPr>
-          <w:rFonts w:ascii="Times New Roman" w:cs="Times New Roman" w:eastAsia="Times New Roman" w:hAnsi="Times New Roman"/>
+          <w:rFonts w:ascii="Barlow Semi Condensed" w:cs="Barlow Semi Condensed" w:eastAsia="Barlow Semi Condensed" w:hAnsi="Barlow Semi Condensed"/>
           <w:sz w:val="24"/>
           <w:szCs w:val="24"/>
         </w:rPr>
@@ -7248,7 +7248,7 @@
       </w:pPr>
       <w:r>
         <w:rPr>
-          <w:rFonts w:ascii="Times New Roman" w:cs="Times New Roman" w:eastAsia="Times New Roman" w:hAnsi="Times New Roman"/>
+          <w:rFonts w:ascii="Barlow Semi Condensed" w:cs="Barlow Semi Condensed" w:eastAsia="Barlow Semi Condensed" w:hAnsi="Barlow Semi Condensed"/>
           <w:sz w:val="24"/>
           <w:szCs w:val="24"/>
         </w:rPr>
@@ -7256,7 +7256,7 @@
       </w:r>
       <w:r>
         <w:rPr>
-          <w:rFonts w:ascii="Times New Roman" w:cs="Times New Roman" w:eastAsia="Times New Roman" w:hAnsi="Times New Roman"/>
+          <w:rFonts w:ascii="Barlow Semi Condensed" w:cs="Barlow Semi Condensed" w:eastAsia="Barlow Semi Condensed" w:hAnsi="Barlow Semi Condensed"/>
           <w:b/>
           <w:bCs/>
           <w:sz w:val="24"/>
@@ -7266,7 +7266,7 @@
       </w:r>
       <w:r>
         <w:rPr>
-          <w:rFonts w:ascii="Times New Roman" w:cs="Times New Roman" w:eastAsia="Times New Roman" w:hAnsi="Times New Roman"/>
+          <w:rFonts w:ascii="Barlow Semi Condensed" w:cs="Barlow Semi Condensed" w:eastAsia="Barlow Semi Condensed" w:hAnsi="Barlow Semi Condensed"/>
           <w:sz w:val="24"/>
           <w:szCs w:val="24"/>
         </w:rPr>
@@ -7285,7 +7285,7 @@
       </w:pPr>
       <w:r>
         <w:rPr>
-          <w:rFonts w:ascii="Times New Roman" w:cs="Times New Roman" w:eastAsia="Times New Roman" w:hAnsi="Times New Roman"/>
+          <w:rFonts w:ascii="Barlow Semi Condensed" w:cs="Barlow Semi Condensed" w:eastAsia="Barlow Semi Condensed" w:hAnsi="Barlow Semi Condensed"/>
           <w:b/>
           <w:bCs/>
           <w:sz w:val="24"/>
@@ -7295,7 +7295,7 @@
       </w:r>
       <w:r>
         <w:rPr>
-          <w:rFonts w:ascii="Times New Roman" w:cs="Times New Roman" w:eastAsia="Times New Roman" w:hAnsi="Times New Roman"/>
+          <w:rFonts w:ascii="Barlow Semi Condensed" w:cs="Barlow Semi Condensed" w:eastAsia="Barlow Semi Condensed" w:hAnsi="Barlow Semi Condensed"/>
           <w:sz w:val="24"/>
           <w:szCs w:val="24"/>
         </w:rPr>
@@ -7314,7 +7314,7 @@
       </w:pPr>
       <w:r>
         <w:rPr>
-          <w:rFonts w:ascii="Times New Roman" w:cs="Times New Roman" w:eastAsia="Times New Roman" w:hAnsi="Times New Roman"/>
+          <w:rFonts w:ascii="Barlow Semi Condensed" w:cs="Barlow Semi Condensed" w:eastAsia="Barlow Semi Condensed" w:hAnsi="Barlow Semi Condensed"/>
           <w:b/>
           <w:bCs/>
           <w:sz w:val="24"/>
@@ -7324,7 +7324,7 @@
       </w:r>
       <w:r>
         <w:rPr>
-          <w:rFonts w:ascii="Times New Roman" w:cs="Times New Roman" w:eastAsia="Times New Roman" w:hAnsi="Times New Roman"/>
+          <w:rFonts w:ascii="Barlow Semi Condensed" w:cs="Barlow Semi Condensed" w:eastAsia="Barlow Semi Condensed" w:hAnsi="Barlow Semi Condensed"/>
           <w:sz w:val="24"/>
           <w:szCs w:val="24"/>
         </w:rPr>
@@ -7343,7 +7343,7 @@
       </w:pPr>
       <w:r>
         <w:rPr>
-          <w:rFonts w:ascii="Times New Roman" w:cs="Times New Roman" w:eastAsia="Times New Roman" w:hAnsi="Times New Roman"/>
+          <w:rFonts w:ascii="Barlow Semi Condensed" w:cs="Barlow Semi Condensed" w:eastAsia="Barlow Semi Condensed" w:hAnsi="Barlow Semi Condensed"/>
           <w:b/>
           <w:bCs/>
           <w:sz w:val="24"/>
@@ -7353,7 +7353,7 @@
       </w:r>
       <w:r>
         <w:rPr>
-          <w:rFonts w:ascii="Times New Roman" w:cs="Times New Roman" w:eastAsia="Times New Roman" w:hAnsi="Times New Roman"/>
+          <w:rFonts w:ascii="Barlow Semi Condensed" w:cs="Barlow Semi Condensed" w:eastAsia="Barlow Semi Condensed" w:hAnsi="Barlow Semi Condensed"/>
           <w:sz w:val="24"/>
           <w:szCs w:val="24"/>
         </w:rPr>
@@ -7372,7 +7372,7 @@
       </w:pPr>
       <w:r>
         <w:rPr>
-          <w:rFonts w:ascii="Times New Roman" w:cs="Times New Roman" w:eastAsia="Times New Roman" w:hAnsi="Times New Roman"/>
+          <w:rFonts w:ascii="Barlow Semi Condensed" w:cs="Barlow Semi Condensed" w:eastAsia="Barlow Semi Condensed" w:hAnsi="Barlow Semi Condensed"/>
           <w:b/>
           <w:bCs/>
           <w:sz w:val="24"/>
@@ -7382,7 +7382,7 @@
       </w:r>
       <w:r>
         <w:rPr>
-          <w:rFonts w:ascii="Times New Roman" w:cs="Times New Roman" w:eastAsia="Times New Roman" w:hAnsi="Times New Roman"/>
+          <w:rFonts w:ascii="Barlow Semi Condensed" w:cs="Barlow Semi Condensed" w:eastAsia="Barlow Semi Condensed" w:hAnsi="Barlow Semi Condensed"/>
           <w:sz w:val="24"/>
           <w:szCs w:val="24"/>
         </w:rPr>
@@ -7396,7 +7396,7 @@
       </w:pPr>
       <w:r>
         <w:rPr>
-          <w:rFonts w:ascii="Times New Roman" w:cs="Times New Roman" w:eastAsia="Times New Roman" w:hAnsi="Times New Roman"/>
+          <w:rFonts w:ascii="Barlow Semi Condensed" w:cs="Barlow Semi Condensed" w:eastAsia="Barlow Semi Condensed" w:hAnsi="Barlow Semi Condensed"/>
           <w:sz w:val="24"/>
           <w:szCs w:val="24"/>
         </w:rPr>
@@ -7404,7 +7404,7 @@
       </w:r>
       <w:r>
         <w:rPr>
-          <w:rFonts w:ascii="Times New Roman" w:cs="Times New Roman" w:eastAsia="Times New Roman" w:hAnsi="Times New Roman"/>
+          <w:rFonts w:ascii="Barlow Semi Condensed" w:cs="Barlow Semi Condensed" w:eastAsia="Barlow Semi Condensed" w:hAnsi="Barlow Semi Condensed"/>
           <w:b/>
           <w:bCs/>
           <w:sz w:val="24"/>
@@ -7414,7 +7414,7 @@
       </w:r>
       <w:r>
         <w:rPr>
-          <w:rFonts w:ascii="Times New Roman" w:cs="Times New Roman" w:eastAsia="Times New Roman" w:hAnsi="Times New Roman"/>
+          <w:rFonts w:ascii="Barlow Semi Condensed" w:cs="Barlow Semi Condensed" w:eastAsia="Barlow Semi Condensed" w:hAnsi="Barlow Semi Condensed"/>
           <w:sz w:val="24"/>
           <w:szCs w:val="24"/>
         </w:rPr>
@@ -7422,7 +7422,7 @@
       </w:r>
       <w:r>
         <w:rPr>
-          <w:rFonts w:ascii="Times New Roman" w:cs="Times New Roman" w:eastAsia="Times New Roman" w:hAnsi="Times New Roman"/>
+          <w:rFonts w:ascii="Barlow Semi Condensed" w:cs="Barlow Semi Condensed" w:eastAsia="Barlow Semi Condensed" w:hAnsi="Barlow Semi Condensed"/>
           <w:i/>
           <w:iCs/>
           <w:sz w:val="24"/>
@@ -7432,7 +7432,7 @@
       </w:r>
       <w:r>
         <w:rPr>
-          <w:rFonts w:ascii="Times New Roman" w:cs="Times New Roman" w:eastAsia="Times New Roman" w:hAnsi="Times New Roman"/>
+          <w:rFonts w:ascii="Barlow Semi Condensed" w:cs="Barlow Semi Condensed" w:eastAsia="Barlow Semi Condensed" w:hAnsi="Barlow Semi Condensed"/>
           <w:sz w:val="24"/>
           <w:szCs w:val="24"/>
         </w:rPr>
@@ -7454,7 +7454,7 @@
       </w:pPr>
       <w:r>
         <w:rPr>
-          <w:rFonts w:ascii="Times New Roman" w:cs="Times New Roman" w:eastAsia="Times New Roman" w:hAnsi="Times New Roman"/>
+          <w:rFonts w:ascii="Barlow Semi Condensed" w:cs="Barlow Semi Condensed" w:eastAsia="Barlow Semi Condensed" w:hAnsi="Barlow Semi Condensed"/>
           <w:i/>
           <w:iCs/>
           <w:sz w:val="24"/>
@@ -7464,7 +7464,7 @@
       </w:r>
       <w:r>
         <w:rPr>
-          <w:rFonts w:ascii="Times New Roman" w:cs="Times New Roman" w:eastAsia="Times New Roman" w:hAnsi="Times New Roman"/>
+          <w:rFonts w:ascii="Barlow Semi Condensed" w:cs="Barlow Semi Condensed" w:eastAsia="Barlow Semi Condensed" w:hAnsi="Barlow Semi Condensed"/>
           <w:sz w:val="24"/>
           <w:szCs w:val="24"/>
         </w:rPr>
@@ -7486,7 +7486,7 @@
       </w:pPr>
       <w:r>
         <w:rPr>
-          <w:rFonts w:ascii="Times New Roman" w:cs="Times New Roman" w:eastAsia="Times New Roman" w:hAnsi="Times New Roman"/>
+          <w:rFonts w:ascii="Barlow Semi Condensed" w:cs="Barlow Semi Condensed" w:eastAsia="Barlow Semi Condensed" w:hAnsi="Barlow Semi Condensed"/>
           <w:i/>
           <w:iCs/>
           <w:sz w:val="24"/>
@@ -7683,7 +7683,7 @@
   <w:docDefaults>
     <w:rPrDefault>
       <w:rPr>
-        <w:rFonts w:ascii="Times New Roman" w:cs="Times New Roman" w:eastAsia="Times New Roman" w:hAnsi="Times New Roman"/>
+        <w:rFonts w:ascii="Barlow Semi Condensed" w:cs="Barlow Semi Condensed" w:eastAsia="Barlow Semi Condensed" w:hAnsi="Barlow Semi Condensed"/>
         <w:sz w:val="24"/>
         <w:szCs w:val="24"/>
       </w:rPr>
@@ -7870,7 +7870,7 @@
       <w:spacing w:after="120" w:before="240"/>
     </w:pPr>
     <w:rPr>
-      <w:rFonts w:ascii="Times New Roman" w:cs="Times New Roman" w:eastAsia="Times New Roman" w:hAnsi="Times New Roman"/>
+      <w:rFonts w:ascii="Barlow Semi Condensed" w:cs="Barlow Semi Condensed" w:eastAsia="Barlow Semi Condensed" w:hAnsi="Barlow Semi Condensed"/>
       <w:b/>
       <w:bCs/>
       <w:color w:val="1F3864"/>
@@ -7887,7 +7887,7 @@
       <w:spacing w:after="100" w:before="200"/>
     </w:pPr>
     <w:rPr>
-      <w:rFonts w:ascii="Times New Roman" w:cs="Times New Roman" w:eastAsia="Times New Roman" w:hAnsi="Times New Roman"/>
+      <w:rFonts w:ascii="Barlow Semi Condensed" w:cs="Barlow Semi Condensed" w:eastAsia="Barlow Semi Condensed" w:hAnsi="Barlow Semi Condensed"/>
       <w:b/>
       <w:bCs/>
       <w:color w:val="1F3864"/>
@@ -7904,7 +7904,7 @@
       <w:spacing w:after="80" w:before="160"/>
     </w:pPr>
     <w:rPr>
-      <w:rFonts w:ascii="Times New Roman" w:cs="Times New Roman" w:eastAsia="Times New Roman" w:hAnsi="Times New Roman"/>
+      <w:rFonts w:ascii="Barlow Semi Condensed" w:cs="Barlow Semi Condensed" w:eastAsia="Barlow Semi Condensed" w:hAnsi="Barlow Semi Condensed"/>
       <w:b/>
       <w:bCs/>
       <w:i/>
